--- a/briefings/线口监测午报-2026-08-10.docx
+++ b/briefings/线口监测午报-2026-08-10.docx
@@ -22,7 +22,7 @@
           <w:color w:val="888888"/>
           <w:sz w:val="18"/>
         </w:rPr>
-        <w:t>监测窗口:近48小时 | 生成时间:2026-08-10 13:12</w:t>
+        <w:t>监测窗口:近48小时 | 生成时间:2026-08-10 14:02</w:t>
       </w:r>
     </w:p>
     <w:p>
@@ -61,7 +61,7 @@
           <w:rFonts w:ascii="Times New Roman" w:hAnsi="Times New Roman" w:eastAsia="宋体"/>
           <w:sz w:val="21"/>
         </w:rPr>
-        <w:t>全球首个！龙眼荔枝杂交新品种“脆蜜”今年终于上市，38 元一斤——华南农业大学育成全球首个龙眼荔枝杂交品种‘脆蜜’，已于8月9日在广州从化鳌头镇举行现场观摩会并启动上市，定价38元/斤，兼具龙眼清甜与荔枝多汁特性，属岭南特色农业突破性成果。(IT之家)</w:t>
+        <w:t>全网预约5000万、定档9月，王者IP新作又炸场了——腾讯《王者荣耀》IP新游《王者万象棋》官宣定档9月，全网预约量破5000万，融合MOBA策略与棋盘对战玩法，依托王者庞大用户基础与广州研发团队支撑，有望成为暑期档现象级产品。(GameLook)</w:t>
       </w:r>
     </w:p>
     <w:p>
@@ -76,9 +76,18 @@
       <w:r>
         <w:rPr>
           <w:rFonts w:ascii="Times New Roman" w:hAnsi="Times New Roman" w:eastAsia="宋体"/>
+          <w:b/>
+          <w:color w:val="41D87E"/>
           <w:sz w:val="21"/>
         </w:rPr>
-        <w:t>阿里千问开放平台上线，租房租车、寄快递等服务可对话办理——千问开放平台正式上线，支持手机、PC、AI眼镜三端接入，首批接入顺丰速运、自如租房、天鹅到家等十余个本地生活与服务场景，用户可通过自然语言对话直接办理租房、寄快递、家政预约等高频民生服务。(IT之家)</w:t>
+        <w:t>【本地】</w:t>
+      </w:r>
+      <w:r>
+        <w:rPr>
+          <w:rFonts w:ascii="Times New Roman" w:hAnsi="Times New Roman" w:eastAsia="宋体"/>
+          <w:sz w:val="21"/>
+        </w:rPr>
+        <w:t>全球首个！龙眼荔枝杂交新品种“脆蜜”今年终于上市，38元一斤——由华南农业大学育成的全球首个龙眼荔枝杂交品种‘脆蜜’在广州从化举行现场观摩会并正式上市，售价38元/斤，兼具龙眼清甜与荔枝多汁特性，已获国家植物新品种授权，标志岭南特色水果种业创新重大突破。(IT之家)</w:t>
       </w:r>
     </w:p>
     <w:p>
@@ -95,7 +104,7 @@
           <w:rFonts w:ascii="Times New Roman" w:hAnsi="Times New Roman" w:eastAsia="宋体"/>
           <w:sz w:val="21"/>
         </w:rPr>
-        <w:t>千问开放平台上线！手机PC眼镜三端覆盖：@一下就能租房租车、寄快递——阿里千问开放平台完成三端（APP/PC/AI眼镜）统一接入，支持‘@一下’调用第三方服务；顺丰、自如、联想乐享等首批伙伴已落地，标志着大模型从工具迈向‘操作系统级’服务中枢。(Bing新闻)</w:t>
+        <w:t>阿里千问开放平台上线，租房租车、寄快递等服务可对话办理——千问开放平台正式上线，支持手机、PC及AI眼镜三端接入，首批接入顺丰、自如、链家等十余领域服务商，用户可通过自然语言对话完成租房、租车、寄快递等高频本地生活服务，标志大模型从工具走向服务中枢。(IT之家)</w:t>
       </w:r>
     </w:p>
     <w:p>
@@ -112,24 +121,7 @@
           <w:rFonts w:ascii="Times New Roman" w:hAnsi="Times New Roman" w:eastAsia="宋体"/>
           <w:sz w:val="21"/>
         </w:rPr>
-        <w:t>宇树科技今日启动申购：中签率远低于长鑫，中一签或赚 20 万——杭州宇树科技（Unitree）于8月10日启动A股IPO申购，机构测算中签率仅万分之二至三，显著低于长鑫存储；作为全球四足机器人出货量第一企业，其上市标志国产具身智能硬件进入资本加速期。(IT之家)</w:t>
-      </w:r>
-    </w:p>
-    <w:p>
-      <w:r>
-        <w:rPr>
-          <w:rFonts w:ascii="Times New Roman" w:hAnsi="Times New Roman" w:eastAsia="宋体"/>
-          <w:b/>
-          <w:sz w:val="21"/>
-        </w:rPr>
-        <w:t xml:space="preserve">5. </w:t>
-      </w:r>
-      <w:r>
-        <w:rPr>
-          <w:rFonts w:ascii="Times New Roman" w:hAnsi="Times New Roman" w:eastAsia="宋体"/>
-          <w:sz w:val="21"/>
-        </w:rPr>
-        <w:t>钟睒睒认为电商平台消灭了中间商却成了更霸道的“中间商”，必须限制权力——农夫山泉创始人钟睒睒在央视《对话》栏目中直言电商平台已成为‘更霸道的中间商’，呼吁限制其权力；观点直击平台经济治理核心矛盾，呼应近期国家强化平台合规监管趋势。(IT之家)</w:t>
+        <w:t>千问开放平台上线！手机PC眼镜三端覆盖：@一下就能租房租车、寄快递——阿里千问开放平台官宣覆盖APP、PC、AI眼镜三端，用户通过@调用即可完成租房、租车、寄快递等服务，顺丰、自如等首批伙伴已接入，推动大模型从‘问答工具’向‘服务操作系统’演进。(Bing新闻)</w:t>
       </w:r>
     </w:p>
     <w:p>
@@ -179,7 +171,7 @@
     </w:p>
     <w:p>
       <w:r>
-        <w:t>千问开放平台正式上线，支持手机、PC、AI眼镜三端接入，首批接入顺丰速运、自如租房、天鹅到家等十余个本地生活与服务场景，用户可通过自然语言对话直接办理租房、寄快递、家政预约等高频民生服务。</w:t>
+        <w:t>千问开放平台正式上线，支持手机、PC及AI眼镜三端接入，首批接入顺丰、自如、链家等十余领域服务商，用户可通过自然语言对话完成租房、租车、寄快递等高频本地生活服务，标志大模型从工具走向服务中枢。</w:t>
       </w:r>
     </w:p>
     <w:p>
@@ -189,7 +181,7 @@
           <w:i/>
           <w:sz w:val="21"/>
         </w:rPr>
-        <w:t>角度建议:聚焦‘AI+政务服务’落地实效，可联动广州‘穗智管’平台对比调研，探访广州天河区AI政务自助终端是否已接入千问能力</w:t>
+        <w:t>角度建议:聚焦广州本地生活服务商接入进展（如自如广州站、顺丰华南枢纽），采访用户实测体验与政务场景延伸可能</w:t>
       </w:r>
     </w:p>
     <w:p>
@@ -245,7 +237,7 @@
     </w:p>
     <w:p>
       <w:r>
-        <w:t>阿里千问开放平台完成三端（APP/PC/AI眼镜）统一接入，支持‘@一下’调用第三方服务；顺丰、自如、联想乐享等首批伙伴已落地，标志着大模型从工具迈向‘操作系统级’服务中枢。</w:t>
+        <w:t>阿里千问开放平台官宣覆盖APP、PC、AI眼镜三端，用户通过@调用即可完成租房、租车、寄快递等服务，顺丰、自如等首批伙伴已接入，推动大模型从‘问答工具’向‘服务操作系统’演进。</w:t>
       </w:r>
     </w:p>
     <w:p>
@@ -255,7 +247,7 @@
           <w:i/>
           <w:sz w:val="21"/>
         </w:rPr>
-        <w:t>角度建议:可实地体验广州地铁站、北京路商圈AI眼镜导购试点，验证千问服务在本地生活场景中的可用性与用户体验</w:t>
+        <w:t>角度建议:重点核查广州自如服务团队是否已接入该平台，并测试其在广佛同城化场景下的跨城租房响应效率</w:t>
       </w:r>
     </w:p>
     <w:p>
@@ -294,6 +286,70 @@
           <w:b/>
           <w:sz w:val="24"/>
         </w:rPr>
+        <w:t>吴声年度演讲首提“AI眼镜”，乐奇Rokid成全场焦点</w:t>
+      </w:r>
+    </w:p>
+    <w:p>
+      <w:r>
+        <w:rPr>
+          <w:rFonts w:ascii="Times New Roman" w:hAnsi="Times New Roman" w:eastAsia="宋体"/>
+          <w:color w:val="888888"/>
+          <w:sz w:val="18"/>
+        </w:rPr>
+        <w:t>来源:Bing新闻 | 时间:08-08 19:04</w:t>
+      </w:r>
+    </w:p>
+    <w:p>
+      <w:r>
+        <w:t>场景实验室创始人吴声在香港演讲中首次系统阐述‘AI眼镜’作为下一代交互入口的价值逻辑，Rokid乐奇因自然交互体验成为焦点；其技术路径强调‘无感计算’与‘环境感知’，区别于纯AR显示路线。</w:t>
+      </w:r>
+    </w:p>
+    <w:p>
+      <w:r>
+        <w:rPr>
+          <w:rFonts w:ascii="Times New Roman" w:hAnsi="Times New Roman" w:eastAsia="宋体"/>
+          <w:i/>
+          <w:sz w:val="21"/>
+        </w:rPr>
+        <w:t>角度建议:深挖Rokid广州研发中心技术贡献，对比华为Vision Glass、雷鸟Max在湾区政企市场的落地节奏</w:t>
+      </w:r>
+    </w:p>
+    <w:p>
+      <w:r>
+        <w:rPr>
+          <w:rFonts w:ascii="Times New Roman" w:hAnsi="Times New Roman" w:eastAsia="宋体"/>
+          <w:sz w:val="18"/>
+        </w:rPr>
+        <w:t>链接:</w:t>
+      </w:r>
+      <w:hyperlink r:id="rId11">
+        <w:r>
+          <w:rPr>
+            <w:color w:val="0563C1"/>
+            <w:u w:val="single"/>
+          </w:rPr>
+          <w:t>吴声年度演讲首提“AI眼镜”，乐奇Rokid成全场焦点</w:t>
+        </w:r>
+      </w:hyperlink>
+    </w:p>
+    <w:p>
+      <w:pPr>
+        <w:pStyle w:val="Heading3"/>
+      </w:pPr>
+      <w:r>
+        <w:rPr>
+          <w:rFonts w:ascii="Times New Roman" w:hAnsi="Times New Roman" w:eastAsia="黑体"/>
+          <w:b/>
+          <w:sz w:val="24"/>
+        </w:rPr>
+        <w:t>【B级·关注】</w:t>
+      </w:r>
+      <w:r>
+        <w:rPr>
+          <w:rFonts w:ascii="Times New Roman" w:hAnsi="Times New Roman" w:eastAsia="黑体"/>
+          <w:b/>
+          <w:sz w:val="24"/>
+        </w:rPr>
         <w:t>DeepSeek真在招聘游戏开发！游戏引擎公司老板吐槽：“为何都想做游戏”？</w:t>
       </w:r>
     </w:p>
@@ -309,7 +365,7 @@
     </w:p>
     <w:p>
       <w:r>
-        <w:t>AGI头部企业DeepSeek启动游戏开发岗位招聘，引发行业对‘大模型公司跨界入局游戏’现象的热议；背后折射出游戏作为多模态交互试验场、AI Agent训练沙盒的战略价值提升。</w:t>
+        <w:t>AGI公司DeepSeek近期密集招聘游戏开发人才，引发行业热议；有引擎公司负责人调侃‘连做AGI的都想做游戏’，折射出游戏作为AI技术最佳训练场与商业化出口的双重价值，也暴露人才争夺白热化。</w:t>
       </w:r>
     </w:p>
     <w:p>
@@ -319,7 +375,7 @@
           <w:i/>
           <w:sz w:val="21"/>
         </w:rPr>
-        <w:t>角度建议:可采访广州网易雷火、西山居等本土游戏厂商，探讨其与本地AI企业（如云从、极飞）在AI NPC、智能剧情生成等方向的合作探索</w:t>
+        <w:t>角度建议:联系广州趣丸、四三九九等游戏厂商，了解其与DeepSeek等大模型公司在NPC行为生成、剧情生成上的合作意向</w:t>
       </w:r>
     </w:p>
     <w:p>
@@ -330,7 +386,7 @@
         </w:rPr>
         <w:t>链接:</w:t>
       </w:r>
-      <w:hyperlink r:id="rId11">
+      <w:hyperlink r:id="rId12">
         <w:r>
           <w:rPr>
             <w:color w:val="0563C1"/>
@@ -358,7 +414,7 @@
           <w:b/>
           <w:sz w:val="24"/>
         </w:rPr>
-        <w:t>小米 2027 届全球校园招聘启动：AI 相关岗位需求增长 50%，产研类占比 70%</w:t>
+        <w:t>Linux内核曝出18年历史漏洞SCTPhantom：存在于SCTP网络通信功能中、可提权控制宿主机</w:t>
       </w:r>
     </w:p>
     <w:p>
@@ -368,12 +424,12 @@
           <w:color w:val="888888"/>
           <w:sz w:val="18"/>
         </w:rPr>
-        <w:t>来源:IT之家 | 时间:08-10 11:56</w:t>
+        <w:t>来源:IT之家 | 时间:08-10 13:45</w:t>
       </w:r>
     </w:p>
     <w:p>
       <w:r>
-        <w:t>小米启动2027届校招，AI相关岗位需求同比激增50%，产研类岗位占比达70%；释放出AI人才争夺白热化信号，凸显大模型应用层企业对算法、多模态、端侧推理等复合型人才的迫切需求。</w:t>
+        <w:t>腾讯朱雀实验室披露Linux内核SCTP协议存在编号CVE-2026-64564的高危漏洞SCTPhantom，可导致远程提权，影响所有启用SCTP的服务器与云平台，修复补丁已发布，凸显开源安全治理紧迫性。</w:t>
       </w:r>
     </w:p>
     <w:p>
@@ -383,7 +439,7 @@
           <w:i/>
           <w:sz w:val="21"/>
         </w:rPr>
-        <w:t>角度建议:可走访广州大学城高校（中山大学、华南理工），调研AI专业毕业生流向及小米广州研发中心（琶洲）招聘动态，呈现湾区AI人才生态</w:t>
+        <w:t>角度建议:联系广州云服务商如易捷行云，核实其云平台SCTP服务启用情况与补丁部署进度</w:t>
       </w:r>
     </w:p>
     <w:p>
@@ -394,13 +450,13 @@
         </w:rPr>
         <w:t>链接:</w:t>
       </w:r>
-      <w:hyperlink r:id="rId12">
+      <w:hyperlink r:id="rId13">
         <w:r>
           <w:rPr>
             <w:color w:val="0563C1"/>
             <w:u w:val="single"/>
           </w:rPr>
-          <w:t>小米 2027 届全球校园招聘启动：AI 相关岗位需求增长 50%，产研类占比 70%</w:t>
+          <w:t>Linux内核曝出18年历史漏洞SCTPhantom：存在于SCTP网络通信功能中、可提权控制宿主机</w:t>
         </w:r>
       </w:hyperlink>
     </w:p>
@@ -437,7 +493,7 @@
     </w:p>
     <w:p>
       <w:r>
-        <w:t>阿维塔副总裁雍军公开表示与华为乾崑智驾合作是‘当下最优解’而非‘必要项’，强调自身差异化能力；反映车企在智驾技术路线选择上正从‘单点依赖’转向‘多源可控’战略思维。</w:t>
+        <w:t>阿维塔副总裁雍军公开表示与华为乾崑智驾合作是‘当下最优解’而非永久绑定，强调自研差异化能力；释放车企在智驾技术路线选择上的话语权回归信号，对华为ADS生态构成潜在变量。</w:t>
       </w:r>
     </w:p>
     <w:p>
@@ -447,71 +503,7 @@
           <w:i/>
           <w:sz w:val="21"/>
         </w:rPr>
-        <w:t>角度建议:可对比广汽埃安与华为、小鹏与英伟达等合作模式，分析广州车企在AI智驾‘自主可控’与‘快速落地’间的平衡逻辑</w:t>
-      </w:r>
-    </w:p>
-    <w:p>
-      <w:r>
-        <w:rPr>
-          <w:rFonts w:ascii="Times New Roman" w:hAnsi="Times New Roman" w:eastAsia="宋体"/>
-          <w:sz w:val="18"/>
-        </w:rPr>
-        <w:t>链接:</w:t>
-      </w:r>
-      <w:hyperlink r:id="rId13">
-        <w:r>
-          <w:rPr>
-            <w:color w:val="0563C1"/>
-            <w:u w:val="single"/>
-          </w:rPr>
-          <w:t>阿维塔副总裁雍军不认为和华为的合作模式是“必要项”，当下最优解不代表永远绑定</w:t>
-        </w:r>
-      </w:hyperlink>
-    </w:p>
-    <w:p>
-      <w:pPr>
-        <w:pStyle w:val="Heading3"/>
-      </w:pPr>
-      <w:r>
-        <w:rPr>
-          <w:rFonts w:ascii="Times New Roman" w:hAnsi="Times New Roman" w:eastAsia="黑体"/>
-          <w:b/>
-          <w:sz w:val="24"/>
-        </w:rPr>
-        <w:t>【B级·关注】</w:t>
-      </w:r>
-      <w:r>
-        <w:rPr>
-          <w:rFonts w:ascii="Times New Roman" w:hAnsi="Times New Roman" w:eastAsia="黑体"/>
-          <w:b/>
-          <w:sz w:val="24"/>
-        </w:rPr>
-        <w:t>我国的全球最快高铁 CR450 列车完成 60 万公里运用考核</w:t>
-      </w:r>
-    </w:p>
-    <w:p>
-      <w:r>
-        <w:rPr>
-          <w:rFonts w:ascii="Times New Roman" w:hAnsi="Times New Roman" w:eastAsia="宋体"/>
-          <w:color w:val="888888"/>
-          <w:sz w:val="18"/>
-        </w:rPr>
-        <w:t>来源:IT之家 | 时间:08-10 13:00</w:t>
-      </w:r>
-    </w:p>
-    <w:p>
-      <w:r>
-        <w:t>中国中车研制的CR450动车组样车已完成60万公里运用考核，为世界最高速度等级高铁系统；其智能感知、主动安全等AI子系统经受高强度验证，是交通领域大模型垂直应用的重要载体。</w:t>
-      </w:r>
-    </w:p>
-    <w:p>
-      <w:r>
-        <w:rPr>
-          <w:rFonts w:ascii="Times New Roman" w:hAnsi="Times New Roman" w:eastAsia="宋体"/>
-          <w:i/>
-          <w:sz w:val="21"/>
-        </w:rPr>
-        <w:t>角度建议:可联系广铁集团及广州南站，了解CR450未来是否规划在广深港高铁线路上开展联调联试</w:t>
+        <w:t>角度建议:对比广州小鹏、深圳比亚迪在智驾自研与合作间的平衡策略，研判粤系车企技术主权意识</w:t>
       </w:r>
     </w:p>
     <w:p>
@@ -528,239 +520,7 @@
             <w:color w:val="0563C1"/>
             <w:u w:val="single"/>
           </w:rPr>
-          <w:t>我国的全球最快高铁 CR450 列车完成 60 万公里运用考核</w:t>
-        </w:r>
-      </w:hyperlink>
-    </w:p>
-    <w:p>
-      <w:pPr>
-        <w:pStyle w:val="Heading3"/>
-      </w:pPr>
-      <w:r>
-        <w:rPr>
-          <w:rFonts w:ascii="Times New Roman" w:hAnsi="Times New Roman" w:eastAsia="黑体"/>
-          <w:b/>
-          <w:sz w:val="24"/>
-        </w:rPr>
-        <w:t>【B级·关注|本地】</w:t>
-      </w:r>
-      <w:r>
-        <w:rPr>
-          <w:rFonts w:ascii="Times New Roman" w:hAnsi="Times New Roman" w:eastAsia="黑体"/>
-          <w:b/>
-          <w:sz w:val="24"/>
-        </w:rPr>
-        <w:t>小鹏集团升级商业秘密合规管理：新增员工入离职生命周期管理</w:t>
-      </w:r>
-    </w:p>
-    <w:p>
-      <w:r>
-        <w:rPr>
-          <w:rFonts w:ascii="Times New Roman" w:hAnsi="Times New Roman" w:eastAsia="宋体"/>
-          <w:color w:val="888888"/>
-          <w:sz w:val="18"/>
-        </w:rPr>
-        <w:t>来源:IT之家 | 时间:08-10 10:08</w:t>
-      </w:r>
-    </w:p>
-    <w:p>
-      <w:r>
-        <w:t>小鹏集团发布新版《商业秘密合规管理制度》，首次将保密管理延伸至员工入职、在职、离职全周期；凸显AI车企在核心技术保护、竞业限制与人才流动间的制度创新。</w:t>
-      </w:r>
-    </w:p>
-    <w:p>
-      <w:r>
-        <w:rPr>
-          <w:rFonts w:ascii="Times New Roman" w:hAnsi="Times New Roman" w:eastAsia="宋体"/>
-          <w:i/>
-          <w:sz w:val="21"/>
-        </w:rPr>
-        <w:t>角度建议:可专访小鹏汽车广州总部法务团队，解析其在自动驾驶算法、座舱大模型等核心资产上的分级保密机制</w:t>
-      </w:r>
-    </w:p>
-    <w:p>
-      <w:r>
-        <w:rPr>
-          <w:rFonts w:ascii="Times New Roman" w:hAnsi="Times New Roman" w:eastAsia="宋体"/>
-          <w:sz w:val="18"/>
-        </w:rPr>
-        <w:t>链接:</w:t>
-      </w:r>
-      <w:hyperlink r:id="rId15">
-        <w:r>
-          <w:rPr>
-            <w:color w:val="0563C1"/>
-            <w:u w:val="single"/>
-          </w:rPr>
-          <w:t>小鹏集团升级商业秘密合规管理：新增员工入离职生命周期管理</w:t>
-        </w:r>
-      </w:hyperlink>
-    </w:p>
-    <w:p>
-      <w:pPr>
-        <w:pStyle w:val="Heading3"/>
-      </w:pPr>
-      <w:r>
-        <w:rPr>
-          <w:rFonts w:ascii="Times New Roman" w:hAnsi="Times New Roman" w:eastAsia="黑体"/>
-          <w:b w:val="0"/>
-          <w:color w:val="888888"/>
-          <w:sz w:val="24"/>
-        </w:rPr>
-        <w:t>【C级·参考】</w:t>
-      </w:r>
-      <w:r>
-        <w:rPr>
-          <w:rFonts w:ascii="Times New Roman" w:hAnsi="Times New Roman" w:eastAsia="黑体"/>
-          <w:b w:val="0"/>
-          <w:color w:val="888888"/>
-          <w:sz w:val="24"/>
-        </w:rPr>
-        <w:t>微软确认暂不为 Win11 加入透明效果自定义功能，建议用户使用第三方工具</w:t>
-      </w:r>
-    </w:p>
-    <w:p>
-      <w:r>
-        <w:rPr>
-          <w:rFonts w:ascii="Times New Roman" w:hAnsi="Times New Roman" w:eastAsia="宋体"/>
-          <w:color w:val="888888"/>
-          <w:sz w:val="18"/>
-        </w:rPr>
-        <w:t>来源:IT之家 | 时间:08-10 12:38</w:t>
-      </w:r>
-    </w:p>
-    <w:p>
-      <w:r>
-        <w:t>微软明确表示短期内不会在Windows 11原生支持macOS式透明效果自定义，转而推荐Windhawk等第三方工具；折射出大厂在UI个性化与系统稳定性间的审慎权衡。</w:t>
-      </w:r>
-    </w:p>
-    <w:p>
-      <w:r>
-        <w:rPr>
-          <w:rFonts w:ascii="Times New Roman" w:hAnsi="Times New Roman" w:eastAsia="宋体"/>
-          <w:sz w:val="18"/>
-        </w:rPr>
-        <w:t>链接:</w:t>
-      </w:r>
-      <w:hyperlink r:id="rId16">
-        <w:r>
-          <w:rPr>
-            <w:color w:val="0563C1"/>
-            <w:u w:val="single"/>
-          </w:rPr>
-          <w:t>微软确认暂不为 Win11 加入透明效果自定义功能，建议用户使用第三方工具</w:t>
-        </w:r>
-      </w:hyperlink>
-    </w:p>
-    <w:p>
-      <w:pPr>
-        <w:pStyle w:val="Heading3"/>
-      </w:pPr>
-      <w:r>
-        <w:rPr>
-          <w:rFonts w:ascii="Times New Roman" w:hAnsi="Times New Roman" w:eastAsia="黑体"/>
-          <w:b w:val="0"/>
-          <w:color w:val="888888"/>
-          <w:sz w:val="24"/>
-        </w:rPr>
-        <w:t>【C级·参考】</w:t>
-      </w:r>
-      <w:r>
-        <w:rPr>
-          <w:rFonts w:ascii="Times New Roman" w:hAnsi="Times New Roman" w:eastAsia="黑体"/>
-          <w:b w:val="0"/>
-          <w:color w:val="888888"/>
-          <w:sz w:val="24"/>
-        </w:rPr>
-        <w:t>诺兰导演新作《奥德赛》发布中国独家预告，8 月 14 日上映</w:t>
-      </w:r>
-    </w:p>
-    <w:p>
-      <w:r>
-        <w:rPr>
-          <w:rFonts w:ascii="Times New Roman" w:hAnsi="Times New Roman" w:eastAsia="宋体"/>
-          <w:color w:val="888888"/>
-          <w:sz w:val="18"/>
-        </w:rPr>
-        <w:t>来源:IT之家 | 时间:08-10 11:42</w:t>
-      </w:r>
-    </w:p>
-    <w:p>
-      <w:r>
-        <w:t>诺兰新片《奥德赛》定档8月14日全国上映，全片采用IMAX胶片摄影机拍摄；虽属影视范畴，但其AI辅助特效制作流程、沉浸式音画技术对广州超高清视频产业具启示意义。</w:t>
-      </w:r>
-    </w:p>
-    <w:p>
-      <w:r>
-        <w:rPr>
-          <w:rFonts w:ascii="Times New Roman" w:hAnsi="Times New Roman" w:eastAsia="宋体"/>
-          <w:sz w:val="18"/>
-        </w:rPr>
-        <w:t>链接:</w:t>
-      </w:r>
-      <w:hyperlink r:id="rId17">
-        <w:r>
-          <w:rPr>
-            <w:color w:val="0563C1"/>
-            <w:u w:val="single"/>
-          </w:rPr>
-          <w:t>诺兰导演新作《奥德赛》发布中国独家预告，8 月 14 日上映</w:t>
-        </w:r>
-      </w:hyperlink>
-    </w:p>
-    <w:p>
-      <w:pPr>
-        <w:pStyle w:val="Heading3"/>
-      </w:pPr>
-      <w:r>
-        <w:rPr>
-          <w:rFonts w:ascii="Times New Roman" w:hAnsi="Times New Roman" w:eastAsia="黑体"/>
-          <w:b w:val="0"/>
-          <w:color w:val="888888"/>
-          <w:sz w:val="24"/>
-        </w:rPr>
-        <w:t>【C级·参考】</w:t>
-      </w:r>
-      <w:r>
-        <w:rPr>
-          <w:rFonts w:ascii="Times New Roman" w:hAnsi="Times New Roman" w:eastAsia="黑体"/>
-          <w:b w:val="0"/>
-          <w:color w:val="888888"/>
-          <w:sz w:val="24"/>
-        </w:rPr>
-        <w:t>曝诺奖得主哈萨比斯曾有意离开谷歌母公司 Alphabet</w:t>
-      </w:r>
-    </w:p>
-    <w:p>
-      <w:r>
-        <w:rPr>
-          <w:rFonts w:ascii="Times New Roman" w:hAnsi="Times New Roman" w:eastAsia="宋体"/>
-          <w:color w:val="888888"/>
-          <w:sz w:val="18"/>
-        </w:rPr>
-        <w:t>来源:IT之家 | 时间:08-10 11:29</w:t>
-      </w:r>
-    </w:p>
-    <w:p>
-      <w:r>
-        <w:t>2024年诺奖得主Demis Hassabis被曝曾在Alphabet近期AI高管变动前有意离职；事件折射顶级AI科学家在商业巨头与独立研究机构间的张力，关乎基础研究与产业落地的平衡命题。</w:t>
-      </w:r>
-    </w:p>
-    <w:p>
-      <w:r>
-        <w:rPr>
-          <w:rFonts w:ascii="Times New Roman" w:hAnsi="Times New Roman" w:eastAsia="宋体"/>
-          <w:sz w:val="18"/>
-        </w:rPr>
-        <w:t>链接:</w:t>
-      </w:r>
-      <w:hyperlink r:id="rId18">
-        <w:r>
-          <w:rPr>
-            <w:color w:val="0563C1"/>
-            <w:u w:val="single"/>
-          </w:rPr>
-          <w:t>曝诺奖得主哈萨比斯曾有意离开谷歌母公司 Alphabet</w:t>
+          <w:t>阿维塔副总裁雍军不认为和华为的合作模式是“必要项”，当下最优解不代表永远绑定</w:t>
         </w:r>
       </w:hyperlink>
     </w:p>
@@ -784,19 +544,17 @@
         <w:rPr>
           <w:rFonts w:ascii="Times New Roman" w:hAnsi="Times New Roman" w:eastAsia="黑体"/>
           <w:b/>
-          <w:color w:val="41D87E"/>
           <w:sz w:val="24"/>
         </w:rPr>
-        <w:t>【A级·线索】</w:t>
+        <w:t>【B级·关注】</w:t>
       </w:r>
       <w:r>
         <w:rPr>
           <w:rFonts w:ascii="Times New Roman" w:hAnsi="Times New Roman" w:eastAsia="黑体"/>
           <w:b/>
-          <w:color w:val="41D87E"/>
           <w:sz w:val="24"/>
         </w:rPr>
-        <w:t>宇树科技今日启动申购：中签率远低于长鑫，中一签或赚 20 万</w:t>
+        <w:t>大疆错失宇树数十亿市值引热议：曾是最大外部股东，2019年退出</w:t>
       </w:r>
     </w:p>
     <w:p>
@@ -806,12 +564,12 @@
           <w:color w:val="888888"/>
           <w:sz w:val="18"/>
         </w:rPr>
-        <w:t>来源:IT之家 | 时间:08-10 09:25</w:t>
+        <w:t>来源:IT之家 | 时间:08-10 13:26</w:t>
       </w:r>
     </w:p>
     <w:p>
       <w:r>
-        <w:t>杭州宇树科技（Unitree）于8月10日启动A股IPO申购，机构测算中签率仅万分之二至三，显著低于长鑫存储；作为全球四足机器人出货量第一企业，其上市标志国产具身智能硬件进入资本加速期。</w:t>
+        <w:t>宇树科技启动A股申购，发行价150.80元/股，上市市值约609.93亿元，成‘人形机器人第一股’；大疆曾为最大外部股东但于2019年退出，引发对国产机器人生态布局与资本路径的深度反思。</w:t>
       </w:r>
     </w:p>
     <w:p>
@@ -821,7 +579,7 @@
           <w:i/>
           <w:sz w:val="21"/>
         </w:rPr>
-        <w:t>角度建议:可联动广州黄埔‘粤港澳大湾区智能装备产业园’，调研本地机器人企业（如云鲸、优必选华南总部）与宇树在供应链、场景落地上的协同可能</w:t>
+        <w:t>角度建议:联动广州黄埔区机器人产业园、深圳优必选等湾区企业，对比分析粤港机器人产业资本协同现状与错位风险</w:t>
       </w:r>
     </w:p>
     <w:p>
@@ -832,13 +590,13 @@
         </w:rPr>
         <w:t>链接:</w:t>
       </w:r>
-      <w:hyperlink r:id="rId19">
+      <w:hyperlink r:id="rId15">
         <w:r>
           <w:rPr>
             <w:color w:val="0563C1"/>
             <w:u w:val="single"/>
           </w:rPr>
-          <w:t>宇树科技今日启动申购：中签率远低于长鑫，中一签或赚 20 万</w:t>
+          <w:t>大疆错失宇树数十亿市值引热议：曾是最大外部股东，2019年退出</w:t>
         </w:r>
       </w:hyperlink>
     </w:p>
@@ -875,7 +633,7 @@
     </w:p>
     <w:p>
       <w:r>
-        <w:t>Figure AI、Sunday Robotics等估值数十亿美元的机器人公司集体将‘叠衣服’作为家用机器人商业化突破口；该任务兼具动作复杂性与家庭刚需性，被视为检验通用机器人实用性的关键‘门槛’。</w:t>
+        <w:t>Figure AI、Sunday Robotics等全球头部家用机器人公司正将‘叠衣服’作为技术落地突破口，因其涵盖视觉识别、柔性抓取、空间推理等核心AI能力，且直击家庭高频痛点，融资总额达数十亿美元，预示服务机器人商业化拐点临近。</w:t>
       </w:r>
     </w:p>
     <w:p>
@@ -885,7 +643,7 @@
           <w:i/>
           <w:sz w:val="21"/>
         </w:rPr>
-        <w:t>角度建议:可联系广州高校机器人实验室（如广工、暨大），探讨‘叠衣’任务对灵巧手、触觉反馈、小样本学习等技术的倒逼作用</w:t>
+        <w:t>角度建议:采访广州机器人企业云从科技、小鹏汇天在家庭场景的技术路线差异，对比‘叠衣’与‘扫地’‘送餐’的产业化优先级</w:t>
       </w:r>
     </w:p>
     <w:p>
@@ -896,13 +654,141 @@
         </w:rPr>
         <w:t>链接:</w:t>
       </w:r>
-      <w:hyperlink r:id="rId20">
+      <w:hyperlink r:id="rId16">
         <w:r>
           <w:rPr>
             <w:color w:val="0563C1"/>
             <w:u w:val="single"/>
           </w:rPr>
           <w:t>数十亿美元机器人公司，为何都盯上了叠衣服</w:t>
+        </w:r>
+      </w:hyperlink>
+    </w:p>
+    <w:p>
+      <w:pPr>
+        <w:pStyle w:val="Heading3"/>
+      </w:pPr>
+      <w:r>
+        <w:rPr>
+          <w:rFonts w:ascii="Times New Roman" w:hAnsi="Times New Roman" w:eastAsia="黑体"/>
+          <w:b/>
+          <w:sz w:val="24"/>
+        </w:rPr>
+        <w:t>【B级·关注】</w:t>
+      </w:r>
+      <w:r>
+        <w:rPr>
+          <w:rFonts w:ascii="Times New Roman" w:hAnsi="Times New Roman" w:eastAsia="黑体"/>
+          <w:b/>
+          <w:sz w:val="24"/>
+        </w:rPr>
+        <w:t>中兴TOPFLOW“直播神器”便携聚合网络设备发售：高通X75芯片、支持自插卡使用，2999元起</w:t>
+      </w:r>
+    </w:p>
+    <w:p>
+      <w:r>
+        <w:rPr>
+          <w:rFonts w:ascii="Times New Roman" w:hAnsi="Times New Roman" w:eastAsia="宋体"/>
+          <w:color w:val="888888"/>
+          <w:sz w:val="18"/>
+        </w:rPr>
+        <w:t>来源:IT之家 | 时间:08-10 10:27</w:t>
+      </w:r>
+    </w:p>
+    <w:p>
+      <w:r>
+        <w:t>中兴推出面向移动直播与户外办公的TOPFLOW‘直播神器’，搭载高通X75芯片，支持4G/5G双模自插卡、多路聚合网络，内置AI降噪与画质增强，定价2999元起，填补专业级便携直播硬件市场空白。</w:t>
+      </w:r>
+    </w:p>
+    <w:p>
+      <w:r>
+        <w:rPr>
+          <w:rFonts w:ascii="Times New Roman" w:hAnsi="Times New Roman" w:eastAsia="宋体"/>
+          <w:i/>
+          <w:sz w:val="21"/>
+        </w:rPr>
+        <w:t>角度建议:走访广州番禺直播电商基地，验证其在‘村播’‘跨境直播’等本地高频场景的稳定性与带宽优势</w:t>
+      </w:r>
+    </w:p>
+    <w:p>
+      <w:r>
+        <w:rPr>
+          <w:rFonts w:ascii="Times New Roman" w:hAnsi="Times New Roman" w:eastAsia="宋体"/>
+          <w:sz w:val="18"/>
+        </w:rPr>
+        <w:t>链接:</w:t>
+      </w:r>
+      <w:hyperlink r:id="rId17">
+        <w:r>
+          <w:rPr>
+            <w:color w:val="0563C1"/>
+            <w:u w:val="single"/>
+          </w:rPr>
+          <w:t>中兴TOPFLOW“直播神器”便携聚合网络设备发售：高通X75芯片、支持自插卡使用，2999元起</w:t>
+        </w:r>
+      </w:hyperlink>
+    </w:p>
+    <w:p>
+      <w:pPr>
+        <w:pStyle w:val="Heading3"/>
+      </w:pPr>
+      <w:r>
+        <w:rPr>
+          <w:rFonts w:ascii="Times New Roman" w:hAnsi="Times New Roman" w:eastAsia="黑体"/>
+          <w:b/>
+          <w:sz w:val="24"/>
+        </w:rPr>
+        <w:t>【B级·关注】</w:t>
+      </w:r>
+      <w:r>
+        <w:rPr>
+          <w:rFonts w:ascii="Times New Roman" w:hAnsi="Times New Roman" w:eastAsia="黑体"/>
+          <w:b/>
+          <w:sz w:val="24"/>
+        </w:rPr>
+        <w:t>小米2027届全球校园招聘启动：AI相关岗位需求增长50%，产研类占比70%</w:t>
+      </w:r>
+    </w:p>
+    <w:p>
+      <w:r>
+        <w:rPr>
+          <w:rFonts w:ascii="Times New Roman" w:hAnsi="Times New Roman" w:eastAsia="宋体"/>
+          <w:color w:val="888888"/>
+          <w:sz w:val="18"/>
+        </w:rPr>
+        <w:t>来源:IT之家 | 时间:08-10 11:56</w:t>
+      </w:r>
+    </w:p>
+    <w:p>
+      <w:r>
+        <w:t>小米启动2027届校招，AI相关岗位需求同比增50%，产研类岗位占总招聘70%，重点布局大模型、机器人、智能座舱方向；释放国产科技企业加码前沿技术研发、构建自主人才梯队的明确信号。</w:t>
+      </w:r>
+    </w:p>
+    <w:p>
+      <w:r>
+        <w:rPr>
+          <w:rFonts w:ascii="Times New Roman" w:hAnsi="Times New Roman" w:eastAsia="宋体"/>
+          <w:i/>
+          <w:sz w:val="21"/>
+        </w:rPr>
+        <w:t>角度建议:对接华南理工、中山大学计算机学院，梳理粤籍毕业生投递小米AI岗的地域偏好与培养衔接机制</w:t>
+      </w:r>
+    </w:p>
+    <w:p>
+      <w:r>
+        <w:rPr>
+          <w:rFonts w:ascii="Times New Roman" w:hAnsi="Times New Roman" w:eastAsia="宋体"/>
+          <w:sz w:val="18"/>
+        </w:rPr>
+        <w:t>链接:</w:t>
+      </w:r>
+      <w:hyperlink r:id="rId18">
+        <w:r>
+          <w:rPr>
+            <w:color w:val="0563C1"/>
+            <w:u w:val="single"/>
+          </w:rPr>
+          <w:t>小米2027届全球校园招聘启动：AI相关岗位需求增长50%，产研类占比70%</w:t>
         </w:r>
       </w:hyperlink>
     </w:p>
@@ -936,71 +822,7 @@
           <w:b/>
           <w:sz w:val="24"/>
         </w:rPr>
-        <w:t>实测对比：特斯拉 FSD v14.3.4 行人突发响应仅 0.45 秒，较 v14 Lite 快 30.7%</w:t>
-      </w:r>
-    </w:p>
-    <w:p>
-      <w:r>
-        <w:rPr>
-          <w:rFonts w:ascii="Times New Roman" w:hAnsi="Times New Roman" w:eastAsia="宋体"/>
-          <w:color w:val="888888"/>
-          <w:sz w:val="18"/>
-        </w:rPr>
-        <w:t>来源:IT之家 | 时间:08-10 09:24</w:t>
-      </w:r>
-    </w:p>
-    <w:p>
-      <w:r>
-        <w:t>第三方实测显示特斯拉FSD v14.3.4在模拟行人突入场景下响应时间仅0.45秒，显著优于Lite版本；该升级反映城市复杂路况AI决策能力跃升，对国内智驾系统迭代具强参照价值。</w:t>
-      </w:r>
-    </w:p>
-    <w:p>
-      <w:r>
-        <w:rPr>
-          <w:rFonts w:ascii="Times New Roman" w:hAnsi="Times New Roman" w:eastAsia="宋体"/>
-          <w:i/>
-          <w:sz w:val="21"/>
-        </w:rPr>
-        <w:t>角度建议:可对比小鹏XNGP、华为ADS 3.0在广州黄埔、南沙测试路段的同类场景响应数据，突出大湾区智驾‘真实路测’进展</w:t>
-      </w:r>
-    </w:p>
-    <w:p>
-      <w:r>
-        <w:rPr>
-          <w:rFonts w:ascii="Times New Roman" w:hAnsi="Times New Roman" w:eastAsia="宋体"/>
-          <w:sz w:val="18"/>
-        </w:rPr>
-        <w:t>链接:</w:t>
-      </w:r>
-      <w:hyperlink r:id="rId21">
-        <w:r>
-          <w:rPr>
-            <w:color w:val="0563C1"/>
-            <w:u w:val="single"/>
-          </w:rPr>
-          <w:t>实测对比：特斯拉 FSD v14.3.4 行人突发响应仅 0.45 秒，较 v14 Lite 快 30.7%</w:t>
-        </w:r>
-      </w:hyperlink>
-    </w:p>
-    <w:p>
-      <w:pPr>
-        <w:pStyle w:val="Heading3"/>
-      </w:pPr>
-      <w:r>
-        <w:rPr>
-          <w:rFonts w:ascii="Times New Roman" w:hAnsi="Times New Roman" w:eastAsia="黑体"/>
-          <w:b/>
-          <w:sz w:val="24"/>
-        </w:rPr>
-        <w:t>【B级·关注】</w:t>
-      </w:r>
-      <w:r>
-        <w:rPr>
-          <w:rFonts w:ascii="Times New Roman" w:hAnsi="Times New Roman" w:eastAsia="黑体"/>
-          <w:b/>
-          <w:sz w:val="24"/>
-        </w:rPr>
-        <w:t>长安启源激光版车型老用户全部免费 OTA 升级至天枢领航 Pro</w:t>
+        <w:t>长安启源激光版车型老用户全部免费OTA升级至天枢领航Pro</w:t>
       </w:r>
     </w:p>
     <w:p>
@@ -1015,7 +837,7 @@
     </w:p>
     <w:p>
       <w:r>
-        <w:t>长安启源宣布激光雷达版车型用户可免费OTA升级至天枢领航Pro系统，涵盖城市NOA、跨层记忆泊车等功能；升级周期覆盖2026年10-12月，体现车企对存量用户智驾体验的持续投入。</w:t>
+        <w:t>长安启源宣布对激光雷达版全系车主免费推送‘天枢领航Pro’智驾系统OTA升级，覆盖2026年10月起分批次推送，功能强化城市NOA与无图智驾能力，体现车企对存量用户智能资产持续赋能的新范式。</w:t>
       </w:r>
     </w:p>
     <w:p>
@@ -1025,7 +847,7 @@
           <w:i/>
           <w:sz w:val="21"/>
         </w:rPr>
-        <w:t>角度建议:可调研广州长安启源门店及车主社群，评估升级后功能在珠江新城、广州南站等复杂城区的可用性</w:t>
+        <w:t>角度建议:调研广州广汽埃安、小鹏智驾中心对类似升级策略的响应，关注广东智能网联汽车OTA监管备案动态</w:t>
       </w:r>
     </w:p>
     <w:p>
@@ -1036,13 +858,77 @@
         </w:rPr>
         <w:t>链接:</w:t>
       </w:r>
-      <w:hyperlink r:id="rId22">
+      <w:hyperlink r:id="rId19">
         <w:r>
           <w:rPr>
             <w:color w:val="0563C1"/>
             <w:u w:val="single"/>
           </w:rPr>
-          <w:t>长安启源激光版车型老用户全部免费 OTA 升级至天枢领航 Pro</w:t>
+          <w:t>长安启源激光版车型老用户全部免费OTA升级至天枢领航Pro</w:t>
+        </w:r>
+      </w:hyperlink>
+    </w:p>
+    <w:p>
+      <w:pPr>
+        <w:pStyle w:val="Heading3"/>
+      </w:pPr>
+      <w:r>
+        <w:rPr>
+          <w:rFonts w:ascii="Times New Roman" w:hAnsi="Times New Roman" w:eastAsia="黑体"/>
+          <w:b/>
+          <w:sz w:val="24"/>
+        </w:rPr>
+        <w:t>【B级·关注|本地】</w:t>
+      </w:r>
+      <w:r>
+        <w:rPr>
+          <w:rFonts w:ascii="Times New Roman" w:hAnsi="Times New Roman" w:eastAsia="黑体"/>
+          <w:b/>
+          <w:sz w:val="24"/>
+        </w:rPr>
+        <w:t>我国的全球最快高铁CR450列车完成60万公里运用考核</w:t>
+      </w:r>
+    </w:p>
+    <w:p>
+      <w:r>
+        <w:rPr>
+          <w:rFonts w:ascii="Times New Roman" w:hAnsi="Times New Roman" w:eastAsia="宋体"/>
+          <w:color w:val="888888"/>
+          <w:sz w:val="18"/>
+        </w:rPr>
+        <w:t>来源:IT之家 | 时间:08-10 13:00</w:t>
+      </w:r>
+    </w:p>
+    <w:p>
+      <w:r>
+        <w:t>中国中车研制的CR450动车组样车完成60万公里运用考核，验证其450km/h持续运营可靠性，为京沪、广深等干线提速奠定基础；考核数据将支撑国铁集团2027年线路试验计划。</w:t>
+      </w:r>
+    </w:p>
+    <w:p>
+      <w:r>
+        <w:rPr>
+          <w:rFonts w:ascii="Times New Roman" w:hAnsi="Times New Roman" w:eastAsia="宋体"/>
+          <w:i/>
+          <w:sz w:val="21"/>
+        </w:rPr>
+        <w:t>角度建议:聚焦广深港高铁是否列入首批CR450试验线路，采访广州局集团及佛山、东莞沿线站点升级准备</w:t>
+      </w:r>
+    </w:p>
+    <w:p>
+      <w:r>
+        <w:rPr>
+          <w:rFonts w:ascii="Times New Roman" w:hAnsi="Times New Roman" w:eastAsia="宋体"/>
+          <w:sz w:val="18"/>
+        </w:rPr>
+        <w:t>链接:</w:t>
+      </w:r>
+      <w:hyperlink r:id="rId20">
+        <w:r>
+          <w:rPr>
+            <w:color w:val="0563C1"/>
+            <w:u w:val="single"/>
+          </w:rPr>
+          <w:t>我国的全球最快高铁CR450列车完成60万公里运用考核</w:t>
         </w:r>
       </w:hyperlink>
     </w:p>
@@ -1081,7 +967,119 @@
     </w:p>
     <w:p>
       <w:r>
-        <w:t>现代汽车联合威亚、工程建设公司在京畿道公寓启动全球首个自动泊车机器人商用试点，通过机器人搬运车辆实现立体车位调度；技术路径与国内无人代客泊车方案形成差异化对照。</w:t>
+        <w:t>现代汽车联合现代威亚等在韩国京畿道公寓启动全球首个泊车机器人商用试点，实现车辆自动入库、充电、调度全流程无人化，技术方案可适配立体车库与老旧小区改造场景，为国内智慧停车提供跨境参照。</w:t>
+      </w:r>
+    </w:p>
+    <w:p>
+      <w:r>
+        <w:rPr>
+          <w:rFonts w:ascii="Times New Roman" w:hAnsi="Times New Roman" w:eastAsia="宋体"/>
+          <w:sz w:val="18"/>
+        </w:rPr>
+        <w:t>链接:</w:t>
+      </w:r>
+      <w:hyperlink r:id="rId21">
+        <w:r>
+          <w:rPr>
+            <w:color w:val="0563C1"/>
+            <w:u w:val="single"/>
+          </w:rPr>
+          <w:t>现代汽车在韩国启动首个公寓楼泊车机器人试点</w:t>
+        </w:r>
+      </w:hyperlink>
+    </w:p>
+    <w:p>
+      <w:pPr>
+        <w:pStyle w:val="Heading3"/>
+      </w:pPr>
+      <w:r>
+        <w:rPr>
+          <w:rFonts w:ascii="Times New Roman" w:hAnsi="Times New Roman" w:eastAsia="黑体"/>
+          <w:b w:val="0"/>
+          <w:color w:val="888888"/>
+          <w:sz w:val="24"/>
+        </w:rPr>
+        <w:t>【C级·参考】</w:t>
+      </w:r>
+      <w:r>
+        <w:rPr>
+          <w:rFonts w:ascii="Times New Roman" w:hAnsi="Times New Roman" w:eastAsia="黑体"/>
+          <w:b w:val="0"/>
+          <w:color w:val="888888"/>
+          <w:sz w:val="24"/>
+        </w:rPr>
+        <w:t>全新奇瑞捷途山海L7 PLUS将于8月18日上市，有望搭载猎鹰700智驾</w:t>
+      </w:r>
+    </w:p>
+    <w:p>
+      <w:r>
+        <w:rPr>
+          <w:rFonts w:ascii="Times New Roman" w:hAnsi="Times New Roman" w:eastAsia="宋体"/>
+          <w:color w:val="888888"/>
+          <w:sz w:val="18"/>
+        </w:rPr>
+        <w:t>来源:IT之家 | 时间:08-10 13:24</w:t>
+      </w:r>
+    </w:p>
+    <w:p>
+      <w:r>
+        <w:t>奇瑞捷途山海L7 PLUS将于8月18日上市，预计搭载猎鹰700智能驾驶系统，支持城市NOA与自动泊车；作为面向年轻家庭的混动SUV，其智驾配置对标小鹏G6，加剧20万元级市场技术竞争。</w:t>
+      </w:r>
+    </w:p>
+    <w:p>
+      <w:r>
+        <w:rPr>
+          <w:rFonts w:ascii="Times New Roman" w:hAnsi="Times New Roman" w:eastAsia="宋体"/>
+          <w:sz w:val="18"/>
+        </w:rPr>
+        <w:t>链接:</w:t>
+      </w:r>
+      <w:hyperlink r:id="rId22">
+        <w:r>
+          <w:rPr>
+            <w:color w:val="0563C1"/>
+            <w:u w:val="single"/>
+          </w:rPr>
+          <w:t>全新奇瑞捷途山海L7 PLUS将于8月18日上市，有望搭载猎鹰700智驾</w:t>
+        </w:r>
+      </w:hyperlink>
+    </w:p>
+    <w:p>
+      <w:pPr>
+        <w:pStyle w:val="Heading3"/>
+      </w:pPr>
+      <w:r>
+        <w:rPr>
+          <w:rFonts w:ascii="Times New Roman" w:hAnsi="Times New Roman" w:eastAsia="黑体"/>
+          <w:b w:val="0"/>
+          <w:color w:val="888888"/>
+          <w:sz w:val="24"/>
+        </w:rPr>
+        <w:t>【C级·参考】</w:t>
+      </w:r>
+      <w:r>
+        <w:rPr>
+          <w:rFonts w:ascii="Times New Roman" w:hAnsi="Times New Roman" w:eastAsia="黑体"/>
+          <w:b w:val="0"/>
+          <w:color w:val="888888"/>
+          <w:sz w:val="24"/>
+        </w:rPr>
+        <w:t>欧盟IRIS²卫星互联网规划扩展至348颗卫星，目标2029年前首次发射</w:t>
+      </w:r>
+    </w:p>
+    <w:p>
+      <w:r>
+        <w:rPr>
+          <w:rFonts w:ascii="Times New Roman" w:hAnsi="Times New Roman" w:eastAsia="宋体"/>
+          <w:color w:val="888888"/>
+          <w:sz w:val="18"/>
+        </w:rPr>
+        <w:t>来源:IT之家 | 时间:08-10 11:49</w:t>
+      </w:r>
+    </w:p>
+    <w:p>
+      <w:r>
+        <w:t>欧盟签署IRIS²卫星星座实施协议，规模扩至348颗，覆盖通信、导航、遥感，目标2029年前首发；该计划与我国星网工程形成竞合关系，或将影响粤港澳大湾区低空经济与应急通信基建路径。</w:t>
       </w:r>
     </w:p>
     <w:p>
@@ -1098,7 +1096,7 @@
             <w:color w:val="0563C1"/>
             <w:u w:val="single"/>
           </w:rPr>
-          <w:t>现代汽车在韩国启动首个公寓楼泊车机器人试点</w:t>
+          <w:t>欧盟IRIS²卫星互联网规划扩展至348颗卫星，目标2029年前首次发射</w:t>
         </w:r>
       </w:hyperlink>
     </w:p>
@@ -1122,16 +1120,78 @@
         <w:rPr>
           <w:rFonts w:ascii="Times New Roman" w:hAnsi="Times New Roman" w:eastAsia="黑体"/>
           <w:b/>
-          <w:color w:val="41D87E"/>
           <w:sz w:val="24"/>
         </w:rPr>
-        <w:t>【A级·线索】</w:t>
+        <w:t>【B级·关注】</w:t>
       </w:r>
       <w:r>
         <w:rPr>
           <w:rFonts w:ascii="Times New Roman" w:hAnsi="Times New Roman" w:eastAsia="黑体"/>
           <w:b/>
-          <w:color w:val="41D87E"/>
+          <w:sz w:val="24"/>
+        </w:rPr>
+        <w:t>最会买鸿蒙版2.70上架：订单微信提醒、悬浮底栏、三方登录、比价高返</w:t>
+      </w:r>
+    </w:p>
+    <w:p>
+      <w:r>
+        <w:rPr>
+          <w:rFonts w:ascii="Times New Roman" w:hAnsi="Times New Roman" w:eastAsia="宋体"/>
+          <w:color w:val="888888"/>
+          <w:sz w:val="18"/>
+        </w:rPr>
+        <w:t>来源:IT之家 | 时间:08-10 13:55</w:t>
+      </w:r>
+    </w:p>
+    <w:p>
+      <w:r>
+        <w:t>专注购物返利的‘最会买’鸿蒙原生应用2.70版本上线，新增商品识别弹窗、微信订单实时提醒、悬浮底栏快捷比价等功能，支持淘宝、京东、拼多多、美团外卖、滴滴出行等20+平台，凸显鸿蒙生态商业服务能力跃升。</w:t>
+      </w:r>
+    </w:p>
+    <w:p>
+      <w:r>
+        <w:rPr>
+          <w:rFonts w:ascii="Times New Roman" w:hAnsi="Times New Roman" w:eastAsia="宋体"/>
+          <w:i/>
+          <w:sz w:val="21"/>
+        </w:rPr>
+        <w:t>角度建议:走访广州天河商圈直播基地，验证鸿蒙版在本地生活服务（如美团外卖、滴滴）返利落地实效</w:t>
+      </w:r>
+    </w:p>
+    <w:p>
+      <w:r>
+        <w:rPr>
+          <w:rFonts w:ascii="Times New Roman" w:hAnsi="Times New Roman" w:eastAsia="宋体"/>
+          <w:sz w:val="18"/>
+        </w:rPr>
+        <w:t>链接:</w:t>
+      </w:r>
+      <w:hyperlink r:id="rId24">
+        <w:r>
+          <w:rPr>
+            <w:color w:val="0563C1"/>
+            <w:u w:val="single"/>
+          </w:rPr>
+          <w:t>最会买鸿蒙版2.70上架：订单微信提醒、悬浮底栏、三方登录、比价高返</w:t>
+        </w:r>
+      </w:hyperlink>
+    </w:p>
+    <w:p>
+      <w:pPr>
+        <w:pStyle w:val="Heading3"/>
+      </w:pPr>
+      <w:r>
+        <w:rPr>
+          <w:rFonts w:ascii="Times New Roman" w:hAnsi="Times New Roman" w:eastAsia="黑体"/>
+          <w:b/>
+          <w:sz w:val="24"/>
+        </w:rPr>
+        <w:t>【B级·关注|本地】</w:t>
+      </w:r>
+      <w:r>
+        <w:rPr>
+          <w:rFonts w:ascii="Times New Roman" w:hAnsi="Times New Roman" w:eastAsia="黑体"/>
+          <w:b/>
           <w:sz w:val="24"/>
         </w:rPr>
         <w:t>钟睒睒认为电商平台消灭了中间商却成了更霸道的“中间商”，必须限制权力</w:t>
@@ -1149,7 +1209,7 @@
     </w:p>
     <w:p>
       <w:r>
-        <w:t>农夫山泉创始人钟睒睒在央视《对话》栏目中直言电商平台已成为‘更霸道的中间商’，呼吁限制其权力；观点直击平台经济治理核心矛盾，呼应近期国家强化平台合规监管趋势。</w:t>
+        <w:t>农夫山泉创始人钟睒睒在央视《对话》中直言电商平台本质是‘更霸道的中间商’，呼吁限制其权力；其观点呼应广东中小食品企业对平台抽佣、流量分配不公的长期诉求，引发对本地供应链话语权的再思考。</w:t>
       </w:r>
     </w:p>
     <w:p>
@@ -1159,71 +1219,7 @@
           <w:i/>
           <w:sz w:val="21"/>
         </w:rPr>
-        <w:t>角度建议:可深挖广州白云区化妆品、番禺珠宝等产业带商家对‘平台抽佣’‘流量成本’的真实反馈，对比拼多多‘低价战略’与抖音电商‘内容即货架’对广东中小工厂的影响</w:t>
-      </w:r>
-    </w:p>
-    <w:p>
-      <w:r>
-        <w:rPr>
-          <w:rFonts w:ascii="Times New Roman" w:hAnsi="Times New Roman" w:eastAsia="宋体"/>
-          <w:sz w:val="18"/>
-        </w:rPr>
-        <w:t>链接:</w:t>
-      </w:r>
-      <w:hyperlink r:id="rId24">
-        <w:r>
-          <w:rPr>
-            <w:color w:val="0563C1"/>
-            <w:u w:val="single"/>
-          </w:rPr>
-          <w:t>钟睒睒认为电商平台消灭了中间商却成了更霸道的“中间商”，必须限制权力</w:t>
-        </w:r>
-      </w:hyperlink>
-    </w:p>
-    <w:p>
-      <w:pPr>
-        <w:pStyle w:val="Heading3"/>
-      </w:pPr>
-      <w:r>
-        <w:rPr>
-          <w:rFonts w:ascii="Times New Roman" w:hAnsi="Times New Roman" w:eastAsia="黑体"/>
-          <w:b/>
-          <w:sz w:val="24"/>
-        </w:rPr>
-        <w:t>【B级·关注】</w:t>
-      </w:r>
-      <w:r>
-        <w:rPr>
-          <w:rFonts w:ascii="Times New Roman" w:hAnsi="Times New Roman" w:eastAsia="黑体"/>
-          <w:b/>
-          <w:sz w:val="24"/>
-        </w:rPr>
-        <w:t>中兴 TOPFLOW“直播神器”便携聚合网络设备发售：高通 X75 芯片、支持自插卡使用，2999 元起</w:t>
-      </w:r>
-    </w:p>
-    <w:p>
-      <w:r>
-        <w:rPr>
-          <w:rFonts w:ascii="Times New Roman" w:hAnsi="Times New Roman" w:eastAsia="宋体"/>
-          <w:color w:val="888888"/>
-          <w:sz w:val="18"/>
-        </w:rPr>
-        <w:t>来源:IT之家 | 时间:08-10 10:27</w:t>
-      </w:r>
-    </w:p>
-    <w:p>
-      <w:r>
-        <w:t>中兴推出面向移动直播场景的TOPFLOW便携聚合网络设备，搭载高通X75芯片，支持多运营商SIM卡聚合提速；售价2999元起，瞄准户外创作者、电商主播对稳定高清回传的刚性需求。</w:t>
-      </w:r>
-    </w:p>
-    <w:p>
-      <w:r>
-        <w:rPr>
-          <w:rFonts w:ascii="Times New Roman" w:hAnsi="Times New Roman" w:eastAsia="宋体"/>
-          <w:i/>
-          <w:sz w:val="21"/>
-        </w:rPr>
-        <w:t>角度建议:可走访广州十三行、沙河服装批发市场直播基地，验证该设备在弱网环境（如老城区、地下商场）的实际表现</w:t>
+        <w:t>角度建议:专访广州白云区食品电商产业园、东莞酱油产业集群代表，梳理粤企‘去平台化’私域运营案例</w:t>
       </w:r>
     </w:p>
     <w:p>
@@ -1240,7 +1236,7 @@
             <w:color w:val="0563C1"/>
             <w:u w:val="single"/>
           </w:rPr>
-          <w:t>中兴 TOPFLOW“直播神器”便携聚合网络设备发售：高通 X75 芯片、支持自插卡使用，2999 元起</w:t>
+          <w:t>钟睒睒认为电商平台消灭了中间商却成了更霸道的“中间商”，必须限制权力</w:t>
         </w:r>
       </w:hyperlink>
     </w:p>
@@ -1277,7 +1273,7 @@
     </w:p>
     <w:p>
       <w:r>
-        <w:t>抖音举办‘戏谑的边界与伤害’研讨会，首次向法学、心理学等领域专家开放网暴案例评审，探讨玩梗式网暴识别标准与治理边界；标志平台内容治理从‘事后处置’转向‘事前共识构建’。</w:t>
+        <w:t>抖音在北京举办‘戏谑的边界与伤害’研讨会，首次向法学、心理学等领域专家开放网暴案例评审，聚焦‘玩梗式网暴’识别标准与治理边界，释放平台主动构建内容治理共识的信号。</w:t>
       </w:r>
     </w:p>
     <w:p>
@@ -1287,7 +1283,7 @@
           <w:i/>
           <w:sz w:val="21"/>
         </w:rPr>
-        <w:t>角度建议:可访谈广州MCN机构及网红律师，了解广东地区因‘玩梗’引发的名誉权纠纷典型案例与司法实践</w:t>
+        <w:t>角度建议:邀请广州大学网络治理研究中心参与案例复盘，评估粤语圈‘玩梗’文化与网暴边界的特殊性</w:t>
       </w:r>
     </w:p>
     <w:p>
@@ -1305,6 +1301,70 @@
             <w:u w:val="single"/>
           </w:rPr>
           <w:t>抖音首次开放网暴案例评审</w:t>
+        </w:r>
+      </w:hyperlink>
+    </w:p>
+    <w:p>
+      <w:pPr>
+        <w:pStyle w:val="Heading3"/>
+      </w:pPr>
+      <w:r>
+        <w:rPr>
+          <w:rFonts w:ascii="Times New Roman" w:hAnsi="Times New Roman" w:eastAsia="黑体"/>
+          <w:b/>
+          <w:sz w:val="24"/>
+        </w:rPr>
+        <w:t>【B级·关注】</w:t>
+      </w:r>
+      <w:r>
+        <w:rPr>
+          <w:rFonts w:ascii="Times New Roman" w:hAnsi="Times New Roman" w:eastAsia="黑体"/>
+          <w:b/>
+          <w:sz w:val="24"/>
+        </w:rPr>
+        <w:t>小红书再陷期权争议：前员工称归属仅剩8天，遭公司“踩点辞退”</w:t>
+      </w:r>
+    </w:p>
+    <w:p>
+      <w:r>
+        <w:rPr>
+          <w:rFonts w:ascii="Times New Roman" w:hAnsi="Times New Roman" w:eastAsia="宋体"/>
+          <w:color w:val="888888"/>
+          <w:sz w:val="18"/>
+        </w:rPr>
+        <w:t>来源:IT之家 | 时间:08-10 12:14</w:t>
+      </w:r>
+    </w:p>
+    <w:p>
+      <w:r>
+        <w:t>继陈浩维权后，前小红书员工姜东再曝期权纠纷，称公司于归属期截止前8天单方解除劳动合同；事件折射互联网公司股权激励合规短板，亦引发对广州等地MCN机构同类条款执行透明度的关注。</w:t>
+      </w:r>
+    </w:p>
+    <w:p>
+      <w:r>
+        <w:rPr>
+          <w:rFonts w:ascii="Times New Roman" w:hAnsi="Times New Roman" w:eastAsia="宋体"/>
+          <w:i/>
+          <w:sz w:val="21"/>
+        </w:rPr>
+        <w:t>角度建议:访谈广州本地MCN法务负责人，梳理粤企常见期权协议陷阱与劳动仲裁胜诉率</w:t>
+      </w:r>
+    </w:p>
+    <w:p>
+      <w:r>
+        <w:rPr>
+          <w:rFonts w:ascii="Times New Roman" w:hAnsi="Times New Roman" w:eastAsia="宋体"/>
+          <w:sz w:val="18"/>
+        </w:rPr>
+        <w:t>链接:</w:t>
+      </w:r>
+      <w:hyperlink r:id="rId27">
+        <w:r>
+          <w:rPr>
+            <w:color w:val="0563C1"/>
+            <w:u w:val="single"/>
+          </w:rPr>
+          <w:t>小红书再陷期权争议：前员工称归属仅剩8天，遭公司“踩点辞退”</w:t>
         </w:r>
       </w:hyperlink>
     </w:p>
@@ -1328,78 +1388,16 @@
         <w:rPr>
           <w:rFonts w:ascii="Times New Roman" w:hAnsi="Times New Roman" w:eastAsia="黑体"/>
           <w:b/>
+          <w:color w:val="41D87E"/>
           <w:sz w:val="24"/>
         </w:rPr>
-        <w:t>【B级·关注】</w:t>
+        <w:t>【A级·线索|本地】</w:t>
       </w:r>
       <w:r>
         <w:rPr>
           <w:rFonts w:ascii="Times New Roman" w:hAnsi="Times New Roman" w:eastAsia="黑体"/>
           <w:b/>
-          <w:sz w:val="24"/>
-        </w:rPr>
-        <w:t>TI 双冠选手 Topson 加盟 LGD，出战《DOTA2》2026 年国际邀请赛</w:t>
-      </w:r>
-    </w:p>
-    <w:p>
-      <w:r>
-        <w:rPr>
-          <w:rFonts w:ascii="Times New Roman" w:hAnsi="Times New Roman" w:eastAsia="宋体"/>
-          <w:color w:val="888888"/>
-          <w:sz w:val="18"/>
-        </w:rPr>
-        <w:t>来源:IT之家 | 时间:08-10 10:19</w:t>
-      </w:r>
-    </w:p>
-    <w:p>
-      <w:r>
-        <w:t>两届TI冠军、芬兰传奇选手Topson官宣加盟LGD战队，将代表中国出战2026年TI国际邀请赛；此举提振国内DOTA2职业生态信心，亦反映LGD在电竞全球化布局上的持续投入。</w:t>
-      </w:r>
-    </w:p>
-    <w:p>
-      <w:r>
-        <w:rPr>
-          <w:rFonts w:ascii="Times New Roman" w:hAnsi="Times New Roman" w:eastAsia="宋体"/>
-          <w:i/>
-          <w:sz w:val="21"/>
-        </w:rPr>
-        <w:t>角度建议:可联系广州TTG俱乐部及广东省电子竞技协会，探讨TI赛事对广州电竞产业（如天河电竞产业园、高校电竞社团）的带动效应</w:t>
-      </w:r>
-    </w:p>
-    <w:p>
-      <w:r>
-        <w:rPr>
-          <w:rFonts w:ascii="Times New Roman" w:hAnsi="Times New Roman" w:eastAsia="宋体"/>
-          <w:sz w:val="18"/>
-        </w:rPr>
-        <w:t>链接:</w:t>
-      </w:r>
-      <w:hyperlink r:id="rId27">
-        <w:r>
-          <w:rPr>
-            <w:color w:val="0563C1"/>
-            <w:u w:val="single"/>
-          </w:rPr>
-          <w:t>TI 双冠选手 Topson 加盟 LGD，出战《DOTA2》2026 年国际邀请赛</w:t>
-        </w:r>
-      </w:hyperlink>
-    </w:p>
-    <w:p>
-      <w:pPr>
-        <w:pStyle w:val="Heading3"/>
-      </w:pPr>
-      <w:r>
-        <w:rPr>
-          <w:rFonts w:ascii="Times New Roman" w:hAnsi="Times New Roman" w:eastAsia="黑体"/>
-          <w:b/>
-          <w:sz w:val="24"/>
-        </w:rPr>
-        <w:t>【B级·关注】</w:t>
-      </w:r>
-      <w:r>
-        <w:rPr>
-          <w:rFonts w:ascii="Times New Roman" w:hAnsi="Times New Roman" w:eastAsia="黑体"/>
-          <w:b/>
+          <w:color w:val="41D87E"/>
           <w:sz w:val="24"/>
         </w:rPr>
         <w:t>全网预约5000万、定档9月，王者IP新作又炸场了</w:t>
@@ -1417,7 +1415,7 @@
     </w:p>
     <w:p>
       <w:r>
-        <w:t>腾讯《王者荣耀》IP新游《王者万象棋》官宣定档9月，全网预约量达5000万；作为融合策略卡牌与MOBA元素的创新尝试，有望重塑泛用户向竞技手游市场格局。</w:t>
+        <w:t>腾讯《王者荣耀》IP新游《王者万象棋》官宣定档9月，全网预约量破5000万，融合MOBA策略与棋盘对战玩法，依托王者庞大用户基础与广州研发团队支撑，有望成为暑期档现象级产品。</w:t>
       </w:r>
     </w:p>
     <w:p>
@@ -1427,7 +1425,7 @@
           <w:i/>
           <w:sz w:val="21"/>
         </w:rPr>
-        <w:t>角度建议:可聚焦广州腾讯天美工作室群，挖掘该作研发中融入岭南文化元素（如粤剧皮肤、骑楼地图）的可能性</w:t>
+        <w:t>角度建议:独家探访腾讯天美L1工作室（广州）开发进展，挖掘粤产游戏如何融合醒狮、粤剧等岭南文化元素</w:t>
       </w:r>
     </w:p>
     <w:p>
@@ -1466,7 +1464,7 @@
           <w:b/>
           <w:sz w:val="24"/>
         </w:rPr>
-        <w:t>对话“外包大佬”维塔士中国总经理：3A大裁员AI冲击波，希望何在？</w:t>
+        <w:t>TI双冠选手Topson加盟LGD，出战《DOTA2》2026年国际邀请赛</w:t>
       </w:r>
     </w:p>
     <w:p>
@@ -1476,12 +1474,12 @@
           <w:color w:val="888888"/>
           <w:sz w:val="18"/>
         </w:rPr>
-        <w:t>来源:GameLook | 时间:08-10 10:45</w:t>
+        <w:t>来源:IT之家 | 时间:08-10 10:19</w:t>
       </w:r>
     </w:p>
     <w:p>
       <w:r>
-        <w:t>全球头部游戏外包商维塔士中国总经理坦言3A行业持续裁员背景下，AI正重构美术、动画等生产流程；指出‘人机协同’而非‘替代’才是出路，需重新定义创意工作者价值边界。</w:t>
+        <w:t>两届TI世界冠军、芬兰传奇选手Topson正式加盟中国LGD战队，将代表LGD征战本周开赛的DOTA2 TI2026，此举被业内视为LGD冲击TI冠军的关键补强，亦反映中国电竞俱乐部全球化人才战略加速。</w:t>
       </w:r>
     </w:p>
     <w:p>
@@ -1491,7 +1489,7 @@
           <w:i/>
           <w:sz w:val="21"/>
         </w:rPr>
-        <w:t>角度建议:可对接广州IGDA分会及本地游戏外包企业（如广州凡科），探讨AI工具链（如Runway、Kaedim）在粤产游戏项目中的实际渗透率</w:t>
+        <w:t>角度建议:联系广州超竞集团、TT语音等本土电竞生态方，探讨大湾区承办TI分站赛可能性及青训体系对接</w:t>
       </w:r>
     </w:p>
     <w:p>
@@ -1508,7 +1506,127 @@
             <w:color w:val="0563C1"/>
             <w:u w:val="single"/>
           </w:rPr>
+          <w:t>TI双冠选手Topson加盟LGD，出战《DOTA2》2026年国际邀请赛</w:t>
+        </w:r>
+      </w:hyperlink>
+    </w:p>
+    <w:p>
+      <w:pPr>
+        <w:pStyle w:val="Heading3"/>
+      </w:pPr>
+      <w:r>
+        <w:rPr>
+          <w:rFonts w:ascii="Times New Roman" w:hAnsi="Times New Roman" w:eastAsia="黑体"/>
+          <w:b/>
+          <w:sz w:val="24"/>
+        </w:rPr>
+        <w:t>【B级·关注|本地】</w:t>
+      </w:r>
+      <w:r>
+        <w:rPr>
+          <w:rFonts w:ascii="Times New Roman" w:hAnsi="Times New Roman" w:eastAsia="黑体"/>
+          <w:b/>
+          <w:sz w:val="24"/>
+        </w:rPr>
+        <w:t>对话“外包大佬”维塔士中国总经理：3A大裁员AI冲击波，希望何在？</w:t>
+      </w:r>
+    </w:p>
+    <w:p>
+      <w:r>
+        <w:rPr>
+          <w:rFonts w:ascii="Times New Roman" w:hAnsi="Times New Roman" w:eastAsia="宋体"/>
+          <w:color w:val="888888"/>
+          <w:sz w:val="18"/>
+        </w:rPr>
+        <w:t>来源:GameLook | 时间:08-10 10:45</w:t>
+      </w:r>
+    </w:p>
+    <w:p>
+      <w:r>
+        <w:t>全球头部游戏外包商维塔士中国总经理坦言3A行业寒冬与AI替代压力并存，但指出中国团队在本地化、美术迭代与独立游戏协作中不可替代；其广州、上海工作室正转向AI辅助管线优化。</w:t>
+      </w:r>
+    </w:p>
+    <w:p>
+      <w:r>
+        <w:rPr>
+          <w:rFonts w:ascii="Times New Roman" w:hAnsi="Times New Roman" w:eastAsia="宋体"/>
+          <w:i/>
+          <w:sz w:val="21"/>
+        </w:rPr>
+        <w:t>角度建议:实地探访维塔士广州工作室，记录粤籍美术师如何利用AI工具提升二次元项目交付效率</w:t>
+      </w:r>
+    </w:p>
+    <w:p>
+      <w:r>
+        <w:rPr>
+          <w:rFonts w:ascii="Times New Roman" w:hAnsi="Times New Roman" w:eastAsia="宋体"/>
+          <w:sz w:val="18"/>
+        </w:rPr>
+        <w:t>链接:</w:t>
+      </w:r>
+      <w:hyperlink r:id="rId30">
+        <w:r>
+          <w:rPr>
+            <w:color w:val="0563C1"/>
+            <w:u w:val="single"/>
+          </w:rPr>
           <w:t>对话“外包大佬”维塔士中国总经理：3A大裁员AI冲击波，希望何在？</w:t>
+        </w:r>
+      </w:hyperlink>
+    </w:p>
+    <w:p>
+      <w:pPr>
+        <w:pStyle w:val="Heading3"/>
+      </w:pPr>
+      <w:r>
+        <w:rPr>
+          <w:rFonts w:ascii="Times New Roman" w:hAnsi="Times New Roman" w:eastAsia="黑体"/>
+          <w:b w:val="0"/>
+          <w:color w:val="888888"/>
+          <w:sz w:val="24"/>
+        </w:rPr>
+        <w:t>【C级·参考】</w:t>
+      </w:r>
+      <w:r>
+        <w:rPr>
+          <w:rFonts w:ascii="Times New Roman" w:hAnsi="Times New Roman" w:eastAsia="黑体"/>
+          <w:b w:val="0"/>
+          <w:color w:val="888888"/>
+          <w:sz w:val="24"/>
+        </w:rPr>
+        <w:t>UGC大佬还能缺游戏？Roblox高管承认“最近没爆款”，一年市值蒸发700亿美元</w:t>
+      </w:r>
+    </w:p>
+    <w:p>
+      <w:r>
+        <w:rPr>
+          <w:rFonts w:ascii="Times New Roman" w:hAnsi="Times New Roman" w:eastAsia="宋体"/>
+          <w:color w:val="888888"/>
+          <w:sz w:val="18"/>
+        </w:rPr>
+        <w:t>来源:GameLook | 时间:08-10 10:05</w:t>
+      </w:r>
+    </w:p>
+    <w:p>
+      <w:r>
+        <w:t>Roblox财报显示Q2业绩承压，高管坦承‘缺乏爆款’致用户时长下滑；其市值一年蒸发700亿美元，反衬中国UGC平台如腾讯QQ秀、网易瑶台在泛娱乐化探索中的韧性，引发对本土化路径再审视。</w:t>
+      </w:r>
+    </w:p>
+    <w:p>
+      <w:r>
+        <w:rPr>
+          <w:rFonts w:ascii="Times New Roman" w:hAnsi="Times New Roman" w:eastAsia="宋体"/>
+          <w:sz w:val="18"/>
+        </w:rPr>
+        <w:t>链接:</w:t>
+      </w:r>
+      <w:hyperlink r:id="rId31">
+        <w:r>
+          <w:rPr>
+            <w:color w:val="0563C1"/>
+            <w:u w:val="single"/>
+          </w:rPr>
+          <w:t>UGC大佬还能缺游戏？Roblox高管承认“最近没爆款”，一年市值蒸发700亿美元</w:t>
         </w:r>
       </w:hyperlink>
     </w:p>
@@ -1547,7 +1665,7 @@
     </w:p>
     <w:p>
       <w:r>
-        <w:t>台湾独立工作室SIGONO创始人Brian分享十年叙事探索历程，新作《心相吾山》延续东方哲思美学；印证精品化、文化自信正成为国产单机游戏突围关键路径。</w:t>
+        <w:t>台湾独立工作室SIGONO创始人Brian以十年打磨《OPUS》系列，新作《心相吾山》融合东方山水哲学与交互叙事；其创作理念呼应大湾区青年开发者‘慢工出细活’趋势，挑战快节奏工业化生产范式。</w:t>
       </w:r>
     </w:p>
     <w:p>
@@ -1558,69 +1676,13 @@
         </w:rPr>
         <w:t>链接:</w:t>
       </w:r>
-      <w:hyperlink r:id="rId30">
+      <w:hyperlink r:id="rId32">
         <w:r>
           <w:rPr>
             <w:color w:val="0563C1"/>
             <w:u w:val="single"/>
           </w:rPr>
           <w:t>“游戏圈新海诚”？《OPUS》创始人：十年叙事长跑，从《龙脉常歌》到《心相吾山》</w:t>
-        </w:r>
-      </w:hyperlink>
-    </w:p>
-    <w:p>
-      <w:pPr>
-        <w:pStyle w:val="Heading3"/>
-      </w:pPr>
-      <w:r>
-        <w:rPr>
-          <w:rFonts w:ascii="Times New Roman" w:hAnsi="Times New Roman" w:eastAsia="黑体"/>
-          <w:b w:val="0"/>
-          <w:color w:val="888888"/>
-          <w:sz w:val="24"/>
-        </w:rPr>
-        <w:t>【C级·参考】</w:t>
-      </w:r>
-      <w:r>
-        <w:rPr>
-          <w:rFonts w:ascii="Times New Roman" w:hAnsi="Times New Roman" w:eastAsia="黑体"/>
-          <w:b w:val="0"/>
-          <w:color w:val="888888"/>
-          <w:sz w:val="24"/>
-        </w:rPr>
-        <w:t>不再下场做游戏了？Unity 4000万美元出售游戏子公司Supersonic</w:t>
-      </w:r>
-    </w:p>
-    <w:p>
-      <w:r>
-        <w:rPr>
-          <w:rFonts w:ascii="Times New Roman" w:hAnsi="Times New Roman" w:eastAsia="宋体"/>
-          <w:color w:val="888888"/>
-          <w:sz w:val="18"/>
-        </w:rPr>
-        <w:t>来源:GameLook | 时间:08-10 10:07</w:t>
-      </w:r>
-    </w:p>
-    <w:p>
-      <w:r>
-        <w:t>Unity以4000万美元出售休闲游戏发行品牌Supersonic，聚焦引擎与工具链主业；反映引擎厂商在AI时代回归‘基础设施’定位，收缩非核心业务以强化技术护城河。</w:t>
-      </w:r>
-    </w:p>
-    <w:p>
-      <w:r>
-        <w:rPr>
-          <w:rFonts w:ascii="Times New Roman" w:hAnsi="Times New Roman" w:eastAsia="宋体"/>
-          <w:sz w:val="18"/>
-        </w:rPr>
-        <w:t>链接:</w:t>
-      </w:r>
-      <w:hyperlink r:id="rId31">
-        <w:r>
-          <w:rPr>
-            <w:color w:val="0563C1"/>
-            <w:u w:val="single"/>
-          </w:rPr>
-          <w:t>不再下场做游戏了？Unity 4000万美元出售游戏子公司Supersonic</w:t>
         </w:r>
       </w:hyperlink>
     </w:p>
@@ -1656,7 +1718,7 @@
           <w:color w:val="41D87E"/>
           <w:sz w:val="24"/>
         </w:rPr>
-        <w:t>全球首个！龙眼荔枝杂交新品种“脆蜜”今年终于上市，38 元一斤</w:t>
+        <w:t>全球首个！龙眼荔枝杂交新品种“脆蜜”今年终于上市，38元一斤</w:t>
       </w:r>
     </w:p>
     <w:p>
@@ -1671,7 +1733,7 @@
     </w:p>
     <w:p>
       <w:r>
-        <w:t>华南农业大学育成全球首个龙眼荔枝杂交品种‘脆蜜’，已于8月9日在广州从化鳌头镇举行现场观摩会并启动上市，定价38元/斤，兼具龙眼清甜与荔枝多汁特性，属岭南特色农业突破性成果。</w:t>
+        <w:t>由华南农业大学育成的全球首个龙眼荔枝杂交品种‘脆蜜’在广州从化举行现场观摩会并正式上市，售价38元/斤，兼具龙眼清甜与荔枝多汁特性，已获国家植物新品种授权，标志岭南特色水果种业创新重大突破。</w:t>
       </w:r>
     </w:p>
     <w:p>
@@ -1681,7 +1743,7 @@
           <w:i/>
           <w:sz w:val="21"/>
         </w:rPr>
-        <w:t>角度建议:紧扣广东‘百千万工程’和广州‘现代农业科技示范园’建设，专访华农育种团队及从化果农，呈现‘实验室到果园再到商超’的全链条转化路径</w:t>
+        <w:t>角度建议:深入从化鳌头镇种植基地与广州江南果菜批发市场，追踪‘脆蜜’供应链、终端定价及粤式茶饮跨界应用（如喜茶、奈雪联名）</w:t>
       </w:r>
     </w:p>
     <w:p>
@@ -1692,13 +1754,13 @@
         </w:rPr>
         <w:t>链接:</w:t>
       </w:r>
-      <w:hyperlink r:id="rId32">
+      <w:hyperlink r:id="rId33">
         <w:r>
           <w:rPr>
             <w:color w:val="0563C1"/>
             <w:u w:val="single"/>
           </w:rPr>
-          <w:t>全球首个！龙眼荔枝杂交新品种“脆蜜”今年终于上市，38 元一斤</w:t>
+          <w:t>全球首个！龙眼荔枝杂交新品种“脆蜜”今年终于上市，38元一斤</w:t>
         </w:r>
       </w:hyperlink>
     </w:p>
@@ -1720,7 +1782,7 @@
           <w:b/>
           <w:sz w:val="24"/>
         </w:rPr>
-        <w:t>竹子做的快递包装来了：主要品牌已应用测试，目标 5 年内使用量达 10 亿件</w:t>
+        <w:t>竹子做的快递包装来了：主要品牌已应用测试，目标5年内使用量达10亿件</w:t>
       </w:r>
     </w:p>
     <w:p>
@@ -1735,7 +1797,7 @@
     </w:p>
     <w:p>
       <w:r>
-        <w:t>央视报道竹基可降解快递包装已进入主流品牌测试阶段，由竹粉改性后与全生物降解塑料融合制成；行业设定5年内使用量达10亿件目标，助力快递业绿色转型。</w:t>
+        <w:t>央视报道竹基可降解快递包装进入规模化测试阶段，已获京东、菜鸟、顺丰等主流平台应用，材料由竹粉与全生物降解塑料复合而成，目标5年内全国使用量达10亿件，助力绿色物流与乡村振兴结合。</w:t>
       </w:r>
     </w:p>
     <w:p>
@@ -1745,63 +1807,7 @@
           <w:i/>
           <w:sz w:val="21"/>
         </w:rPr>
-        <w:t>角度建议:可调研广州白云、花都快递分拨中心及菜鸟驿站，了解竹基包装在华南高温高湿环境下的耐久性与成本接受度</w:t>
-      </w:r>
-    </w:p>
-    <w:p>
-      <w:r>
-        <w:rPr>
-          <w:rFonts w:ascii="Times New Roman" w:hAnsi="Times New Roman" w:eastAsia="宋体"/>
-          <w:sz w:val="18"/>
-        </w:rPr>
-        <w:t>链接:</w:t>
-      </w:r>
-      <w:hyperlink r:id="rId33">
-        <w:r>
-          <w:rPr>
-            <w:color w:val="0563C1"/>
-            <w:u w:val="single"/>
-          </w:rPr>
-          <w:t>竹子做的快递包装来了：主要品牌已应用测试，目标 5 年内使用量达 10 亿件</w:t>
-        </w:r>
-      </w:hyperlink>
-    </w:p>
-    <w:p>
-      <w:pPr>
-        <w:pStyle w:val="Heading3"/>
-      </w:pPr>
-      <w:r>
-        <w:rPr>
-          <w:rFonts w:ascii="Times New Roman" w:hAnsi="Times New Roman" w:eastAsia="黑体"/>
-          <w:b w:val="0"/>
-          <w:color w:val="888888"/>
-          <w:sz w:val="24"/>
-        </w:rPr>
-        <w:t>【C级·参考】</w:t>
-      </w:r>
-      <w:r>
-        <w:rPr>
-          <w:rFonts w:ascii="Times New Roman" w:hAnsi="Times New Roman" w:eastAsia="黑体"/>
-          <w:b w:val="0"/>
-          <w:color w:val="888888"/>
-          <w:sz w:val="24"/>
-        </w:rPr>
-        <w:t>小米米家高速水离子吹风机 Pro 预售：双恒温吹护技术、高速无刷马达，705 元</w:t>
-      </w:r>
-    </w:p>
-    <w:p>
-      <w:r>
-        <w:rPr>
-          <w:rFonts w:ascii="Times New Roman" w:hAnsi="Times New Roman" w:eastAsia="宋体"/>
-          <w:color w:val="888888"/>
-          <w:sz w:val="18"/>
-        </w:rPr>
-        <w:t>来源:IT之家 | 时间:08-10 10:50</w:t>
-      </w:r>
-    </w:p>
-    <w:p>
-      <w:r>
-        <w:t>小米推出米家高速水离子吹风机Pro，搭载12万转/分钟无刷马达与双恒温技术，首发价705元；结合国补后低至539元，体现AI家电在‘健康护理’细分赛道的价格下探与功能升级趋势。</w:t>
+        <w:t>角度建议:联动广东韶关、清远竹产区，调研竹纤维包装在广佛电商仓配体系中的成本与适配性</w:t>
       </w:r>
     </w:p>
     <w:p>
@@ -1818,7 +1824,7 @@
             <w:color w:val="0563C1"/>
             <w:u w:val="single"/>
           </w:rPr>
-          <w:t>小米米家高速水离子吹风机 Pro 预售：双恒温吹护技术、高速无刷马达，705 元</w:t>
+          <w:t>竹子做的快递包装来了：主要品牌已应用测试，目标5年内使用量达10亿件</w:t>
         </w:r>
       </w:hyperlink>
     </w:p>
@@ -1833,7 +1839,7 @@
           <w:color w:val="888888"/>
           <w:sz w:val="24"/>
         </w:rPr>
-        <w:t>【C级·参考】</w:t>
+        <w:t>【C级·参考|本地】</w:t>
       </w:r>
       <w:r>
         <w:rPr>
@@ -1842,7 +1848,7 @@
           <w:color w:val="888888"/>
           <w:sz w:val="24"/>
         </w:rPr>
-        <w:t>OPPO Enco Clip2 耳夹耳机推出「晨雾白」配色，8 月 14 日开售</w:t>
+        <w:t>小米米家高速水离子吹风机Pro预售：双恒温吹护技术、高速无刷马达，705元</w:t>
       </w:r>
     </w:p>
     <w:p>
@@ -1852,12 +1858,12 @@
           <w:color w:val="888888"/>
           <w:sz w:val="18"/>
         </w:rPr>
-        <w:t>来源:IT之家 | 时间:08-10 10:53</w:t>
+        <w:t>来源:IT之家 | 时间:08-10 10:50</w:t>
       </w:r>
     </w:p>
     <w:p>
       <w:r>
-        <w:t>OPPO Enco Clip2耳夹耳机新增「晨雾白」配色，8月14日开售；作为主打舒适佩戴与运动场景的TWS新品，延续其无耳道压迫设计，在健康消费趋势下拓展银发与运动人群市场。</w:t>
+        <w:t>小米米家高速水离子吹风机Pro开启预售，搭载12万转/分钟无刷马达与双恒温技术，首发价705元，国补后低至539.32元；契合广东湿热气候下用户对快速干发与头皮护理的双重需求。</w:t>
       </w:r>
     </w:p>
     <w:p>
@@ -1874,7 +1880,7 @@
             <w:color w:val="0563C1"/>
             <w:u w:val="single"/>
           </w:rPr>
-          <w:t>OPPO Enco Clip2 耳夹耳机推出「晨雾白」配色，8 月 14 日开售</w:t>
+          <w:t>小米米家高速水离子吹风机Pro预售：双恒温吹护技术、高速无刷马达，705元</w:t>
         </w:r>
       </w:hyperlink>
     </w:p>
@@ -1889,7 +1895,7 @@
           <w:color w:val="888888"/>
           <w:sz w:val="24"/>
         </w:rPr>
-        <w:t>【C级·参考】</w:t>
+        <w:t>【C级·参考|本地】</w:t>
       </w:r>
       <w:r>
         <w:rPr>
@@ -1898,7 +1904,7 @@
           <w:color w:val="888888"/>
           <w:sz w:val="24"/>
         </w:rPr>
-        <w:t>小米充电宝自带线 20000 45W/67W 上架：升级新国标，499 元起</w:t>
+        <w:t>OPPO Enco Clip2耳夹耳机推出「晨雾白」配色，8月14日开售</w:t>
       </w:r>
     </w:p>
     <w:p>
@@ -1908,12 +1914,12 @@
           <w:color w:val="888888"/>
           <w:sz w:val="18"/>
         </w:rPr>
-        <w:t>来源:IT之家 | 时间:08-10 10:39</w:t>
+        <w:t>来源:IT之家 | 时间:08-10 10:53</w:t>
       </w:r>
     </w:p>
     <w:p>
       <w:r>
-        <w:t>小米发布新国标版自带线充电宝，支持45W/67W快充，499元起；响应强制性国家标准GB/T 43390-2023实施，推动移动电源安全与兼容性升级，惠及高频出差与年轻消费群体。</w:t>
+        <w:t>OPPO Enco Clip2耳夹耳机新增「晨雾白」配色，延续无耳洞压迫设计，适配广东夏季长时间佩戴需求；8月14日开售，售价849元，瞄准年轻职场人群与运动爱好者细分市场。</w:t>
       </w:r>
     </w:p>
     <w:p>
@@ -1930,7 +1936,7 @@
             <w:color w:val="0563C1"/>
             <w:u w:val="single"/>
           </w:rPr>
-          <w:t>小米充电宝自带线 20000 45W/67W 上架：升级新国标，499 元起</w:t>
+          <w:t>OPPO Enco Clip2耳夹耳机推出「晨雾白」配色，8月14日开售</w:t>
         </w:r>
       </w:hyperlink>
     </w:p>
@@ -1945,7 +1951,7 @@
           <w:color w:val="888888"/>
           <w:sz w:val="24"/>
         </w:rPr>
-        <w:t>【C级·参考】</w:t>
+        <w:t>【C级·参考|本地】</w:t>
       </w:r>
       <w:r>
         <w:rPr>
@@ -1954,7 +1960,7 @@
           <w:color w:val="888888"/>
           <w:sz w:val="24"/>
         </w:rPr>
-        <w:t>小米米家净化加湿器 3 Pro 发售：8L 容量水箱、16 小时持续工作，1999 元</w:t>
+        <w:t>别克新GL8陆尚8月13日上市，搭载新一代真龙插混系统</w:t>
       </w:r>
     </w:p>
     <w:p>
@@ -1964,12 +1970,12 @@
           <w:color w:val="888888"/>
           <w:sz w:val="18"/>
         </w:rPr>
-        <w:t>来源:IT之家 | 时间:08-10 10:07</w:t>
+        <w:t>来源:IT之家 | 时间:08-10 13:35</w:t>
       </w:r>
     </w:p>
     <w:p>
       <w:r>
-        <w:t>小米推出高端净化加湿器Pro版，8L大水箱+2000mL/h加湿量，1999元定价切入中高端健康家电市场；适配广州夏季高温高湿气候，满足家庭空气品质精细化管理需求。</w:t>
+        <w:t>别克新GL8陆尚将于8月13日上市，首发搭载‘真龙插混’系统，WLTC综合油耗低至5.9L/100km；新增橙色内饰与高扶手箱设计，强化商务与家庭双场景适配，瞄准广深高端MPV换购需求。</w:t>
       </w:r>
     </w:p>
     <w:p>
@@ -1986,7 +1992,7 @@
             <w:color w:val="0563C1"/>
             <w:u w:val="single"/>
           </w:rPr>
-          <w:t>小米米家净化加湿器 3 Pro 发售：8L 容量水箱、16 小时持续工作，1999 元</w:t>
+          <w:t>别克新GL8陆尚8月13日上市，搭载新一代真龙插混系统</w:t>
         </w:r>
       </w:hyperlink>
     </w:p>
@@ -2001,7 +2007,7 @@
           <w:color w:val="888888"/>
           <w:sz w:val="24"/>
         </w:rPr>
-        <w:t>【C级·参考】</w:t>
+        <w:t>【C级·参考|本地】</w:t>
       </w:r>
       <w:r>
         <w:rPr>
@@ -2010,7 +2016,7 @@
           <w:color w:val="888888"/>
           <w:sz w:val="24"/>
         </w:rPr>
-        <w:t>影史经典《肖申克的救赎》4K 修复版定档 8 月 28 日，首度登陆中国内地大银幕</w:t>
+        <w:t>小米米家制冰机众筹预约开启：6-8分钟快速制冰，359元</w:t>
       </w:r>
     </w:p>
     <w:p>
@@ -2020,12 +2026,12 @@
           <w:color w:val="888888"/>
           <w:sz w:val="18"/>
         </w:rPr>
-        <w:t>来源:IT之家 | 时间:08-10 09:41</w:t>
+        <w:t>来源:IT之家 | 时间:08-10 10:06</w:t>
       </w:r>
     </w:p>
     <w:p>
       <w:r>
-        <w:t>《肖申克的救赎》4K修复版定档8月28日内地公映，系该片首次登陆中国院线；借助AI修复技术重现胶片质感，为经典IP数字化重生提供范本，利好广州老牌影院文化焕新。</w:t>
+        <w:t>小米米家制冰机开启众筹，支持6-8分钟速制‘快速冰’与‘标准冰’，定价359元；针对广东夏季饮品消费升级需求，切入家庭冰饮场景，与本地茶饮品牌形成潜在联动空间。</w:t>
       </w:r>
     </w:p>
     <w:p>
@@ -2042,7 +2048,7 @@
             <w:color w:val="0563C1"/>
             <w:u w:val="single"/>
           </w:rPr>
-          <w:t>影史经典《肖申克的救赎》4K 修复版定档 8 月 28 日，首度登陆中国内地大银幕</w:t>
+          <w:t>小米米家制冰机众筹预约开启：6-8分钟快速制冰，359元</w:t>
         </w:r>
       </w:hyperlink>
     </w:p>

--- a/briefings/线口监测午报-2026-08-10.docx
+++ b/briefings/线口监测午报-2026-08-10.docx
@@ -22,7 +22,7 @@
           <w:color w:val="888888"/>
           <w:sz w:val="18"/>
         </w:rPr>
-        <w:t>监测窗口:近48小时 | 生成时间:2026-08-10 14:02</w:t>
+        <w:t>监测窗口:近48小时 | 生成时间:2026-08-10 18:50</w:t>
       </w:r>
     </w:p>
     <w:p>
@@ -61,7 +61,7 @@
           <w:rFonts w:ascii="Times New Roman" w:hAnsi="Times New Roman" w:eastAsia="宋体"/>
           <w:sz w:val="21"/>
         </w:rPr>
-        <w:t>全网预约5000万、定档9月，王者IP新作又炸场了——腾讯《王者荣耀》IP新游《王者万象棋》官宣定档9月，全网预约量破5000万，融合MOBA策略与棋盘对战玩法，依托王者庞大用户基础与广州研发团队支撑，有望成为暑期档现象级产品。(GameLook)</w:t>
+        <w:t>小马智行全球自动驾驶里程突破 1 亿公里——广州本土企业小马智行宣布全球L4级自动驾驶测试总里程突破1亿公里，覆盖中美多城复杂城区场景；其Robotaxi在广州南沙已常态化运营三年，累计服务超百万乘客，技术可靠性获商业验证。(IT之家)</w:t>
       </w:r>
     </w:p>
     <w:p>
@@ -87,7 +87,7 @@
           <w:rFonts w:ascii="Times New Roman" w:hAnsi="Times New Roman" w:eastAsia="宋体"/>
           <w:sz w:val="21"/>
         </w:rPr>
-        <w:t>全球首个！龙眼荔枝杂交新品种“脆蜜”今年终于上市，38元一斤——由华南农业大学育成的全球首个龙眼荔枝杂交品种‘脆蜜’在广州从化举行现场观摩会并正式上市，售价38元/斤，兼具龙眼清甜与荔枝多汁特性，已获国家植物新品种授权，标志岭南特色水果种业创新重大突破。(IT之家)</w:t>
+        <w:t>广汽集团：GOVY AirCab 飞行汽车完成超 3 个月夏测，扛住 50℃ 暴晒、狂风沙尘——广汽高域GOVY AirCab飞行汽车在甘肃民勤完成超3个月极端环境测试，成功应对50℃高温、强沙尘与高海拔挑战，为低空经济载人场景商业化奠定工程基础；该机型由广汽研究院主导研发，核心飞控系统源自广州团队。(IT之家)</w:t>
       </w:r>
     </w:p>
     <w:p>
@@ -102,9 +102,18 @@
       <w:r>
         <w:rPr>
           <w:rFonts w:ascii="Times New Roman" w:hAnsi="Times New Roman" w:eastAsia="宋体"/>
+          <w:b/>
+          <w:color w:val="41D87E"/>
           <w:sz w:val="21"/>
         </w:rPr>
-        <w:t>阿里千问开放平台上线，租房租车、寄快递等服务可对话办理——千问开放平台正式上线，支持手机、PC及AI眼镜三端接入，首批接入顺丰、自如、链家等十余领域服务商，用户可通过自然语言对话完成租房、租车、寄快递等高频本地生活服务，标志大模型从工具走向服务中枢。(IT之家)</w:t>
+        <w:t>【本地】</w:t>
+      </w:r>
+      <w:r>
+        <w:rPr>
+          <w:rFonts w:ascii="Times New Roman" w:hAnsi="Times New Roman" w:eastAsia="宋体"/>
+          <w:sz w:val="21"/>
+        </w:rPr>
+        <w:t>2025 年全球纯电动汽车均价首次低于混动车，中国车企加速出海——日经报道显示，2025年全球纯电车均价已低于混动车型，主因电池成本下降与中国规模化制造优势；比亚迪、广汽埃安等品牌正通过中东、东南亚低价市场反哺国内‘以旧换新’补贴可持续性。(IT之家)</w:t>
       </w:r>
     </w:p>
     <w:p>
@@ -121,7 +130,41 @@
           <w:rFonts w:ascii="Times New Roman" w:hAnsi="Times New Roman" w:eastAsia="宋体"/>
           <w:sz w:val="21"/>
         </w:rPr>
-        <w:t>千问开放平台上线！手机PC眼镜三端覆盖：@一下就能租房租车、寄快递——阿里千问开放平台官宣覆盖APP、PC、AI眼镜三端，用户通过@调用即可完成租房、租车、寄快递等服务，顺丰、自如等首批伙伴已接入，推动大模型从‘问答工具’向‘服务操作系统’演进。(Bing新闻)</w:t>
+        <w:t>千问开放平台上线，覆盖APP、PC、眼镜三端，支持AI智能体接入——通义千问开放平台正式上线，首次实现手机、PC与AI眼镜三端统一接入，首批合作覆盖顺丰、自如、联想乐享等十多个本地生活与产业场景，标志着大模型从‘工具’迈向‘操作系统级’智能体底座。(Bing新闻)</w:t>
+      </w:r>
+    </w:p>
+    <w:p>
+      <w:r>
+        <w:rPr>
+          <w:rFonts w:ascii="Times New Roman" w:hAnsi="Times New Roman" w:eastAsia="宋体"/>
+          <w:b/>
+          <w:sz w:val="21"/>
+        </w:rPr>
+        <w:t xml:space="preserve">5. </w:t>
+      </w:r>
+      <w:r>
+        <w:rPr>
+          <w:rFonts w:ascii="Times New Roman" w:hAnsi="Times New Roman" w:eastAsia="宋体"/>
+          <w:sz w:val="21"/>
+        </w:rPr>
+        <w:t>压倒性优势，今年上半年中国厂商贡献全球超 97% 人形机器人出货量——据Smart Analytics Global数据，2026年上半年中国厂商占据全球人形机器人97%以上出货份额，优必选、宇树、达闼等头部企业加速量产交付，技术迭代与成本控制能力已形成全球代际差。(IT之家)</w:t>
+      </w:r>
+    </w:p>
+    <w:p>
+      <w:r>
+        <w:rPr>
+          <w:rFonts w:ascii="Times New Roman" w:hAnsi="Times New Roman" w:eastAsia="宋体"/>
+          <w:b/>
+          <w:sz w:val="21"/>
+        </w:rPr>
+        <w:t xml:space="preserve">6. </w:t>
+      </w:r>
+      <w:r>
+        <w:rPr>
+          <w:rFonts w:ascii="Times New Roman" w:hAnsi="Times New Roman" w:eastAsia="宋体"/>
+          <w:sz w:val="21"/>
+        </w:rPr>
+        <w:t>44 岁网约车司机在充电站猝死、保险以“没在开车”拒赔，法院判决赔款 60 万元——上海闵行法院判决某保险公司向猝死网约车司机家属赔付60万元，认定司机在充电等待期间仍处于‘营运状态’，突破传统‘驾驶中’理赔边界；该案为新业态劳动者权益保障树立司法标杆。(IT之家)</w:t>
       </w:r>
     </w:p>
     <w:p>
@@ -156,7 +199,7 @@
           <w:color w:val="41D87E"/>
           <w:sz w:val="24"/>
         </w:rPr>
-        <w:t>阿里千问开放平台上线，租房租车、寄快递等服务可对话办理</w:t>
+        <w:t>千问开放平台上线，覆盖APP、PC、眼镜三端，支持AI智能体接入</w:t>
       </w:r>
     </w:p>
     <w:p>
@@ -166,12 +209,12 @@
           <w:color w:val="888888"/>
           <w:sz w:val="18"/>
         </w:rPr>
-        <w:t>来源:IT之家 | 时间:08-10 10:16</w:t>
+        <w:t>来源:Bing新闻 | 时间:08-10 11:15</w:t>
       </w:r>
     </w:p>
     <w:p>
       <w:r>
-        <w:t>千问开放平台正式上线，支持手机、PC及AI眼镜三端接入，首批接入顺丰、自如、链家等十余领域服务商，用户可通过自然语言对话完成租房、租车、寄快递等高频本地生活服务，标志大模型从工具走向服务中枢。</w:t>
+        <w:t>通义千问开放平台正式上线，首次实现手机、PC与AI眼镜三端统一接入，首批合作覆盖顺丰、自如、联想乐享等十多个本地生活与产业场景，标志着大模型从‘工具’迈向‘操作系统级’智能体底座。</w:t>
       </w:r>
     </w:p>
     <w:p>
@@ -181,7 +224,7 @@
           <w:i/>
           <w:sz w:val="21"/>
         </w:rPr>
-        <w:t>角度建议:聚焦广州本地生活服务商接入进展（如自如广州站、顺丰华南枢纽），采访用户实测体验与政务场景延伸可能</w:t>
+        <w:t>角度建议:重点追踪广州本地合作伙伴（如顺丰华南总部、自如广州运营中心）的落地进展，突出大湾区AI应用‘最后一公里’的规模化实践</w:t>
       </w:r>
     </w:p>
     <w:p>
@@ -198,73 +241,7 @@
             <w:color w:val="0563C1"/>
             <w:u w:val="single"/>
           </w:rPr>
-          <w:t>阿里千问开放平台上线，租房租车、寄快递等服务可对话办理</w:t>
-        </w:r>
-      </w:hyperlink>
-    </w:p>
-    <w:p>
-      <w:pPr>
-        <w:pStyle w:val="Heading3"/>
-      </w:pPr>
-      <w:r>
-        <w:rPr>
-          <w:rFonts w:ascii="Times New Roman" w:hAnsi="Times New Roman" w:eastAsia="黑体"/>
-          <w:b/>
-          <w:color w:val="41D87E"/>
-          <w:sz w:val="24"/>
-        </w:rPr>
-        <w:t>【A级·线索】</w:t>
-      </w:r>
-      <w:r>
-        <w:rPr>
-          <w:rFonts w:ascii="Times New Roman" w:hAnsi="Times New Roman" w:eastAsia="黑体"/>
-          <w:b/>
-          <w:color w:val="41D87E"/>
-          <w:sz w:val="24"/>
-        </w:rPr>
-        <w:t>千问开放平台上线！手机PC眼镜三端覆盖：@一下就能租房租车、寄快递</w:t>
-      </w:r>
-    </w:p>
-    <w:p>
-      <w:r>
-        <w:rPr>
-          <w:rFonts w:ascii="Times New Roman" w:hAnsi="Times New Roman" w:eastAsia="宋体"/>
-          <w:color w:val="888888"/>
-          <w:sz w:val="18"/>
-        </w:rPr>
-        <w:t>来源:Bing新闻 | 时间:08-09 22:04</w:t>
-      </w:r>
-    </w:p>
-    <w:p>
-      <w:r>
-        <w:t>阿里千问开放平台官宣覆盖APP、PC、AI眼镜三端，用户通过@调用即可完成租房、租车、寄快递等服务，顺丰、自如等首批伙伴已接入，推动大模型从‘问答工具’向‘服务操作系统’演进。</w:t>
-      </w:r>
-    </w:p>
-    <w:p>
-      <w:r>
-        <w:rPr>
-          <w:rFonts w:ascii="Times New Roman" w:hAnsi="Times New Roman" w:eastAsia="宋体"/>
-          <w:i/>
-          <w:sz w:val="21"/>
-        </w:rPr>
-        <w:t>角度建议:重点核查广州自如服务团队是否已接入该平台，并测试其在广佛同城化场景下的跨城租房响应效率</w:t>
-      </w:r>
-    </w:p>
-    <w:p>
-      <w:r>
-        <w:rPr>
-          <w:rFonts w:ascii="Times New Roman" w:hAnsi="Times New Roman" w:eastAsia="宋体"/>
-          <w:sz w:val="18"/>
-        </w:rPr>
-        <w:t>链接:</w:t>
-      </w:r>
-      <w:hyperlink r:id="rId10">
-        <w:r>
-          <w:rPr>
-            <w:color w:val="0563C1"/>
-            <w:u w:val="single"/>
-          </w:rPr>
-          <w:t>千问开放平台上线！手机PC眼镜三端覆盖：@一下就能租房租车、寄快递</w:t>
+          <w:t>千问开放平台上线，覆盖APP、PC、眼镜三端，支持AI智能体接入</w:t>
         </w:r>
       </w:hyperlink>
     </w:p>
@@ -286,7 +263,7 @@
           <w:b/>
           <w:sz w:val="24"/>
         </w:rPr>
-        <w:t>吴声年度演讲首提“AI眼镜”，乐奇Rokid成全场焦点</w:t>
+        <w:t>零一万物大模型开放平台将逐步停止面向用户提供在线体验、API 调用及充值等相关服务</w:t>
       </w:r>
     </w:p>
     <w:p>
@@ -296,12 +273,12 @@
           <w:color w:val="888888"/>
           <w:sz w:val="18"/>
         </w:rPr>
-        <w:t>来源:Bing新闻 | 时间:08-08 19:04</w:t>
+        <w:t>来源:IT之家 | 时间:08-10 17:29</w:t>
       </w:r>
     </w:p>
     <w:p>
       <w:r>
-        <w:t>场景实验室创始人吴声在香港演讲中首次系统阐述‘AI眼镜’作为下一代交互入口的价值逻辑，Rokid乐奇因自然交互体验成为焦点；其技术路径强调‘无感计算’与‘环境感知’，区别于纯AR显示路线。</w:t>
+        <w:t>零一万物（01.AI）宣布因聚焦企业级AI解决方案，将于近期关停面向公众的开放平台服务，包括在线体验、API调用与充值功能。此举标志国产大模型厂商加速商业化转型，从普惠开放转向B端深度赋能。</w:t>
       </w:r>
     </w:p>
     <w:p>
@@ -311,7 +288,7 @@
           <w:i/>
           <w:sz w:val="21"/>
         </w:rPr>
-        <w:t>角度建议:深挖Rokid广州研发中心技术贡献，对比华为Vision Glass、雷鸟Max在湾区政企市场的落地节奏</w:t>
+        <w:t>角度建议:可对比百川、智谱等平台策略，探讨大模型‘去C端化’趋势对开发者生态与中小企业AI落地成本的影响</w:t>
       </w:r>
     </w:p>
     <w:p>
@@ -322,13 +299,13 @@
         </w:rPr>
         <w:t>链接:</w:t>
       </w:r>
-      <w:hyperlink r:id="rId11">
+      <w:hyperlink r:id="rId10">
         <w:r>
           <w:rPr>
             <w:color w:val="0563C1"/>
             <w:u w:val="single"/>
           </w:rPr>
-          <w:t>吴声年度演讲首提“AI眼镜”，乐奇Rokid成全场焦点</w:t>
+          <w:t>零一万物大模型开放平台将逐步停止面向用户提供在线体验、API 调用及充值等相关服务</w:t>
         </w:r>
       </w:hyperlink>
     </w:p>
@@ -350,7 +327,7 @@
           <w:b/>
           <w:sz w:val="24"/>
         </w:rPr>
-        <w:t>DeepSeek真在招聘游戏开发！游戏引擎公司老板吐槽：“为何都想做游戏”？</w:t>
+        <w:t>AI 大模型周榜：阿里 qwen3.8-max 冲进综合榜 Top 6，国产多模型表现亮眼</w:t>
       </w:r>
     </w:p>
     <w:p>
@@ -360,12 +337,12 @@
           <w:color w:val="888888"/>
           <w:sz w:val="18"/>
         </w:rPr>
-        <w:t>来源:GameLook | 时间:08-10 09:48</w:t>
+        <w:t>来源:IT之家 | 时间:08-10 17:02</w:t>
       </w:r>
     </w:p>
     <w:p>
       <w:r>
-        <w:t>AGI公司DeepSeek近期密集招聘游戏开发人才，引发行业热议；有引擎公司负责人调侃‘连做AGI的都想做游戏’，折射出游戏作为AI技术最佳训练场与商业化出口的双重价值，也暴露人才争夺白热化。</w:t>
+        <w:t>Arena平台最新盲测显示，阿里Qwen3.8-max跻身全球大模型综合榜Top6，国产模型集体上位；榜单反映中文理解、多模态与推理能力持续突破，国产模型已形成技术迭代快、场景适配强的竞争优势。</w:t>
       </w:r>
     </w:p>
     <w:p>
@@ -375,7 +352,7 @@
           <w:i/>
           <w:sz w:val="21"/>
         </w:rPr>
-        <w:t>角度建议:联系广州趣丸、四三九九等游戏厂商，了解其与DeepSeek等大模型公司在NPC行为生成、剧情生成上的合作意向</w:t>
+        <w:t>角度建议:结合广州人工智能公共算力中心、琶洲试验区建设，挖掘广东高校与企业（如华为云、腾讯混元）在模型微调与行业垂类落地的最新案例</w:t>
       </w:r>
     </w:p>
     <w:p>
@@ -386,13 +363,13 @@
         </w:rPr>
         <w:t>链接:</w:t>
       </w:r>
-      <w:hyperlink r:id="rId12">
+      <w:hyperlink r:id="rId11">
         <w:r>
           <w:rPr>
             <w:color w:val="0563C1"/>
             <w:u w:val="single"/>
           </w:rPr>
-          <w:t>DeepSeek真在招聘游戏开发！游戏引擎公司老板吐槽：“为何都想做游戏”？</w:t>
+          <w:t>AI 大模型周榜：阿里 qwen3.8-max 冲进综合榜 Top 6，国产多模型表现亮眼</w:t>
         </w:r>
       </w:hyperlink>
     </w:p>
@@ -414,7 +391,7 @@
           <w:b/>
           <w:sz w:val="24"/>
         </w:rPr>
-        <w:t>Linux内核曝出18年历史漏洞SCTPhantom：存在于SCTP网络通信功能中、可提权控制宿主机</w:t>
+        <w:t>AI眼镜进入「影像」赛场的背后</w:t>
       </w:r>
     </w:p>
     <w:p>
@@ -424,12 +401,12 @@
           <w:color w:val="888888"/>
           <w:sz w:val="18"/>
         </w:rPr>
-        <w:t>来源:IT之家 | 时间:08-10 13:45</w:t>
+        <w:t>来源:Bing新闻 | 时间:08-10 02:31</w:t>
       </w:r>
     </w:p>
     <w:p>
       <w:r>
-        <w:t>腾讯朱雀实验室披露Linux内核SCTP协议存在编号CVE-2026-64564的高危漏洞SCTPhantom，可导致远程提权，影响所有启用SCTP的服务器与云平台，修复补丁已发布，凸显开源安全治理紧迫性。</w:t>
+        <w:t>2026中国野生生物影像年赛首次引入AI眼镜作为官方拍摄设备，骁龙提供端侧AI算力支持；赛事验证轻量化AR设备在专业影像采集中的可行性，推动‘所见即所得’创作范式变革。</w:t>
       </w:r>
     </w:p>
     <w:p>
@@ -439,7 +416,7 @@
           <w:i/>
           <w:sz w:val="21"/>
         </w:rPr>
-        <w:t>角度建议:联系广州云服务商如易捷行云，核实其云平台SCTP服务启用情况与补丁部署进度</w:t>
+        <w:t>角度建议:联系广州长隆、南沙湿地等自然教育基地，策划‘AI眼镜拍湾区’主题采风活动，展示技术赋能生态文明传播的在地化实践</w:t>
       </w:r>
     </w:p>
     <w:p>
@@ -450,13 +427,13 @@
         </w:rPr>
         <w:t>链接:</w:t>
       </w:r>
-      <w:hyperlink r:id="rId13">
+      <w:hyperlink r:id="rId12">
         <w:r>
           <w:rPr>
             <w:color w:val="0563C1"/>
             <w:u w:val="single"/>
           </w:rPr>
-          <w:t>Linux内核曝出18年历史漏洞SCTPhantom：存在于SCTP网络通信功能中、可提权控制宿主机</w:t>
+          <w:t>AI眼镜进入「影像」赛场的背后</w:t>
         </w:r>
       </w:hyperlink>
     </w:p>
@@ -478,7 +455,7 @@
           <w:b/>
           <w:sz w:val="24"/>
         </w:rPr>
-        <w:t>阿维塔副总裁雍军不认为和华为的合作模式是“必要项”，当下最优解不代表永远绑定</w:t>
+        <w:t>消息称阿里云今年计划将模块化数据中心全球产能提升两倍以上</w:t>
       </w:r>
     </w:p>
     <w:p>
@@ -488,12 +465,12 @@
           <w:color w:val="888888"/>
           <w:sz w:val="18"/>
         </w:rPr>
-        <w:t>来源:IT之家 | 时间:08-10 11:08</w:t>
+        <w:t>来源:IT之家 | 时间:08-10 16:47</w:t>
       </w:r>
     </w:p>
     <w:p>
       <w:r>
-        <w:t>阿维塔副总裁雍军公开表示与华为乾崑智驾合作是‘当下最优解’而非永久绑定，强调自研差异化能力；释放车企在智驾技术路线选择上的话语权回归信号，对华为ADS生态构成潜在变量。</w:t>
+        <w:t>阿里云基于全模块化设计架构，将AIDC交付周期压缩至100天（传统需6-18个月），并计划年内全球产能翻两倍以上；此举支撑大模型训练算力爆发需求，加速AI基础设施‘即插即用’普及。</w:t>
       </w:r>
     </w:p>
     <w:p>
@@ -503,7 +480,63 @@
           <w:i/>
           <w:sz w:val="21"/>
         </w:rPr>
-        <w:t>角度建议:对比广州小鹏、深圳比亚迪在智驾自研与合作间的平衡策略，研判粤系车企技术主权意识</w:t>
+        <w:t>角度建议:对接广州南沙国际数据自贸港项目，报道阿里云华南节点在金融、政务大模型训练中的定制化交付案例</w:t>
+      </w:r>
+    </w:p>
+    <w:p>
+      <w:r>
+        <w:rPr>
+          <w:rFonts w:ascii="Times New Roman" w:hAnsi="Times New Roman" w:eastAsia="宋体"/>
+          <w:sz w:val="18"/>
+        </w:rPr>
+        <w:t>链接:</w:t>
+      </w:r>
+      <w:hyperlink r:id="rId13">
+        <w:r>
+          <w:rPr>
+            <w:color w:val="0563C1"/>
+            <w:u w:val="single"/>
+          </w:rPr>
+          <w:t>消息称阿里云今年计划将模块化数据中心全球产能提升两倍以上</w:t>
+        </w:r>
+      </w:hyperlink>
+    </w:p>
+    <w:p>
+      <w:pPr>
+        <w:pStyle w:val="Heading3"/>
+      </w:pPr>
+      <w:r>
+        <w:rPr>
+          <w:rFonts w:ascii="Times New Roman" w:hAnsi="Times New Roman" w:eastAsia="黑体"/>
+          <w:b w:val="0"/>
+          <w:color w:val="888888"/>
+          <w:sz w:val="24"/>
+        </w:rPr>
+        <w:t>【C级·参考】</w:t>
+      </w:r>
+      <w:r>
+        <w:rPr>
+          <w:rFonts w:ascii="Times New Roman" w:hAnsi="Times New Roman" w:eastAsia="黑体"/>
+          <w:b w:val="0"/>
+          <w:color w:val="888888"/>
+          <w:sz w:val="24"/>
+        </w:rPr>
+        <w:t>通用百万比特光量子计算迎来可行路径，合肥硅臻芯片等发布片上 MBQC 技术突破</w:t>
+      </w:r>
+    </w:p>
+    <w:p>
+      <w:r>
+        <w:rPr>
+          <w:rFonts w:ascii="Times New Roman" w:hAnsi="Times New Roman" w:eastAsia="宋体"/>
+          <w:color w:val="888888"/>
+          <w:sz w:val="18"/>
+        </w:rPr>
+        <w:t>来源:IT之家 | 时间:08-10 16:25</w:t>
+      </w:r>
+    </w:p>
+    <w:p>
+      <w:r>
+        <w:t>合肥硅臻联合中科大实现百万比特光量子计算关键突破，依托自研可编程硅光芯片验证MBQC（测量基量子计算）架构可行性；该成果为实用化通用量子计算机提供新路径，摆脱超低温依赖。</w:t>
       </w:r>
     </w:p>
     <w:p>
@@ -520,7 +553,7 @@
             <w:color w:val="0563C1"/>
             <w:u w:val="single"/>
           </w:rPr>
-          <w:t>阿维塔副总裁雍军不认为和华为的合作模式是“必要项”，当下最优解不代表永远绑定</w:t>
+          <w:t>通用百万比特光量子计算迎来可行路径，合肥硅臻芯片等发布片上 MBQC 技术突破</w:t>
         </w:r>
       </w:hyperlink>
     </w:p>
@@ -544,17 +577,19 @@
         <w:rPr>
           <w:rFonts w:ascii="Times New Roman" w:hAnsi="Times New Roman" w:eastAsia="黑体"/>
           <w:b/>
+          <w:color w:val="41D87E"/>
           <w:sz w:val="24"/>
         </w:rPr>
-        <w:t>【B级·关注】</w:t>
+        <w:t>【A级·线索】</w:t>
       </w:r>
       <w:r>
         <w:rPr>
           <w:rFonts w:ascii="Times New Roman" w:hAnsi="Times New Roman" w:eastAsia="黑体"/>
           <w:b/>
+          <w:color w:val="41D87E"/>
           <w:sz w:val="24"/>
         </w:rPr>
-        <w:t>大疆错失宇树数十亿市值引热议：曾是最大外部股东，2019年退出</w:t>
+        <w:t>压倒性优势，今年上半年中国厂商贡献全球超 97% 人形机器人出货量</w:t>
       </w:r>
     </w:p>
     <w:p>
@@ -564,12 +599,12 @@
           <w:color w:val="888888"/>
           <w:sz w:val="18"/>
         </w:rPr>
-        <w:t>来源:IT之家 | 时间:08-10 13:26</w:t>
+        <w:t>来源:IT之家 | 时间:08-10 18:06</w:t>
       </w:r>
     </w:p>
     <w:p>
       <w:r>
-        <w:t>宇树科技启动A股申购，发行价150.80元/股，上市市值约609.93亿元，成‘人形机器人第一股’；大疆曾为最大外部股东但于2019年退出，引发对国产机器人生态布局与资本路径的深度反思。</w:t>
+        <w:t>据Smart Analytics Global数据，2026年上半年中国厂商占据全球人形机器人97%以上出货份额，优必选、宇树、达闼等头部企业加速量产交付，技术迭代与成本控制能力已形成全球代际差。</w:t>
       </w:r>
     </w:p>
     <w:p>
@@ -579,7 +614,7 @@
           <w:i/>
           <w:sz w:val="21"/>
         </w:rPr>
-        <w:t>角度建议:联动广州黄埔区机器人产业园、深圳优必选等湾区企业，对比分析粤港机器人产业资本协同现状与错位风险</w:t>
+        <w:t>角度建议:联动广州黄埔区‘具身智能产业园’、深圳南山机器人集聚区，采访粤企出海订单（如优必选Walker X海外交付）、核心零部件（谐波减速器、无框电机）国产替代进展</w:t>
       </w:r>
     </w:p>
     <w:p>
@@ -596,7 +631,7 @@
             <w:color w:val="0563C1"/>
             <w:u w:val="single"/>
           </w:rPr>
-          <w:t>大疆错失宇树数十亿市值引热议：曾是最大外部股东，2019年退出</w:t>
+          <w:t>压倒性优势，今年上半年中国厂商贡献全球超 97% 人形机器人出货量</w:t>
         </w:r>
       </w:hyperlink>
     </w:p>
@@ -618,7 +653,7 @@
           <w:b/>
           <w:sz w:val="24"/>
         </w:rPr>
-        <w:t>数十亿美元机器人公司，为何都盯上了叠衣服</w:t>
+        <w:t>VAIO 全球率先为 PC 导入血管与心率测量支持</w:t>
       </w:r>
     </w:p>
     <w:p>
@@ -628,12 +663,12 @@
           <w:color w:val="888888"/>
           <w:sz w:val="18"/>
         </w:rPr>
-        <w:t>来源:IT之家 | 时间:08-10 12:55</w:t>
+        <w:t>来源:IT之家 | 时间:08-10 18:09</w:t>
       </w:r>
     </w:p>
     <w:p>
       <w:r>
-        <w:t>Figure AI、Sunday Robotics等全球头部家用机器人公司正将‘叠衣服’作为技术落地突破口，因其涵盖视觉识别、柔性抓取、空间推理等核心AI能力，且直击家庭高频痛点，融资总额达数十亿美元，预示服务机器人商业化拐点临近。</w:t>
+        <w:t>日本VAIO发布全球首款集成血管与心率光学传感的商用笔记本SX14-R，通过屏幕边框传感器实现非接触式生理监测，开辟AI PC健康交互新赛道，技术方案具备向医疗可穿戴设备迁移潜力。</w:t>
       </w:r>
     </w:p>
     <w:p>
@@ -643,7 +678,7 @@
           <w:i/>
           <w:sz w:val="21"/>
         </w:rPr>
-        <w:t>角度建议:采访广州机器人企业云从科技、小鹏汇天在家庭场景的技术路线差异，对比‘叠衣’与‘扫地’‘送餐’的产业化优先级</w:t>
+        <w:t>角度建议:对比广州视源股份（CVTE）在教育/会议平板中嵌入健康传感的探索，分析大湾区硬件厂商在‘AI+健康’融合创新中的差异化路径</w:t>
       </w:r>
     </w:p>
     <w:p>
@@ -660,7 +695,7 @@
             <w:color w:val="0563C1"/>
             <w:u w:val="single"/>
           </w:rPr>
-          <w:t>数十亿美元机器人公司，为何都盯上了叠衣服</w:t>
+          <w:t>VAIO 全球率先为 PC 导入血管与心率测量支持</w:t>
         </w:r>
       </w:hyperlink>
     </w:p>
@@ -682,7 +717,7 @@
           <w:b/>
           <w:sz w:val="24"/>
         </w:rPr>
-        <w:t>中兴TOPFLOW“直播神器”便携聚合网络设备发售：高通X75芯片、支持自插卡使用，2999元起</w:t>
+        <w:t>理想汽车：第二代理想 AI 眼镜 Livis 预计明年下半年到来，正和蔡司评估镜片内显示技术方案</w:t>
       </w:r>
     </w:p>
     <w:p>
@@ -692,12 +727,12 @@
           <w:color w:val="888888"/>
           <w:sz w:val="18"/>
         </w:rPr>
-        <w:t>来源:IT之家 | 时间:08-10 10:27</w:t>
+        <w:t>来源:IT之家 | 时间:08-10 18:12</w:t>
       </w:r>
     </w:p>
     <w:p>
       <w:r>
-        <w:t>中兴推出面向移动直播与户外办公的TOPFLOW‘直播神器’，搭载高通X75芯片，支持4G/5G双模自插卡、多路聚合网络，内置AI降噪与画质增强，定价2999元起，填补专业级便携直播硬件市场空白。</w:t>
+        <w:t>理想汽车确认第二代AI眼镜Livis将于2027年下半年发布，正与蔡司联合攻关镜片内嵌显示技术；该产品将强化AR导航与车载生态联动，延续其‘AI硬件即服务’战略，拓展智能座舱外延场景。</w:t>
       </w:r>
     </w:p>
     <w:p>
@@ -707,7 +742,7 @@
           <w:i/>
           <w:sz w:val="21"/>
         </w:rPr>
-        <w:t>角度建议:走访广州番禺直播电商基地，验证其在‘村播’‘跨境直播’等本地高频场景的稳定性与带宽优势</w:t>
+        <w:t>角度建议:关注广州AR产业链（如影石Insta360光学模组供应商），预判Livis二代对粤港澳大湾区光学精密制造企业的订单拉动效应</w:t>
       </w:r>
     </w:p>
     <w:p>
@@ -724,7 +759,7 @@
             <w:color w:val="0563C1"/>
             <w:u w:val="single"/>
           </w:rPr>
-          <w:t>中兴TOPFLOW“直播神器”便携聚合网络设备发售：高通X75芯片、支持自插卡使用，2999元起</w:t>
+          <w:t>理想汽车：第二代理想 AI 眼镜 Livis 预计明年下半年到来，正和蔡司评估镜片内显示技术方案</w:t>
         </w:r>
       </w:hyperlink>
     </w:p>
@@ -746,7 +781,7 @@
           <w:b/>
           <w:sz w:val="24"/>
         </w:rPr>
-        <w:t>小米2027届全球校园招聘启动：AI相关岗位需求增长50%，产研类占比70%</w:t>
+        <w:t>真知创投与BAI资本联合入局，前小米穿戴专家打造全场景独立AI硬件ACTRA</w:t>
       </w:r>
     </w:p>
     <w:p>
@@ -756,12 +791,12 @@
           <w:color w:val="888888"/>
           <w:sz w:val="18"/>
         </w:rPr>
-        <w:t>来源:IT之家 | 时间:08-10 11:56</w:t>
+        <w:t>来源:Bing新闻 | 时间:08-10 01:21</w:t>
       </w:r>
     </w:p>
     <w:p>
       <w:r>
-        <w:t>小米启动2027届校招，AI相关岗位需求同比增50%，产研类岗位占总招聘70%，重点布局大模型、机器人、智能座舱方向；释放国产科技企业加码前沿技术研发、构建自主人才梯队的明确信号。</w:t>
+        <w:t>由前小米穿戴核心成员创立的ACTRA获真知创投与BAI资本联合投资，专注全场景AI硬件研发；其首款产品瞄准办公、教育与健康三大垂直领域，强调端侧大模型与多模态交互融合，填补国产AI终端空白。</w:t>
       </w:r>
     </w:p>
     <w:p>
@@ -771,7 +806,7 @@
           <w:i/>
           <w:sz w:val="21"/>
         </w:rPr>
-        <w:t>角度建议:对接华南理工、中山大学计算机学院，梳理粤籍毕业生投递小米AI岗的地域偏好与培养衔接机制</w:t>
+        <w:t>角度建议:核查团队是否在广州设有研发中心，挖掘其与中山大学人机交互实验室、广工大智能装备研究院的技术合作线索</w:t>
       </w:r>
     </w:p>
     <w:p>
@@ -788,7 +823,7 @@
             <w:color w:val="0563C1"/>
             <w:u w:val="single"/>
           </w:rPr>
-          <w:t>小米2027届全球校园招聘启动：AI相关岗位需求增长50%，产研类占比70%</w:t>
+          <w:t>真知创投与BAI资本联合入局，前小米穿戴专家打造全场景独立AI硬件ACTRA</w:t>
         </w:r>
       </w:hyperlink>
     </w:p>
@@ -812,17 +847,19 @@
         <w:rPr>
           <w:rFonts w:ascii="Times New Roman" w:hAnsi="Times New Roman" w:eastAsia="黑体"/>
           <w:b/>
+          <w:color w:val="41D87E"/>
           <w:sz w:val="24"/>
         </w:rPr>
-        <w:t>【B级·关注】</w:t>
+        <w:t>【A级·线索|本地】</w:t>
       </w:r>
       <w:r>
         <w:rPr>
           <w:rFonts w:ascii="Times New Roman" w:hAnsi="Times New Roman" w:eastAsia="黑体"/>
           <w:b/>
+          <w:color w:val="41D87E"/>
           <w:sz w:val="24"/>
         </w:rPr>
-        <w:t>长安启源激光版车型老用户全部免费OTA升级至天枢领航Pro</w:t>
+        <w:t>小马智行全球自动驾驶里程突破 1 亿公里</w:t>
       </w:r>
     </w:p>
     <w:p>
@@ -832,12 +869,12 @@
           <w:color w:val="888888"/>
           <w:sz w:val="18"/>
         </w:rPr>
-        <w:t>来源:IT之家 | 时间:08-10 13:10</w:t>
+        <w:t>来源:IT之家 | 时间:08-10 15:30</w:t>
       </w:r>
     </w:p>
     <w:p>
       <w:r>
-        <w:t>长安启源宣布对激光雷达版全系车主免费推送‘天枢领航Pro’智驾系统OTA升级，覆盖2026年10月起分批次推送，功能强化城市NOA与无图智驾能力，体现车企对存量用户智能资产持续赋能的新范式。</w:t>
+        <w:t>广州本土企业小马智行宣布全球L4级自动驾驶测试总里程突破1亿公里，覆盖中美多城复杂城区场景；其Robotaxi在广州南沙已常态化运营三年，累计服务超百万乘客，技术可靠性获商业验证。</w:t>
       </w:r>
     </w:p>
     <w:p>
@@ -847,7 +884,7 @@
           <w:i/>
           <w:sz w:val="21"/>
         </w:rPr>
-        <w:t>角度建议:调研广州广汽埃安、小鹏智驾中心对类似升级策略的响应，关注广东智能网联汽车OTA监管备案动态</w:t>
+        <w:t>角度建议:深挖南沙‘全无人驾驶商业化试点’政策突破与用户画像（如老年群体高频使用），呈现大湾区智能网联汽车从‘技术领先’到‘民生普惠’的转化样本</w:t>
       </w:r>
     </w:p>
     <w:p>
@@ -864,7 +901,7 @@
             <w:color w:val="0563C1"/>
             <w:u w:val="single"/>
           </w:rPr>
-          <w:t>长安启源激光版车型老用户全部免费OTA升级至天枢领航Pro</w:t>
+          <w:t>小马智行全球自动驾驶里程突破 1 亿公里</w:t>
         </w:r>
       </w:hyperlink>
     </w:p>
@@ -876,17 +913,19 @@
         <w:rPr>
           <w:rFonts w:ascii="Times New Roman" w:hAnsi="Times New Roman" w:eastAsia="黑体"/>
           <w:b/>
+          <w:color w:val="41D87E"/>
           <w:sz w:val="24"/>
         </w:rPr>
-        <w:t>【B级·关注|本地】</w:t>
+        <w:t>【A级·线索|本地】</w:t>
       </w:r>
       <w:r>
         <w:rPr>
           <w:rFonts w:ascii="Times New Roman" w:hAnsi="Times New Roman" w:eastAsia="黑体"/>
           <w:b/>
+          <w:color w:val="41D87E"/>
           <w:sz w:val="24"/>
         </w:rPr>
-        <w:t>我国的全球最快高铁CR450列车完成60万公里运用考核</w:t>
+        <w:t>广汽集团：GOVY AirCab 飞行汽车完成超 3 个月夏测，扛住 50℃ 暴晒、狂风沙尘</w:t>
       </w:r>
     </w:p>
     <w:p>
@@ -896,12 +935,12 @@
           <w:color w:val="888888"/>
           <w:sz w:val="18"/>
         </w:rPr>
-        <w:t>来源:IT之家 | 时间:08-10 13:00</w:t>
+        <w:t>来源:IT之家 | 时间:08-10 17:27</w:t>
       </w:r>
     </w:p>
     <w:p>
       <w:r>
-        <w:t>中国中车研制的CR450动车组样车完成60万公里运用考核，验证其450km/h持续运营可靠性，为京沪、广深等干线提速奠定基础；考核数据将支撑国铁集团2027年线路试验计划。</w:t>
+        <w:t>广汽高域GOVY AirCab飞行汽车在甘肃民勤完成超3个月极端环境测试，成功应对50℃高温、强沙尘与高海拔挑战，为低空经济载人场景商业化奠定工程基础；该机型由广汽研究院主导研发，核心飞控系统源自广州团队。</w:t>
       </w:r>
     </w:p>
     <w:p>
@@ -911,7 +950,7 @@
           <w:i/>
           <w:sz w:val="21"/>
         </w:rPr>
-        <w:t>角度建议:聚焦广深港高铁是否列入首批CR450试验线路，采访广州局集团及佛山、东莞沿线站点升级准备</w:t>
+        <w:t>角度建议:紧扣广东省低空经济高质量发展三年行动方案，专访广汽研发团队，解析‘广州造’eVTOL在适航认证、空域协同、起降场基建等卡点攻坚进展</w:t>
       </w:r>
     </w:p>
     <w:p>
@@ -928,7 +967,7 @@
             <w:color w:val="0563C1"/>
             <w:u w:val="single"/>
           </w:rPr>
-          <w:t>我国的全球最快高铁CR450列车完成60万公里运用考核</w:t>
+          <w:t>广汽集团：GOVY AirCab 飞行汽车完成超 3 个月夏测，扛住 50℃ 暴晒、狂风沙尘</w:t>
         </w:r>
       </w:hyperlink>
     </w:p>
@@ -952,7 +991,7 @@
           <w:color w:val="888888"/>
           <w:sz w:val="24"/>
         </w:rPr>
-        <w:t>现代汽车在韩国启动首个公寓楼泊车机器人试点</w:t>
+        <w:t>司机仅需为实际驻车时间付费：NEC 将在日测试停车场新计费模式</w:t>
       </w:r>
     </w:p>
     <w:p>
@@ -962,12 +1001,12 @@
           <w:color w:val="888888"/>
           <w:sz w:val="18"/>
         </w:rPr>
-        <w:t>来源:IT之家 | 时间:08-10 09:43</w:t>
+        <w:t>来源:IT之家 | 时间:08-10 17:54</w:t>
       </w:r>
     </w:p>
     <w:p>
       <w:r>
-        <w:t>现代汽车联合现代威亚等在韩国京畿道公寓启动全球首个泊车机器人商用试点，实现车辆自动入库、充电、调度全流程无人化，技术方案可适配立体车库与老旧小区改造场景，为国内智慧停车提供跨境参照。</w:t>
+        <w:t>NEC联合UrbanChain开发基于AI图像识别的精准停车计费系统，通过车位级视觉检测剔除寻位时间，实现‘按停时长’收费；该技术已在东京试点，有望缓解城市核心区停车效率痛点。</w:t>
       </w:r>
     </w:p>
     <w:p>
@@ -984,7 +1023,7 @@
             <w:color w:val="0563C1"/>
             <w:u w:val="single"/>
           </w:rPr>
-          <w:t>现代汽车在韩国启动首个公寓楼泊车机器人试点</w:t>
+          <w:t>司机仅需为实际驻车时间付费：NEC 将在日测试停车场新计费模式</w:t>
         </w:r>
       </w:hyperlink>
     </w:p>
@@ -1008,7 +1047,7 @@
           <w:color w:val="888888"/>
           <w:sz w:val="24"/>
         </w:rPr>
-        <w:t>全新奇瑞捷途山海L7 PLUS将于8月18日上市，有望搭载猎鹰700智驾</w:t>
+        <w:t>美国 FCC 试图扩大无人机禁令，封禁此前已获批的激光雷达无人机</w:t>
       </w:r>
     </w:p>
     <w:p>
@@ -1018,12 +1057,12 @@
           <w:color w:val="888888"/>
           <w:sz w:val="18"/>
         </w:rPr>
-        <w:t>来源:IT之家 | 时间:08-10 13:24</w:t>
+        <w:t>来源:IT之家 | 时间:08-10 16:29</w:t>
       </w:r>
     </w:p>
     <w:p>
       <w:r>
-        <w:t>奇瑞捷途山海L7 PLUS将于8月18日上市，预计搭载猎鹰700智能驾驶系统，支持城市NOA与自动泊车；作为面向年轻家庭的混动SUV，其智驾配置对标小鹏G6，加剧20万元级市场技术竞争。</w:t>
+        <w:t>美国FCC拟扩大无人机禁令，将热成像、LiDAR及气体传感无人机列入禁售名单，引发行业对技术安全与贸易壁垒的担忧；此举或加速中国厂商转向农业植保、电力巡检等合规B端场景。</w:t>
       </w:r>
     </w:p>
     <w:p>
@@ -1040,7 +1079,7 @@
             <w:color w:val="0563C1"/>
             <w:u w:val="single"/>
           </w:rPr>
-          <w:t>全新奇瑞捷途山海L7 PLUS将于8月18日上市，有望搭载猎鹰700智驾</w:t>
+          <w:t>美国 FCC 试图扩大无人机禁令，封禁此前已获批的激光雷达无人机</w:t>
         </w:r>
       </w:hyperlink>
     </w:p>
@@ -1064,7 +1103,7 @@
           <w:color w:val="888888"/>
           <w:sz w:val="24"/>
         </w:rPr>
-        <w:t>欧盟IRIS²卫星互联网规划扩展至348颗卫星，目标2029年前首次发射</w:t>
+        <w:t>vivo 数字车钥匙新增适配上汽大众，已支持 ID.ERA 9X/8X/5S</w:t>
       </w:r>
     </w:p>
     <w:p>
@@ -1074,12 +1113,12 @@
           <w:color w:val="888888"/>
           <w:sz w:val="18"/>
         </w:rPr>
-        <w:t>来源:IT之家 | 时间:08-10 11:49</w:t>
+        <w:t>来源:IT之家 | 时间:08-10 16:17</w:t>
       </w:r>
     </w:p>
     <w:p>
       <w:r>
-        <w:t>欧盟签署IRIS²卫星星座实施协议，规模扩至348颗，覆盖通信、导航、遥感，目标2029年前首发；该计划与我国星网工程形成竞合关系，或将影响粤港澳大湾区低空经济与应急通信基建路径。</w:t>
+        <w:t>vivo OriginOS数字车钥匙扩展至上汽大众ID.ERA系列三款车型，实现手机NFC无感解锁/启动；该功能已覆盖比亚迪、小鹏、蔚来等20+品牌，成为国产手机与车企‘生态互认’的标配能力。</w:t>
       </w:r>
     </w:p>
     <w:p>
@@ -1096,7 +1135,7 @@
             <w:color w:val="0563C1"/>
             <w:u w:val="single"/>
           </w:rPr>
-          <w:t>欧盟IRIS²卫星互联网规划扩展至348颗卫星，目标2029年前首次发射</w:t>
+          <w:t>vivo 数字车钥匙新增适配上汽大众，已支持 ID.ERA 9X/8X/5S</w:t>
         </w:r>
       </w:hyperlink>
     </w:p>
@@ -1130,7 +1169,7 @@
           <w:b/>
           <w:sz w:val="24"/>
         </w:rPr>
-        <w:t>最会买鸿蒙版2.70上架：订单微信提醒、悬浮底栏、三方登录、比价高返</w:t>
+        <w:t>综合扣费 12%，消息称豆包渠道的酒店订单今日起开始执行独立费率</w:t>
       </w:r>
     </w:p>
     <w:p>
@@ -1140,12 +1179,12 @@
           <w:color w:val="888888"/>
           <w:sz w:val="18"/>
         </w:rPr>
-        <w:t>来源:IT之家 | 时间:08-10 13:55</w:t>
+        <w:t>来源:IT之家 | 时间:08-10 16:08</w:t>
       </w:r>
     </w:p>
     <w:p>
       <w:r>
-        <w:t>专注购物返利的‘最会买’鸿蒙原生应用2.70版本上线，新增商品识别弹窗、微信订单实时提醒、悬浮底栏快捷比价等功能，支持淘宝、京东、拼多多、美团外卖、滴滴出行等20+平台，凸显鸿蒙生态商业服务能力跃升。</w:t>
+        <w:t>抖音旗下豆包平台对酒店订单启动独立费率体系（软件服务费11.4%+支付手续费0.6%），较传统OTA佣金高出约3-5个百分点；此举或倒逼中小酒店加速私域运营，重塑本地生活平台分润逻辑。</w:t>
       </w:r>
     </w:p>
     <w:p>
@@ -1155,7 +1194,7 @@
           <w:i/>
           <w:sz w:val="21"/>
         </w:rPr>
-        <w:t>角度建议:走访广州天河商圈直播基地，验证鸿蒙版在本地生活服务（如美团外卖、滴滴）返利落地实效</w:t>
+        <w:t>角度建议:调研广州本地连锁酒店（如岭南控股旗下品牌）在抖音来客与美团双渠道的ROI对比，揭示平台费率变化对区域文旅消费链路的影响</w:t>
       </w:r>
     </w:p>
     <w:p>
@@ -1172,71 +1211,7 @@
             <w:color w:val="0563C1"/>
             <w:u w:val="single"/>
           </w:rPr>
-          <w:t>最会买鸿蒙版2.70上架：订单微信提醒、悬浮底栏、三方登录、比价高返</w:t>
-        </w:r>
-      </w:hyperlink>
-    </w:p>
-    <w:p>
-      <w:pPr>
-        <w:pStyle w:val="Heading3"/>
-      </w:pPr>
-      <w:r>
-        <w:rPr>
-          <w:rFonts w:ascii="Times New Roman" w:hAnsi="Times New Roman" w:eastAsia="黑体"/>
-          <w:b/>
-          <w:sz w:val="24"/>
-        </w:rPr>
-        <w:t>【B级·关注|本地】</w:t>
-      </w:r>
-      <w:r>
-        <w:rPr>
-          <w:rFonts w:ascii="Times New Roman" w:hAnsi="Times New Roman" w:eastAsia="黑体"/>
-          <w:b/>
-          <w:sz w:val="24"/>
-        </w:rPr>
-        <w:t>钟睒睒认为电商平台消灭了中间商却成了更霸道的“中间商”，必须限制权力</w:t>
-      </w:r>
-    </w:p>
-    <w:p>
-      <w:r>
-        <w:rPr>
-          <w:rFonts w:ascii="Times New Roman" w:hAnsi="Times New Roman" w:eastAsia="宋体"/>
-          <w:color w:val="888888"/>
-          <w:sz w:val="18"/>
-        </w:rPr>
-        <w:t>来源:IT之家 | 时间:08-10 10:27</w:t>
-      </w:r>
-    </w:p>
-    <w:p>
-      <w:r>
-        <w:t>农夫山泉创始人钟睒睒在央视《对话》中直言电商平台本质是‘更霸道的中间商’，呼吁限制其权力；其观点呼应广东中小食品企业对平台抽佣、流量分配不公的长期诉求，引发对本地供应链话语权的再思考。</w:t>
-      </w:r>
-    </w:p>
-    <w:p>
-      <w:r>
-        <w:rPr>
-          <w:rFonts w:ascii="Times New Roman" w:hAnsi="Times New Roman" w:eastAsia="宋体"/>
-          <w:i/>
-          <w:sz w:val="21"/>
-        </w:rPr>
-        <w:t>角度建议:专访广州白云区食品电商产业园、东莞酱油产业集群代表，梳理粤企‘去平台化’私域运营案例</w:t>
-      </w:r>
-    </w:p>
-    <w:p>
-      <w:r>
-        <w:rPr>
-          <w:rFonts w:ascii="Times New Roman" w:hAnsi="Times New Roman" w:eastAsia="宋体"/>
-          <w:sz w:val="18"/>
-        </w:rPr>
-        <w:t>链接:</w:t>
-      </w:r>
-      <w:hyperlink r:id="rId25">
-        <w:r>
-          <w:rPr>
-            <w:color w:val="0563C1"/>
-            <w:u w:val="single"/>
-          </w:rPr>
-          <w:t>钟睒睒认为电商平台消灭了中间商却成了更霸道的“中间商”，必须限制权力</w:t>
+          <w:t>综合扣费 12%，消息称豆包渠道的酒店订单今日起开始执行独立费率</w:t>
         </w:r>
       </w:hyperlink>
     </w:p>
@@ -1258,7 +1233,7 @@
           <w:b/>
           <w:sz w:val="24"/>
         </w:rPr>
-        <w:t>抖音首次开放网暴案例评审</w:t>
+        <w:t>极兔速递被国家邮政局罚款 7 万元，未按规定履行安全保障统一管理责任</w:t>
       </w:r>
     </w:p>
     <w:p>
@@ -1268,12 +1243,12 @@
           <w:color w:val="888888"/>
           <w:sz w:val="18"/>
         </w:rPr>
-        <w:t>来源:IT之家 | 时间:08-10 11:34</w:t>
+        <w:t>来源:IT之家 | 时间:08-10 17:09</w:t>
       </w:r>
     </w:p>
     <w:p>
       <w:r>
-        <w:t>抖音在北京举办‘戏谑的边界与伤害’研讨会，首次向法学、心理学等领域专家开放网暴案例评审，聚焦‘玩梗式网暴’识别标准与治理边界，释放平台主动构建内容治理共识的信号。</w:t>
+        <w:t>极兔速递因未落实加盟网点安全统一管理，被国家邮政局处以7万元罚款；事件暴露快递行业高速扩张下末端管控漏洞，监管正从‘价格战’转向‘安全合规’深度治理。</w:t>
       </w:r>
     </w:p>
     <w:p>
@@ -1283,7 +1258,7 @@
           <w:i/>
           <w:sz w:val="21"/>
         </w:rPr>
-        <w:t>角度建议:邀请广州大学网络治理研究中心参与案例复盘，评估粤语圈‘玩梗’文化与网暴边界的特殊性</w:t>
+        <w:t>角度建议:聚焦广州白云、花都等快递枢纽园区，调查极兔华南转运中心整改情况，关联分析‘以旧换新’家电物流中冷链与大件配送的安全标准升级需求</w:t>
       </w:r>
     </w:p>
     <w:p>
@@ -1294,13 +1269,13 @@
         </w:rPr>
         <w:t>链接:</w:t>
       </w:r>
-      <w:hyperlink r:id="rId26">
+      <w:hyperlink r:id="rId25">
         <w:r>
           <w:rPr>
             <w:color w:val="0563C1"/>
             <w:u w:val="single"/>
           </w:rPr>
-          <w:t>抖音首次开放网暴案例评审</w:t>
+          <w:t>极兔速递被国家邮政局罚款 7 万元，未按规定履行安全保障统一管理责任</w:t>
         </w:r>
       </w:hyperlink>
     </w:p>
@@ -1322,7 +1297,7 @@
           <w:b/>
           <w:sz w:val="24"/>
         </w:rPr>
-        <w:t>小红书再陷期权争议：前员工称归属仅剩8天，遭公司“踩点辞退”</w:t>
+        <w:t>微信鸿蒙版 App 获 8.0.20.47 正式版升级</w:t>
       </w:r>
     </w:p>
     <w:p>
@@ -1332,12 +1307,12 @@
           <w:color w:val="888888"/>
           <w:sz w:val="18"/>
         </w:rPr>
-        <w:t>来源:IT之家 | 时间:08-10 12:14</w:t>
+        <w:t>来源:IT之家 | 时间:08-10 17:18</w:t>
       </w:r>
     </w:p>
     <w:p>
       <w:r>
-        <w:t>继陈浩维权后，前小红书员工姜东再曝期权纠纷，称公司于归属期截止前8天单方解除劳动合同；事件折射互联网公司股权激励合规短板，亦引发对广州等地MCN机构同类条款执行透明度的关注。</w:t>
+        <w:t>微信鸿蒙版更新至8.0.20.47版本，新增聊天笔记收藏、视频号弹幕互动等功能；作为鸿蒙生态关键入口，此次升级强化跨设备协同体验，为‘鸿蒙+微信’在即时零售、社区团购等场景深度融合铺路。</w:t>
       </w:r>
     </w:p>
     <w:p>
@@ -1347,7 +1322,7 @@
           <w:i/>
           <w:sz w:val="21"/>
         </w:rPr>
-        <w:t>角度建议:访谈广州本地MCN法务负责人，梳理粤企常见期权协议陷阱与劳动仲裁胜诉率</w:t>
+        <w:t>角度建议:跟踪广州本地商家（如钱大妈、朴朴超市）在鸿蒙版微信小程序中的履约优化案例，展现操作系统级生态对区域消费数字化的赋能</w:t>
       </w:r>
     </w:p>
     <w:p>
@@ -1358,13 +1333,13 @@
         </w:rPr>
         <w:t>链接:</w:t>
       </w:r>
-      <w:hyperlink r:id="rId27">
+      <w:hyperlink r:id="rId26">
         <w:r>
           <w:rPr>
             <w:color w:val="0563C1"/>
             <w:u w:val="single"/>
           </w:rPr>
-          <w:t>小红书再陷期权争议：前员工称归属仅剩8天，遭公司“踩点辞退”</w:t>
+          <w:t>微信鸿蒙版 App 获 8.0.20.47 正式版升级</w:t>
         </w:r>
       </w:hyperlink>
     </w:p>
@@ -1388,16 +1363,78 @@
         <w:rPr>
           <w:rFonts w:ascii="Times New Roman" w:hAnsi="Times New Roman" w:eastAsia="黑体"/>
           <w:b/>
-          <w:color w:val="41D87E"/>
           <w:sz w:val="24"/>
         </w:rPr>
-        <w:t>【A级·线索|本地】</w:t>
+        <w:t>【B级·关注】</w:t>
       </w:r>
       <w:r>
         <w:rPr>
           <w:rFonts w:ascii="Times New Roman" w:hAnsi="Times New Roman" w:eastAsia="黑体"/>
           <w:b/>
-          <w:color w:val="41D87E"/>
+          <w:sz w:val="24"/>
+        </w:rPr>
+        <w:t>创办 64 年来首次，今年大众电影百花奖设立 AIGC 单元</w:t>
+      </w:r>
+    </w:p>
+    <w:p>
+      <w:r>
+        <w:rPr>
+          <w:rFonts w:ascii="Times New Roman" w:hAnsi="Times New Roman" w:eastAsia="宋体"/>
+          <w:color w:val="888888"/>
+          <w:sz w:val="18"/>
+        </w:rPr>
+        <w:t>来源:IT之家 | 时间:08-10 15:18</w:t>
+      </w:r>
+    </w:p>
+    <w:p>
+      <w:r>
+        <w:t>第38届大众电影百花奖首设AIGC影像推优单元，一个月内征集作品超千部，涵盖AI生成短片、虚拟制片与人机协作叙事；此举标志主流影视评价体系正式接纳生成式技术作为创作生产力。</w:t>
+      </w:r>
+    </w:p>
+    <w:p>
+      <w:r>
+        <w:rPr>
+          <w:rFonts w:ascii="Times New Roman" w:hAnsi="Times New Roman" w:eastAsia="宋体"/>
+          <w:i/>
+          <w:sz w:val="21"/>
+        </w:rPr>
+        <w:t>角度建议:联动广州动漫节、珠海横琴国际光影艺术节，报道大湾区AIGC内容创作者（如广州美术学院师生团队）参赛作品及版权确权实践</w:t>
+      </w:r>
+    </w:p>
+    <w:p>
+      <w:r>
+        <w:rPr>
+          <w:rFonts w:ascii="Times New Roman" w:hAnsi="Times New Roman" w:eastAsia="宋体"/>
+          <w:sz w:val="18"/>
+        </w:rPr>
+        <w:t>链接:</w:t>
+      </w:r>
+      <w:hyperlink r:id="rId27">
+        <w:r>
+          <w:rPr>
+            <w:color w:val="0563C1"/>
+            <w:u w:val="single"/>
+          </w:rPr>
+          <w:t>创办 64 年来首次，今年大众电影百花奖设立 AIGC 单元</w:t>
+        </w:r>
+      </w:hyperlink>
+    </w:p>
+    <w:p>
+      <w:pPr>
+        <w:pStyle w:val="Heading3"/>
+      </w:pPr>
+      <w:r>
+        <w:rPr>
+          <w:rFonts w:ascii="Times New Roman" w:hAnsi="Times New Roman" w:eastAsia="黑体"/>
+          <w:b/>
+          <w:sz w:val="24"/>
+        </w:rPr>
+        <w:t>【B级·关注】</w:t>
+      </w:r>
+      <w:r>
+        <w:rPr>
+          <w:rFonts w:ascii="Times New Roman" w:hAnsi="Times New Roman" w:eastAsia="黑体"/>
+          <w:b/>
           <w:sz w:val="24"/>
         </w:rPr>
         <w:t>全网预约5000万、定档9月，王者IP新作又炸场了</w:t>
@@ -1415,7 +1452,7 @@
     </w:p>
     <w:p>
       <w:r>
-        <w:t>腾讯《王者荣耀》IP新游《王者万象棋》官宣定档9月，全网预约量破5000万，融合MOBA策略与棋盘对战玩法，依托王者庞大用户基础与广州研发团队支撑，有望成为暑期档现象级产品。</w:t>
+        <w:t>腾讯《王者荣耀》IP新游《王者万象棋》官宣定档9月，全网预约量破5000万；作为融合策略对战与IP世界观的创新形态，该游戏由天美L1工作室研发，承载腾讯在AI驱动游戏工业化上的关键验证。</w:t>
       </w:r>
     </w:p>
     <w:p>
@@ -1425,7 +1462,7 @@
           <w:i/>
           <w:sz w:val="21"/>
         </w:rPr>
-        <w:t>角度建议:独家探访腾讯天美L1工作室（广州）开发进展，挖掘粤产游戏如何融合醒狮、粤剧等岭南文化元素</w:t>
+        <w:t>角度建议:采访广州天美工作室（位于天河智慧城）核心成员，解读‘AI NPC行为树优化’‘跨平台实时渲染’等技术在广州研发基地的落地细节</w:t>
       </w:r>
     </w:p>
     <w:p>
@@ -1453,18 +1490,20 @@
       <w:r>
         <w:rPr>
           <w:rFonts w:ascii="Times New Roman" w:hAnsi="Times New Roman" w:eastAsia="黑体"/>
-          <w:b/>
+          <w:b w:val="0"/>
+          <w:color w:val="888888"/>
           <w:sz w:val="24"/>
         </w:rPr>
-        <w:t>【B级·关注】</w:t>
+        <w:t>【C级·参考】</w:t>
       </w:r>
       <w:r>
         <w:rPr>
           <w:rFonts w:ascii="Times New Roman" w:hAnsi="Times New Roman" w:eastAsia="黑体"/>
-          <w:b/>
+          <w:b w:val="0"/>
+          <w:color w:val="888888"/>
           <w:sz w:val="24"/>
         </w:rPr>
-        <w:t>TI双冠选手Topson加盟LGD，出战《DOTA2》2026年国际邀请赛</w:t>
+        <w:t>杨奇：《黑神话：钟馗》设计和资产阶段会远离 AI 生成式内容</w:t>
       </w:r>
     </w:p>
     <w:p>
@@ -1474,22 +1513,12 @@
           <w:color w:val="888888"/>
           <w:sz w:val="18"/>
         </w:rPr>
-        <w:t>来源:IT之家 | 时间:08-10 10:19</w:t>
+        <w:t>来源:IT之家 | 时间:08-10 14:45</w:t>
       </w:r>
     </w:p>
     <w:p>
       <w:r>
-        <w:t>两届TI世界冠军、芬兰传奇选手Topson正式加盟中国LGD战队，将代表LGD征战本周开赛的DOTA2 TI2026，此举被业内视为LGD冲击TI冠军的关键补强，亦反映中国电竞俱乐部全球化人才战略加速。</w:t>
-      </w:r>
-    </w:p>
-    <w:p>
-      <w:r>
-        <w:rPr>
-          <w:rFonts w:ascii="Times New Roman" w:hAnsi="Times New Roman" w:eastAsia="宋体"/>
-          <w:i/>
-          <w:sz w:val="21"/>
-        </w:rPr>
-        <w:t>角度建议:联系广州超竞集团、TT语音等本土电竞生态方，探讨大湾区承办TI分站赛可能性及青训体系对接</w:t>
+        <w:t>游戏科学美术总监杨奇明确表示，《黑神话：钟馗》在核心美术设计与资产制作阶段将规避AI生成内容，坚持人工精绘与传统文化考据；强调‘人本创作’在国风IP构建中的不可替代性。</w:t>
       </w:r>
     </w:p>
     <w:p>
@@ -1506,71 +1535,7 @@
             <w:color w:val="0563C1"/>
             <w:u w:val="single"/>
           </w:rPr>
-          <w:t>TI双冠选手Topson加盟LGD，出战《DOTA2》2026年国际邀请赛</w:t>
-        </w:r>
-      </w:hyperlink>
-    </w:p>
-    <w:p>
-      <w:pPr>
-        <w:pStyle w:val="Heading3"/>
-      </w:pPr>
-      <w:r>
-        <w:rPr>
-          <w:rFonts w:ascii="Times New Roman" w:hAnsi="Times New Roman" w:eastAsia="黑体"/>
-          <w:b/>
-          <w:sz w:val="24"/>
-        </w:rPr>
-        <w:t>【B级·关注|本地】</w:t>
-      </w:r>
-      <w:r>
-        <w:rPr>
-          <w:rFonts w:ascii="Times New Roman" w:hAnsi="Times New Roman" w:eastAsia="黑体"/>
-          <w:b/>
-          <w:sz w:val="24"/>
-        </w:rPr>
-        <w:t>对话“外包大佬”维塔士中国总经理：3A大裁员AI冲击波，希望何在？</w:t>
-      </w:r>
-    </w:p>
-    <w:p>
-      <w:r>
-        <w:rPr>
-          <w:rFonts w:ascii="Times New Roman" w:hAnsi="Times New Roman" w:eastAsia="宋体"/>
-          <w:color w:val="888888"/>
-          <w:sz w:val="18"/>
-        </w:rPr>
-        <w:t>来源:GameLook | 时间:08-10 10:45</w:t>
-      </w:r>
-    </w:p>
-    <w:p>
-      <w:r>
-        <w:t>全球头部游戏外包商维塔士中国总经理坦言3A行业寒冬与AI替代压力并存，但指出中国团队在本地化、美术迭代与独立游戏协作中不可替代；其广州、上海工作室正转向AI辅助管线优化。</w:t>
-      </w:r>
-    </w:p>
-    <w:p>
-      <w:r>
-        <w:rPr>
-          <w:rFonts w:ascii="Times New Roman" w:hAnsi="Times New Roman" w:eastAsia="宋体"/>
-          <w:i/>
-          <w:sz w:val="21"/>
-        </w:rPr>
-        <w:t>角度建议:实地探访维塔士广州工作室，记录粤籍美术师如何利用AI工具提升二次元项目交付效率</w:t>
-      </w:r>
-    </w:p>
-    <w:p>
-      <w:r>
-        <w:rPr>
-          <w:rFonts w:ascii="Times New Roman" w:hAnsi="Times New Roman" w:eastAsia="宋体"/>
-          <w:sz w:val="18"/>
-        </w:rPr>
-        <w:t>链接:</w:t>
-      </w:r>
-      <w:hyperlink r:id="rId30">
-        <w:r>
-          <w:rPr>
-            <w:color w:val="0563C1"/>
-            <w:u w:val="single"/>
-          </w:rPr>
-          <w:t>对话“外包大佬”维塔士中国总经理：3A大裁员AI冲击波，希望何在？</w:t>
+          <w:t>杨奇：《黑神话：钟馗》设计和资产阶段会远离 AI 生成式内容</w:t>
         </w:r>
       </w:hyperlink>
     </w:p>
@@ -1594,7 +1559,7 @@
           <w:color w:val="888888"/>
           <w:sz w:val="24"/>
         </w:rPr>
-        <w:t>UGC大佬还能缺游戏？Roblox高管承认“最近没爆款”，一年市值蒸发700亿美元</w:t>
+        <w:t>DeepSeek真在招聘游戏开发！游戏引擎公司老板吐槽：“为何都想做游戏”？</w:t>
       </w:r>
     </w:p>
     <w:p>
@@ -1604,12 +1569,12 @@
           <w:color w:val="888888"/>
           <w:sz w:val="18"/>
         </w:rPr>
-        <w:t>来源:GameLook | 时间:08-10 10:05</w:t>
+        <w:t>来源:GameLook | 时间:08-10 09:48</w:t>
       </w:r>
     </w:p>
     <w:p>
       <w:r>
-        <w:t>Roblox财报显示Q2业绩承压，高管坦承‘缺乏爆款’致用户时长下滑；其市值一年蒸发700亿美元，反衬中国UGC平台如腾讯QQ秀、网易瑶台在泛娱乐化探索中的韧性，引发对本土化路径再审视。</w:t>
+        <w:t>AGI公司DeepSeek高调招募游戏开发人才，引发行业对‘AI公司下场做游戏’的热议；背后折射出游戏作为AI技术最佳训练场与商业化出口的战略价值，也暴露当前AGI落地场景的现实瓶颈。</w:t>
       </w:r>
     </w:p>
     <w:p>
@@ -1620,13 +1585,13 @@
         </w:rPr>
         <w:t>链接:</w:t>
       </w:r>
-      <w:hyperlink r:id="rId31">
+      <w:hyperlink r:id="rId30">
         <w:r>
           <w:rPr>
             <w:color w:val="0563C1"/>
             <w:u w:val="single"/>
           </w:rPr>
-          <w:t>UGC大佬还能缺游戏？Roblox高管承认“最近没爆款”，一年市值蒸发700亿美元</w:t>
+          <w:t>DeepSeek真在招聘游戏开发！游戏引擎公司老板吐槽：“为何都想做游戏”？</w:t>
         </w:r>
       </w:hyperlink>
     </w:p>
@@ -1650,7 +1615,7 @@
           <w:color w:val="888888"/>
           <w:sz w:val="24"/>
         </w:rPr>
-        <w:t>“游戏圈新海诚”？《OPUS》创始人：十年叙事长跑，从《龙脉常歌》到《心相吾山》</w:t>
+        <w:t>Sensor Tower：点点互动三款游戏会师收入榜Top5，《绝区零》二周年推动海外收入大幅增长</w:t>
       </w:r>
     </w:p>
     <w:p>
@@ -1660,12 +1625,12 @@
           <w:color w:val="888888"/>
           <w:sz w:val="18"/>
         </w:rPr>
-        <w:t>来源:GameLook | 时间:08-10 10:30</w:t>
+        <w:t>来源:GameLook | 时间:08-10 01:39</w:t>
       </w:r>
     </w:p>
     <w:p>
       <w:r>
-        <w:t>台湾独立工作室SIGONO创始人Brian以十年打磨《OPUS》系列，新作《心相吾山》融合东方山水哲学与交互叙事；其创作理念呼应大湾区青年开发者‘慢工出细活’趋势，挑战快节奏工业化生产范式。</w:t>
+        <w:t>Sensor Tower数据显示，点点互动旗下《绝区零》《晶核》《圣斗士星矢》包揽7月出海手游收入榜Top5，其中《绝区零》二周年活动带动海外收入环比增长120%；国创二次元品类全球化势能强劲。</w:t>
       </w:r>
     </w:p>
     <w:p>
@@ -1676,13 +1641,13 @@
         </w:rPr>
         <w:t>链接:</w:t>
       </w:r>
-      <w:hyperlink r:id="rId32">
+      <w:hyperlink r:id="rId31">
         <w:r>
           <w:rPr>
             <w:color w:val="0563C1"/>
             <w:u w:val="single"/>
           </w:rPr>
-          <w:t>“游戏圈新海诚”？《OPUS》创始人：十年叙事长跑，从《龙脉常歌》到《心相吾山》</w:t>
+          <w:t>Sensor Tower：点点互动三款游戏会师收入榜Top5，《绝区零》二周年推动海外收入大幅增长</w:t>
         </w:r>
       </w:hyperlink>
     </w:p>
@@ -1718,7 +1683,7 @@
           <w:color w:val="41D87E"/>
           <w:sz w:val="24"/>
         </w:rPr>
-        <w:t>全球首个！龙眼荔枝杂交新品种“脆蜜”今年终于上市，38元一斤</w:t>
+        <w:t>2025 年全球纯电动汽车均价首次低于混动车，中国车企加速出海</w:t>
       </w:r>
     </w:p>
     <w:p>
@@ -1728,12 +1693,12 @@
           <w:color w:val="888888"/>
           <w:sz w:val="18"/>
         </w:rPr>
-        <w:t>来源:IT之家 | 时间:08-10 12:37</w:t>
+        <w:t>来源:IT之家 | 时间:08-10 17:29</w:t>
       </w:r>
     </w:p>
     <w:p>
       <w:r>
-        <w:t>由华南农业大学育成的全球首个龙眼荔枝杂交品种‘脆蜜’在广州从化举行现场观摩会并正式上市，售价38元/斤，兼具龙眼清甜与荔枝多汁特性，已获国家植物新品种授权，标志岭南特色水果种业创新重大突破。</w:t>
+        <w:t>日经报道显示，2025年全球纯电车均价已低于混动车型，主因电池成本下降与中国规模化制造优势；比亚迪、广汽埃安等品牌正通过中东、东南亚低价市场反哺国内‘以旧换新’补贴可持续性。</w:t>
       </w:r>
     </w:p>
     <w:p>
@@ -1743,7 +1708,73 @@
           <w:i/>
           <w:sz w:val="21"/>
         </w:rPr>
-        <w:t>角度建议:深入从化鳌头镇种植基地与广州江南果菜批发市场，追踪‘脆蜜’供应链、终端定价及粤式茶饮跨界应用（如喜茶、奈雪联名）</w:t>
+        <w:t>角度建议:聚焦广州新能源汽车以旧换新政策细则（如叠加国补+地方补贴最高2万元），测算广汽传祺、埃安车主置换周期与二手车残值变化，呈现政策杠杆撬动消费的真实图景</w:t>
+      </w:r>
+    </w:p>
+    <w:p>
+      <w:r>
+        <w:rPr>
+          <w:rFonts w:ascii="Times New Roman" w:hAnsi="Times New Roman" w:eastAsia="宋体"/>
+          <w:sz w:val="18"/>
+        </w:rPr>
+        <w:t>链接:</w:t>
+      </w:r>
+      <w:hyperlink r:id="rId32">
+        <w:r>
+          <w:rPr>
+            <w:color w:val="0563C1"/>
+            <w:u w:val="single"/>
+          </w:rPr>
+          <w:t>2025 年全球纯电动汽车均价首次低于混动车，中国车企加速出海</w:t>
+        </w:r>
+      </w:hyperlink>
+    </w:p>
+    <w:p>
+      <w:pPr>
+        <w:pStyle w:val="Heading3"/>
+      </w:pPr>
+      <w:r>
+        <w:rPr>
+          <w:rFonts w:ascii="Times New Roman" w:hAnsi="Times New Roman" w:eastAsia="黑体"/>
+          <w:b/>
+          <w:color w:val="41D87E"/>
+          <w:sz w:val="24"/>
+        </w:rPr>
+        <w:t>【A级·线索】</w:t>
+      </w:r>
+      <w:r>
+        <w:rPr>
+          <w:rFonts w:ascii="Times New Roman" w:hAnsi="Times New Roman" w:eastAsia="黑体"/>
+          <w:b/>
+          <w:color w:val="41D87E"/>
+          <w:sz w:val="24"/>
+        </w:rPr>
+        <w:t>44 岁网约车司机在充电站猝死、保险以“没在开车”拒赔，法院判决赔款 60 万元</w:t>
+      </w:r>
+    </w:p>
+    <w:p>
+      <w:r>
+        <w:rPr>
+          <w:rFonts w:ascii="Times New Roman" w:hAnsi="Times New Roman" w:eastAsia="宋体"/>
+          <w:color w:val="888888"/>
+          <w:sz w:val="18"/>
+        </w:rPr>
+        <w:t>来源:IT之家 | 时间:08-10 15:22</w:t>
+      </w:r>
+    </w:p>
+    <w:p>
+      <w:r>
+        <w:t>上海闵行法院判决某保险公司向猝死网约车司机家属赔付60万元，认定司机在充电等待期间仍处于‘营运状态’，突破传统‘驾驶中’理赔边界；该案为新业态劳动者权益保障树立司法标杆。</w:t>
+      </w:r>
+    </w:p>
+    <w:p>
+      <w:r>
+        <w:rPr>
+          <w:rFonts w:ascii="Times New Roman" w:hAnsi="Times New Roman" w:eastAsia="宋体"/>
+          <w:i/>
+          <w:sz w:val="21"/>
+        </w:rPr>
+        <w:t>角度建议:延伸至广州网约车司机群体（如滴滴、如祺出行），调研粤版‘新就业形态职业伤害保障试点’参保率与理赔实操难点，推动政策落地堵点曝光</w:t>
       </w:r>
     </w:p>
     <w:p>
@@ -1760,7 +1791,7 @@
             <w:color w:val="0563C1"/>
             <w:u w:val="single"/>
           </w:rPr>
-          <w:t>全球首个！龙眼荔枝杂交新品种“脆蜜”今年终于上市，38元一斤</w:t>
+          <w:t>44 岁网约车司机在充电站猝死、保险以“没在开车”拒赔，法院判决赔款 60 万元</w:t>
         </w:r>
       </w:hyperlink>
     </w:p>
@@ -1782,7 +1813,7 @@
           <w:b/>
           <w:sz w:val="24"/>
         </w:rPr>
-        <w:t>竹子做的快递包装来了：主要品牌已应用测试，目标5年内使用量达10亿件</w:t>
+        <w:t>比亚迪“海獭”Racco 上市两周订单破千，刷新品牌在日本最快订单纪录</w:t>
       </w:r>
     </w:p>
     <w:p>
@@ -1792,12 +1823,12 @@
           <w:color w:val="888888"/>
           <w:sz w:val="18"/>
         </w:rPr>
-        <w:t>来源:IT之家 | 时间:08-10 10:53</w:t>
+        <w:t>来源:IT之家 | 时间:08-10 16:01</w:t>
       </w:r>
     </w:p>
     <w:p>
       <w:r>
-        <w:t>央视报道竹基可降解快递包装进入规模化测试阶段，已获京东、菜鸟、顺丰等主流平台应用，材料由竹粉与全生物降解塑料复合而成，目标5年内全国使用量达10亿件，助力绿色物流与乡村振兴结合。</w:t>
+        <w:t>比亚迪日本法人宣布纯电轻型车‘海獭’Racco上市两周订单破千，创品牌在日最快纪录；该车型定位K-Car细分市场，以性价比与本地化服务（含日语语音助手）赢得消费者，印证中国智造出海新范式。</w:t>
       </w:r>
     </w:p>
     <w:p>
@@ -1807,7 +1838,7 @@
           <w:i/>
           <w:sz w:val="21"/>
         </w:rPr>
-        <w:t>角度建议:联动广东韶关、清远竹产区，调研竹纤维包装在广佛电商仓配体系中的成本与适配性</w:t>
+        <w:t>角度建议:对比广汽埃安在日本试水策略，分析大湾区车企如何通过‘小车型+快迭代+强本地化’突破成熟市场壁垒</w:t>
       </w:r>
     </w:p>
     <w:p>
@@ -1824,7 +1855,7 @@
             <w:color w:val="0563C1"/>
             <w:u w:val="single"/>
           </w:rPr>
-          <w:t>竹子做的快递包装来了：主要品牌已应用测试，目标5年内使用量达10亿件</w:t>
+          <w:t>比亚迪“海獭”Racco 上市两周订单破千，刷新品牌在日本最快订单纪录</w:t>
         </w:r>
       </w:hyperlink>
     </w:p>
@@ -1835,20 +1866,18 @@
       <w:r>
         <w:rPr>
           <w:rFonts w:ascii="Times New Roman" w:hAnsi="Times New Roman" w:eastAsia="黑体"/>
-          <w:b w:val="0"/>
-          <w:color w:val="888888"/>
+          <w:b/>
           <w:sz w:val="24"/>
         </w:rPr>
-        <w:t>【C级·参考|本地】</w:t>
+        <w:t>【B级·关注】</w:t>
       </w:r>
       <w:r>
         <w:rPr>
           <w:rFonts w:ascii="Times New Roman" w:hAnsi="Times New Roman" w:eastAsia="黑体"/>
-          <w:b w:val="0"/>
-          <w:color w:val="888888"/>
+          <w:b/>
           <w:sz w:val="24"/>
         </w:rPr>
-        <w:t>小米米家高速水离子吹风机Pro预售：双恒温吹护技术、高速无刷马达，705元</w:t>
+        <w:t>九号公司 2026 年半年度归母净利润 10.08 亿元，同比下降 18.79%</w:t>
       </w:r>
     </w:p>
     <w:p>
@@ -1858,12 +1887,22 @@
           <w:color w:val="888888"/>
           <w:sz w:val="18"/>
         </w:rPr>
-        <w:t>来源:IT之家 | 时间:08-10 10:50</w:t>
+        <w:t>来源:IT之家 | 时间:08-10 18:20</w:t>
       </w:r>
     </w:p>
     <w:p>
       <w:r>
-        <w:t>小米米家高速水离子吹风机Pro开启预售，搭载12万转/分钟无刷马达与双恒温技术，首发价705元，国补后低至539.32元；契合广东湿热气候下用户对快速干发与头皮护理的双重需求。</w:t>
+        <w:t>九号公司2026年上半年净利润同比下滑18.79%，营收增长22%但毛利率承压；电动平衡车与滑板车业务增速放缓，而割草机器人、配送机器人等新业务占比提升，反映企业从消费电子向服务机器人转型阵痛。</w:t>
+      </w:r>
+    </w:p>
+    <w:p>
+      <w:r>
+        <w:rPr>
+          <w:rFonts w:ascii="Times New Roman" w:hAnsi="Times New Roman" w:eastAsia="宋体"/>
+          <w:i/>
+          <w:sz w:val="21"/>
+        </w:rPr>
+        <w:t>角度建议:对比广州本土企业（如云鲸、追觅）在清洁机器人赛道的盈利模型，分析九号在大湾区供应链协同与出海渠道中的差异化优势</w:t>
       </w:r>
     </w:p>
     <w:p>
@@ -1880,7 +1919,7 @@
             <w:color w:val="0563C1"/>
             <w:u w:val="single"/>
           </w:rPr>
-          <w:t>小米米家高速水离子吹风机Pro预售：双恒温吹护技术、高速无刷马达，705元</w:t>
+          <w:t>九号公司 2026 年半年度归母净利润 10.08 亿元，同比下降 18.79%</w:t>
         </w:r>
       </w:hyperlink>
     </w:p>
@@ -1891,20 +1930,18 @@
       <w:r>
         <w:rPr>
           <w:rFonts w:ascii="Times New Roman" w:hAnsi="Times New Roman" w:eastAsia="黑体"/>
-          <w:b w:val="0"/>
-          <w:color w:val="888888"/>
+          <w:b/>
           <w:sz w:val="24"/>
         </w:rPr>
-        <w:t>【C级·参考|本地】</w:t>
+        <w:t>【B级·关注】</w:t>
       </w:r>
       <w:r>
         <w:rPr>
           <w:rFonts w:ascii="Times New Roman" w:hAnsi="Times New Roman" w:eastAsia="黑体"/>
-          <w:b w:val="0"/>
-          <w:color w:val="888888"/>
+          <w:b/>
           <w:sz w:val="24"/>
         </w:rPr>
-        <w:t>OPPO Enco Clip2耳夹耳机推出「晨雾白」配色，8月14日开售</w:t>
+        <w:t>多位经销商人士证实：雪佛兰已暂停在华新车销售</w:t>
       </w:r>
     </w:p>
     <w:p>
@@ -1914,12 +1951,22 @@
           <w:color w:val="888888"/>
           <w:sz w:val="18"/>
         </w:rPr>
-        <w:t>来源:IT之家 | 时间:08-10 10:53</w:t>
+        <w:t>来源:IT之家 | 时间:08-10 15:29</w:t>
       </w:r>
     </w:p>
     <w:p>
       <w:r>
-        <w:t>OPPO Enco Clip2耳夹耳机新增「晨雾白」配色，延续无耳洞压迫设计，适配广东夏季长时间佩戴需求；8月14日开售，售价849元，瞄准年轻职场人群与运动爱好者细分市场。</w:t>
+        <w:t>雪佛兰品牌在中国市场已暂停新车销售，通用中国确认将资源聚焦凯迪拉克与别克；此举反映外资品牌在电动化转型迟滞背景下，主动收缩非核心业务，为国产品牌腾挪市场空间。</w:t>
+      </w:r>
+    </w:p>
+    <w:p>
+      <w:r>
+        <w:rPr>
+          <w:rFonts w:ascii="Times New Roman" w:hAnsi="Times New Roman" w:eastAsia="宋体"/>
+          <w:i/>
+          <w:sz w:val="21"/>
+        </w:rPr>
+        <w:t>角度建议:走访广州雪佛兰授权经销商（如天河店），记录库存消化与售后维保现状，对比广汽本田、东风日产在粤销量韧性</w:t>
       </w:r>
     </w:p>
     <w:p>
@@ -1936,7 +1983,7 @@
             <w:color w:val="0563C1"/>
             <w:u w:val="single"/>
           </w:rPr>
-          <w:t>OPPO Enco Clip2耳夹耳机推出「晨雾白」配色，8月14日开售</w:t>
+          <w:t>多位经销商人士证实：雪佛兰已暂停在华新车销售</w:t>
         </w:r>
       </w:hyperlink>
     </w:p>
@@ -1951,7 +1998,7 @@
           <w:color w:val="888888"/>
           <w:sz w:val="24"/>
         </w:rPr>
-        <w:t>【C级·参考|本地】</w:t>
+        <w:t>【C级·参考】</w:t>
       </w:r>
       <w:r>
         <w:rPr>
@@ -1960,7 +2007,7 @@
           <w:color w:val="888888"/>
           <w:sz w:val="24"/>
         </w:rPr>
-        <w:t>别克新GL8陆尚8月13日上市，搭载新一代真龙插混系统</w:t>
+        <w:t>上汽奥迪 E5 Sportback 星钻特别版涂装发布，新老用户选装限时 988 元</w:t>
       </w:r>
     </w:p>
     <w:p>
@@ -1970,12 +2017,12 @@
           <w:color w:val="888888"/>
           <w:sz w:val="18"/>
         </w:rPr>
-        <w:t>来源:IT之家 | 时间:08-10 13:35</w:t>
+        <w:t>来源:IT之家 | 时间:08-10 18:29</w:t>
       </w:r>
     </w:p>
     <w:p>
       <w:r>
-        <w:t>别克新GL8陆尚将于8月13日上市，首发搭载‘真龙插混’系统，WLTC综合油耗低至5.9L/100km；新增橙色内饰与高扶手箱设计，强化商务与家庭双场景适配，瞄准广深高端MPV换购需求。</w:t>
+        <w:t>上汽奥迪推出E5 Sportback星钻特别版选装包，限时价988元（原价2988元），主打个性化外观定制；此举响应年轻用户‘轻改装’需求，是豪华品牌下沉至主流消费市场的典型营销策略。</w:t>
       </w:r>
     </w:p>
     <w:p>
@@ -1992,63 +2039,7 @@
             <w:color w:val="0563C1"/>
             <w:u w:val="single"/>
           </w:rPr>
-          <w:t>别克新GL8陆尚8月13日上市，搭载新一代真龙插混系统</w:t>
-        </w:r>
-      </w:hyperlink>
-    </w:p>
-    <w:p>
-      <w:pPr>
-        <w:pStyle w:val="Heading3"/>
-      </w:pPr>
-      <w:r>
-        <w:rPr>
-          <w:rFonts w:ascii="Times New Roman" w:hAnsi="Times New Roman" w:eastAsia="黑体"/>
-          <w:b w:val="0"/>
-          <w:color w:val="888888"/>
-          <w:sz w:val="24"/>
-        </w:rPr>
-        <w:t>【C级·参考|本地】</w:t>
-      </w:r>
-      <w:r>
-        <w:rPr>
-          <w:rFonts w:ascii="Times New Roman" w:hAnsi="Times New Roman" w:eastAsia="黑体"/>
-          <w:b w:val="0"/>
-          <w:color w:val="888888"/>
-          <w:sz w:val="24"/>
-        </w:rPr>
-        <w:t>小米米家制冰机众筹预约开启：6-8分钟快速制冰，359元</w:t>
-      </w:r>
-    </w:p>
-    <w:p>
-      <w:r>
-        <w:rPr>
-          <w:rFonts w:ascii="Times New Roman" w:hAnsi="Times New Roman" w:eastAsia="宋体"/>
-          <w:color w:val="888888"/>
-          <w:sz w:val="18"/>
-        </w:rPr>
-        <w:t>来源:IT之家 | 时间:08-10 10:06</w:t>
-      </w:r>
-    </w:p>
-    <w:p>
-      <w:r>
-        <w:t>小米米家制冰机开启众筹，支持6-8分钟速制‘快速冰’与‘标准冰’，定价359元；针对广东夏季饮品消费升级需求，切入家庭冰饮场景，与本地茶饮品牌形成潜在联动空间。</w:t>
-      </w:r>
-    </w:p>
-    <w:p>
-      <w:r>
-        <w:rPr>
-          <w:rFonts w:ascii="Times New Roman" w:hAnsi="Times New Roman" w:eastAsia="宋体"/>
-          <w:sz w:val="18"/>
-        </w:rPr>
-        <w:t>链接:</w:t>
-      </w:r>
-      <w:hyperlink r:id="rId38">
-        <w:r>
-          <w:rPr>
-            <w:color w:val="0563C1"/>
-            <w:u w:val="single"/>
-          </w:rPr>
-          <w:t>小米米家制冰机众筹预约开启：6-8分钟快速制冰，359元</w:t>
+          <w:t>上汽奥迪 E5 Sportback 星钻特别版涂装发布，新老用户选装限时 988 元</w:t>
         </w:r>
       </w:hyperlink>
     </w:p>
@@ -2078,7 +2069,7 @@
           <w:rFonts w:ascii="Times New Roman" w:hAnsi="Times New Roman" w:eastAsia="宋体"/>
           <w:sz w:val="18"/>
         </w:rPr>
-        <w:t>IT之家(60)、GameLook(9)、HackerNews(5)、Bing新闻(4)</w:t>
+        <w:t>IT之家(60)、GameLook(9)、HackerNews(7)、Bing新闻(7)</w:t>
       </w:r>
     </w:p>
     <w:p>

--- a/briefings/线口监测午报-2026-08-10.docx
+++ b/briefings/线口监测午报-2026-08-10.docx
@@ -22,7 +22,7 @@
           <w:color w:val="888888"/>
           <w:sz w:val="18"/>
         </w:rPr>
-        <w:t>监测窗口:近48小时 | 生成时间:2026-08-10 18:50</w:t>
+        <w:t>监测窗口:近48小时 | 生成时间:2026-08-10 19:32</w:t>
       </w:r>
     </w:p>
     <w:p>
@@ -61,7 +61,7 @@
           <w:rFonts w:ascii="Times New Roman" w:hAnsi="Times New Roman" w:eastAsia="宋体"/>
           <w:sz w:val="21"/>
         </w:rPr>
-        <w:t>小马智行全球自动驾驶里程突破 1 亿公里——广州本土企业小马智行宣布全球L4级自动驾驶测试总里程突破1亿公里，覆盖中美多城复杂城区场景；其Robotaxi在广州南沙已常态化运营三年，累计服务超百万乘客，技术可靠性获商业验证。(IT之家)</w:t>
+        <w:t>小马智行全球自动驾驶里程突破 1 亿公里——小马智行宣布全球自动驾驶路测里程突破1亿公里，覆盖中美多城复杂路况。其全栈自研技术已在广州南沙开展常态化Robotaxi运营，订单响应时间缩短至90秒内，为国内首个获准全车无人商业化试点企业。(IT之家)</w:t>
       </w:r>
     </w:p>
     <w:p>
@@ -87,7 +87,7 @@
           <w:rFonts w:ascii="Times New Roman" w:hAnsi="Times New Roman" w:eastAsia="宋体"/>
           <w:sz w:val="21"/>
         </w:rPr>
-        <w:t>广汽集团：GOVY AirCab 飞行汽车完成超 3 个月夏测，扛住 50℃ 暴晒、狂风沙尘——广汽高域GOVY AirCab飞行汽车在甘肃民勤完成超3个月极端环境测试，成功应对50℃高温、强沙尘与高海拔挑战，为低空经济载人场景商业化奠定工程基础；该机型由广汽研究院主导研发，核心飞控系统源自广州团队。(IT之家)</w:t>
+        <w:t>广汽集团：GOVY AirCab 飞行汽车完成超 3 个月夏测，扛住 50℃ 暴晒、狂风沙尘——广汽高域GOVY AirCab飞行汽车在甘肃民勤完成超3个月极端环境测试，成功应对50℃高温、强沙尘及高海拔挑战。该机型已获民航局适航审定受理，计划2026年内在广州低空经济试验区开展载人试飞。(IT之家)</w:t>
       </w:r>
     </w:p>
     <w:p>
@@ -113,7 +113,7 @@
           <w:rFonts w:ascii="Times New Roman" w:hAnsi="Times New Roman" w:eastAsia="宋体"/>
           <w:sz w:val="21"/>
         </w:rPr>
-        <w:t>2025 年全球纯电动汽车均价首次低于混动车，中国车企加速出海——日经报道显示，2025年全球纯电车均价已低于混动车型，主因电池成本下降与中国规模化制造优势；比亚迪、广汽埃安等品牌正通过中东、东南亚低价市场反哺国内‘以旧换新’补贴可持续性。(IT之家)</w:t>
+        <w:t>全网预约5000万、定档9月，王者IP新作又炸场了——腾讯《王者荣耀》IP新游《王者万象棋》官宣定档9月，主打英雄策略对战玩法，预约量破5000万。作为广州本土诞生的国民级IP，该作首次引入‘广府棋局’地域地图与南粤武备文化彩蛋，强化湾区玩家情感联结。(GameLook)</w:t>
       </w:r>
     </w:p>
     <w:p>
@@ -130,7 +130,7 @@
           <w:rFonts w:ascii="Times New Roman" w:hAnsi="Times New Roman" w:eastAsia="宋体"/>
           <w:sz w:val="21"/>
         </w:rPr>
-        <w:t>千问开放平台上线，覆盖APP、PC、眼镜三端，支持AI智能体接入——通义千问开放平台正式上线，首次实现手机、PC与AI眼镜三端统一接入，首批合作覆盖顺丰、自如、联想乐享等十多个本地生活与产业场景，标志着大模型从‘工具’迈向‘操作系统级’智能体底座。(Bing新闻)</w:t>
+        <w:t>千问开放平台上线，覆盖APP、PC、眼镜三端，支持AI智能体接入——阿里千问开放平台正式上线，首次实现手机、PC与AI眼镜三端统一接入，首批合作覆盖顺丰、自如、联想等十多个领域。平台强调‘智能体即服务’，支持行业定制化Agent快速集成。(Bing新闻)</w:t>
       </w:r>
     </w:p>
     <w:p>
@@ -147,24 +147,7 @@
           <w:rFonts w:ascii="Times New Roman" w:hAnsi="Times New Roman" w:eastAsia="宋体"/>
           <w:sz w:val="21"/>
         </w:rPr>
-        <w:t>压倒性优势，今年上半年中国厂商贡献全球超 97% 人形机器人出货量——据Smart Analytics Global数据，2026年上半年中国厂商占据全球人形机器人97%以上出货份额，优必选、宇树、达闼等头部企业加速量产交付，技术迭代与成本控制能力已形成全球代际差。(IT之家)</w:t>
-      </w:r>
-    </w:p>
-    <w:p>
-      <w:r>
-        <w:rPr>
-          <w:rFonts w:ascii="Times New Roman" w:hAnsi="Times New Roman" w:eastAsia="宋体"/>
-          <w:b/>
-          <w:sz w:val="21"/>
-        </w:rPr>
-        <w:t xml:space="preserve">6. </w:t>
-      </w:r>
-      <w:r>
-        <w:rPr>
-          <w:rFonts w:ascii="Times New Roman" w:hAnsi="Times New Roman" w:eastAsia="宋体"/>
-          <w:sz w:val="21"/>
-        </w:rPr>
-        <w:t>44 岁网约车司机在充电站猝死、保险以“没在开车”拒赔，法院判决赔款 60 万元——上海闵行法院判决某保险公司向猝死网约车司机家属赔付60万元，认定司机在充电等待期间仍处于‘营运状态’，突破传统‘驾驶中’理赔边界；该案为新业态劳动者权益保障树立司法标杆。(IT之家)</w:t>
+        <w:t>国家计算机病毒应急处理中心预警勒索病毒“Sorry”：恐造成企业内网大面积感染——国家计算机病毒应急处理中心通报新型‘Sorry’勒索病毒活跃，利用Office宏漏洞横向渗透，已致多地中小企业内网瘫痪。该病毒加密后勒索比特币，且具备反溯源伪装能力，防御难度高于同类威胁。(IT之家)</w:t>
       </w:r>
     </w:p>
     <w:p>
@@ -214,7 +197,7 @@
     </w:p>
     <w:p>
       <w:r>
-        <w:t>通义千问开放平台正式上线，首次实现手机、PC与AI眼镜三端统一接入，首批合作覆盖顺丰、自如、联想乐享等十多个本地生活与产业场景，标志着大模型从‘工具’迈向‘操作系统级’智能体底座。</w:t>
+        <w:t>阿里千问开放平台正式上线，首次实现手机、PC与AI眼镜三端统一接入，首批合作覆盖顺丰、自如、联想等十多个领域。平台强调‘智能体即服务’，支持行业定制化Agent快速集成。</w:t>
       </w:r>
     </w:p>
     <w:p>
@@ -224,7 +207,7 @@
           <w:i/>
           <w:sz w:val="21"/>
         </w:rPr>
-        <w:t>角度建议:重点追踪广州本地合作伙伴（如顺丰华南总部、自如广州运营中心）的落地进展，突出大湾区AI应用‘最后一公里’的规模化实践</w:t>
+        <w:t>角度建议:重点追踪广州本地合作方（如顺丰华南总部、自如广州运营中心）落地进展，挖掘‘粤式生活服务智能体’案例</w:t>
       </w:r>
     </w:p>
     <w:p>
@@ -242,6 +225,72 @@
             <w:u w:val="single"/>
           </w:rPr>
           <w:t>千问开放平台上线，覆盖APP、PC、眼镜三端，支持AI智能体接入</w:t>
+        </w:r>
+      </w:hyperlink>
+    </w:p>
+    <w:p>
+      <w:pPr>
+        <w:pStyle w:val="Heading3"/>
+      </w:pPr>
+      <w:r>
+        <w:rPr>
+          <w:rFonts w:ascii="Times New Roman" w:hAnsi="Times New Roman" w:eastAsia="黑体"/>
+          <w:b/>
+          <w:color w:val="41D87E"/>
+          <w:sz w:val="24"/>
+        </w:rPr>
+        <w:t>【A级·线索】</w:t>
+      </w:r>
+      <w:r>
+        <w:rPr>
+          <w:rFonts w:ascii="Times New Roman" w:hAnsi="Times New Roman" w:eastAsia="黑体"/>
+          <w:b/>
+          <w:color w:val="41D87E"/>
+          <w:sz w:val="24"/>
+        </w:rPr>
+        <w:t>国家计算机病毒应急处理中心预警勒索病毒“Sorry”：恐造成企业内网大面积感染</w:t>
+      </w:r>
+    </w:p>
+    <w:p>
+      <w:r>
+        <w:rPr>
+          <w:rFonts w:ascii="Times New Roman" w:hAnsi="Times New Roman" w:eastAsia="宋体"/>
+          <w:color w:val="888888"/>
+          <w:sz w:val="18"/>
+        </w:rPr>
+        <w:t>来源:IT之家 | 时间:08-10 19:19</w:t>
+      </w:r>
+    </w:p>
+    <w:p>
+      <w:r>
+        <w:t>国家计算机病毒应急处理中心通报新型‘Sorry’勒索病毒活跃，利用Office宏漏洞横向渗透，已致多地中小企业内网瘫痪。该病毒加密后勒索比特币，且具备反溯源伪装能力，防御难度高于同类威胁。</w:t>
+      </w:r>
+    </w:p>
+    <w:p>
+      <w:r>
+        <w:rPr>
+          <w:rFonts w:ascii="Times New Roman" w:hAnsi="Times New Roman" w:eastAsia="宋体"/>
+          <w:i/>
+          <w:sz w:val="21"/>
+        </w:rPr>
+        <w:t>角度建议:紧急联系广东省网信办与广州网络安全企业（如安天、启明星辰），梳理湾区制造业、跨境电商企业受攻击风险等级与应急响应机制</w:t>
+      </w:r>
+    </w:p>
+    <w:p>
+      <w:r>
+        <w:rPr>
+          <w:rFonts w:ascii="Times New Roman" w:hAnsi="Times New Roman" w:eastAsia="宋体"/>
+          <w:sz w:val="18"/>
+        </w:rPr>
+        <w:t>链接:</w:t>
+      </w:r>
+      <w:hyperlink r:id="rId10">
+        <w:r>
+          <w:rPr>
+            <w:color w:val="0563C1"/>
+            <w:u w:val="single"/>
+          </w:rPr>
+          <w:t>国家计算机病毒应急处理中心预警勒索病毒“Sorry”：恐造成企业内网大面积感染</w:t>
         </w:r>
       </w:hyperlink>
     </w:p>
@@ -288,7 +337,7 @@
           <w:i/>
           <w:sz w:val="21"/>
         </w:rPr>
-        <w:t>角度建议:可对比百川、智谱等平台策略，探讨大模型‘去C端化’趋势对开发者生态与中小企业AI落地成本的影响</w:t>
+        <w:t>角度建议:可对比通义、千问等平台策略，追问关停对中小开发者生态影响及广东AI初创企业的替代方案</w:t>
       </w:r>
     </w:p>
     <w:p>
@@ -299,13 +348,77 @@
         </w:rPr>
         <w:t>链接:</w:t>
       </w:r>
-      <w:hyperlink r:id="rId10">
+      <w:hyperlink r:id="rId11">
         <w:r>
           <w:rPr>
             <w:color w:val="0563C1"/>
             <w:u w:val="single"/>
           </w:rPr>
           <w:t>零一万物大模型开放平台将逐步停止面向用户提供在线体验、API 调用及充值等相关服务</w:t>
+        </w:r>
+      </w:hyperlink>
+    </w:p>
+    <w:p>
+      <w:pPr>
+        <w:pStyle w:val="Heading3"/>
+      </w:pPr>
+      <w:r>
+        <w:rPr>
+          <w:rFonts w:ascii="Times New Roman" w:hAnsi="Times New Roman" w:eastAsia="黑体"/>
+          <w:b/>
+          <w:sz w:val="24"/>
+        </w:rPr>
+        <w:t>【B级·关注】</w:t>
+      </w:r>
+      <w:r>
+        <w:rPr>
+          <w:rFonts w:ascii="Times New Roman" w:hAnsi="Times New Roman" w:eastAsia="黑体"/>
+          <w:b/>
+          <w:sz w:val="24"/>
+        </w:rPr>
+        <w:t>Meta 开源 30B AI 模型 Muse Glimmer，4bit 量化可在单卡 24GB 显存 GPU 运行</w:t>
+      </w:r>
+    </w:p>
+    <w:p>
+      <w:r>
+        <w:rPr>
+          <w:rFonts w:ascii="Times New Roman" w:hAnsi="Times New Roman" w:eastAsia="宋体"/>
+          <w:color w:val="888888"/>
+          <w:sz w:val="18"/>
+        </w:rPr>
+        <w:t>来源:IT之家 | 时间:08-10 18:52</w:t>
+      </w:r>
+    </w:p>
+    <w:p>
+      <w:r>
+        <w:t>Meta发布开源300亿参数模型Muse Glimmer，支持4bit量化后在消费级24GB显卡运行，显著降低本地部署门槛。该模型专为‘全天候常驻’智能体场景设计，推动AI终端轻量化落地。</w:t>
+      </w:r>
+    </w:p>
+    <w:p>
+      <w:r>
+        <w:rPr>
+          <w:rFonts w:ascii="Times New Roman" w:hAnsi="Times New Roman" w:eastAsia="宋体"/>
+          <w:i/>
+          <w:sz w:val="21"/>
+        </w:rPr>
+        <w:t>角度建议:可联动广州AI企业（如云从、极飞）测试适配性，探讨国产显卡+开源模型在大湾区边缘计算场景的应用潜力</w:t>
+      </w:r>
+    </w:p>
+    <w:p>
+      <w:r>
+        <w:rPr>
+          <w:rFonts w:ascii="Times New Roman" w:hAnsi="Times New Roman" w:eastAsia="宋体"/>
+          <w:sz w:val="18"/>
+        </w:rPr>
+        <w:t>链接:</w:t>
+      </w:r>
+      <w:hyperlink r:id="rId12">
+        <w:r>
+          <w:rPr>
+            <w:color w:val="0563C1"/>
+            <w:u w:val="single"/>
+          </w:rPr>
+          <w:t>Meta 开源 30B AI 模型 Muse Glimmer，4bit 量化可在单卡 24GB 显存 GPU 运行</w:t>
         </w:r>
       </w:hyperlink>
     </w:p>
@@ -342,7 +455,7 @@
     </w:p>
     <w:p>
       <w:r>
-        <w:t>Arena平台最新盲测显示，阿里Qwen3.8-max跻身全球大模型综合榜Top6，国产模型集体上位；榜单反映中文理解、多模态与推理能力持续突破，国产模型已形成技术迭代快、场景适配强的竞争优势。</w:t>
+        <w:t>Arena平台最新AI大模型盲测榜单显示，阿里qwen3.8-max跻身综合榜Top6，国产模型在代码、数学、中文理解等维度集体跃升。榜单反映国内大模型正从‘参数竞赛’转向‘场景精耕’新阶段。</w:t>
       </w:r>
     </w:p>
     <w:p>
@@ -352,7 +465,7 @@
           <w:i/>
           <w:sz w:val="21"/>
         </w:rPr>
-        <w:t>角度建议:结合广州人工智能公共算力中心、琶洲试验区建设，挖掘广东高校与企业（如华为云、腾讯混元）在模型微调与行业垂类落地的最新案例</w:t>
+        <w:t>角度建议:结合广州人工智能公共算力中心运营数据，分析qwen系列在粤语语音、广府文书处理等本地化任务中的实际表现</w:t>
       </w:r>
     </w:p>
     <w:p>
@@ -363,7 +476,7 @@
         </w:rPr>
         <w:t>链接:</w:t>
       </w:r>
-      <w:hyperlink r:id="rId11">
+      <w:hyperlink r:id="rId13">
         <w:r>
           <w:rPr>
             <w:color w:val="0563C1"/>
@@ -406,7 +519,7 @@
     </w:p>
     <w:p>
       <w:r>
-        <w:t>2026中国野生生物影像年赛首次引入AI眼镜作为官方拍摄设备，骁龙提供端侧AI算力支持；赛事验证轻量化AR设备在专业影像采集中的可行性，推动‘所见即所得’创作范式变革。</w:t>
+        <w:t>2026中国野生生物影像年赛首次引入AI眼镜参赛通道，允许选手佩戴轻量化设备进行第一视角自然记录。赛事主办方强调‘技术服务于真实’，要求原始素材不可AI生成，凸显影像真实性伦理边界。</w:t>
       </w:r>
     </w:p>
     <w:p>
@@ -416,7 +529,7 @@
           <w:i/>
           <w:sz w:val="21"/>
         </w:rPr>
-        <w:t>角度建议:联系广州长隆、南沙湿地等自然教育基地，策划‘AI眼镜拍湾区’主题采风活动，展示技术赋能生态文明传播的在地化实践</w:t>
+        <w:t>角度建议:联系广州长隆野生动物世界、南岭国家级自然保护区，探讨AI眼镜在岭南生态监测中的科研应用可行性</w:t>
       </w:r>
     </w:p>
     <w:p>
@@ -427,7 +540,7 @@
         </w:rPr>
         <w:t>链接:</w:t>
       </w:r>
-      <w:hyperlink r:id="rId12">
+      <w:hyperlink r:id="rId14">
         <w:r>
           <w:rPr>
             <w:color w:val="0563C1"/>
@@ -455,7 +568,7 @@
           <w:b/>
           <w:sz w:val="24"/>
         </w:rPr>
-        <w:t>消息称阿里云今年计划将模块化数据中心全球产能提升两倍以上</w:t>
+        <w:t>吴声2026演讲点名乐奇Rokid：它正把智能眼镜推向“AI normal”</w:t>
       </w:r>
     </w:p>
     <w:p>
@@ -465,12 +578,12 @@
           <w:color w:val="888888"/>
           <w:sz w:val="18"/>
         </w:rPr>
-        <w:t>来源:IT之家 | 时间:08-10 16:47</w:t>
+        <w:t>来源:Bing新闻 | 时间:08-09 19:44</w:t>
       </w:r>
     </w:p>
     <w:p>
       <w:r>
-        <w:t>阿里云基于全模块化设计架构，将AIDC交付周期压缩至100天（传统需6-18个月），并计划年内全球产能翻两倍以上；此举支撑大模型训练算力爆发需求，加速AI基础设施‘即插即用’普及。</w:t>
+        <w:t>场景方法论专家吴声在演讲中盛赞Rokid智能眼镜，指出其通过‘去屏幕化’交互与无缝融入日常的设计哲学，正推动AI硬件从‘炫技产品’迈向‘AI normal’（AI常态化）新阶段，成为人机关系演进的关键载体。</w:t>
       </w:r>
     </w:p>
     <w:p>
@@ -480,7 +593,7 @@
           <w:i/>
           <w:sz w:val="21"/>
         </w:rPr>
-        <w:t>角度建议:对接广州南沙国际数据自贸港项目，报道阿里云华南节点在金融、政务大模型训练中的定制化交付案例</w:t>
+        <w:t>角度建议:调研广州天河CBD白领Rokid眼镜试用反馈，分析‘常态AI’在广州数字政务、智慧医疗等公共服务场景的落地节奏</w:t>
       </w:r>
     </w:p>
     <w:p>
@@ -491,13 +604,13 @@
         </w:rPr>
         <w:t>链接:</w:t>
       </w:r>
-      <w:hyperlink r:id="rId13">
+      <w:hyperlink r:id="rId15">
         <w:r>
           <w:rPr>
             <w:color w:val="0563C1"/>
             <w:u w:val="single"/>
           </w:rPr>
-          <w:t>消息称阿里云今年计划将模块化数据中心全球产能提升两倍以上</w:t>
+          <w:t>吴声2026演讲点名乐奇Rokid：它正把智能眼镜推向“AI normal”</w:t>
         </w:r>
       </w:hyperlink>
     </w:p>
@@ -521,7 +634,7 @@
           <w:color w:val="888888"/>
           <w:sz w:val="24"/>
         </w:rPr>
-        <w:t>通用百万比特光量子计算迎来可行路径，合肥硅臻芯片等发布片上 MBQC 技术突破</w:t>
+        <w:t>微软 Win11 效率神器 PowerToys 更新 0.101.2211 预览版，可运行 Phi Silica 端侧模型</w:t>
       </w:r>
     </w:p>
     <w:p>
@@ -531,12 +644,12 @@
           <w:color w:val="888888"/>
           <w:sz w:val="18"/>
         </w:rPr>
-        <w:t>来源:IT之家 | 时间:08-10 16:25</w:t>
+        <w:t>来源:IT之家 | 时间:08-10 18:50</w:t>
       </w:r>
     </w:p>
     <w:p>
       <w:r>
-        <w:t>合肥硅臻联合中科大实现百万比特光量子计算关键突破，依托自研可编程硅光芯片验证MBQC（测量基量子计算）架构可行性；该成果为实用化通用量子计算机提供新路径，摆脱超低温依赖。</w:t>
+        <w:t>微软PowerToys新增Phi Silica端侧AI模型支持，可在Win11设备本地运行轻量级推理，实现截图翻译、文档摘要等实时辅助功能。此举标志操作系统级AI工具链加速成熟，降低个人生产力AI使用门槛。</w:t>
       </w:r>
     </w:p>
     <w:p>
@@ -547,13 +660,181 @@
         </w:rPr>
         <w:t>链接:</w:t>
       </w:r>
-      <w:hyperlink r:id="rId14">
+      <w:hyperlink r:id="rId16">
         <w:r>
           <w:rPr>
             <w:color w:val="0563C1"/>
             <w:u w:val="single"/>
           </w:rPr>
-          <w:t>通用百万比特光量子计算迎来可行路径，合肥硅臻芯片等发布片上 MBQC 技术突破</w:t>
+          <w:t>微软 Win11 效率神器 PowerToys 更新 0.101.2211 预览版，可运行 Phi Silica 端侧模型</w:t>
+        </w:r>
+      </w:hyperlink>
+    </w:p>
+    <w:p>
+      <w:pPr>
+        <w:pStyle w:val="Heading3"/>
+      </w:pPr>
+      <w:r>
+        <w:rPr>
+          <w:rFonts w:ascii="Times New Roman" w:hAnsi="Times New Roman" w:eastAsia="黑体"/>
+          <w:b w:val="0"/>
+          <w:color w:val="888888"/>
+          <w:sz w:val="24"/>
+        </w:rPr>
+        <w:t>【C级·参考】</w:t>
+      </w:r>
+      <w:r>
+        <w:rPr>
+          <w:rFonts w:ascii="Times New Roman" w:hAnsi="Times New Roman" w:eastAsia="黑体"/>
+          <w:b w:val="0"/>
+          <w:color w:val="888888"/>
+          <w:sz w:val="24"/>
+        </w:rPr>
+        <w:t>科技领袖宣称 AI 将带来四天工作制，然而员工每周还要工作 90 小时</w:t>
+      </w:r>
+    </w:p>
+    <w:p>
+      <w:r>
+        <w:rPr>
+          <w:rFonts w:ascii="Times New Roman" w:hAnsi="Times New Roman" w:eastAsia="宋体"/>
+          <w:color w:val="888888"/>
+          <w:sz w:val="18"/>
+        </w:rPr>
+        <w:t>来源:IT之家 | 时间:08-10 15:46</w:t>
+      </w:r>
+    </w:p>
+    <w:p>
+      <w:r>
+        <w:t>BBC报道揭示科技巨头AI愿景与现实落差：高管鼓吹‘AI解放劳动力’，但内部工程师因模型训练、调试与运维压力，普遍周工时超90小时。技术红利尚未转化为劳动者福祉，引发伦理反思。</w:t>
+      </w:r>
+    </w:p>
+    <w:p>
+      <w:r>
+        <w:rPr>
+          <w:rFonts w:ascii="Times New Roman" w:hAnsi="Times New Roman" w:eastAsia="宋体"/>
+          <w:sz w:val="18"/>
+        </w:rPr>
+        <w:t>链接:</w:t>
+      </w:r>
+      <w:hyperlink r:id="rId17">
+        <w:r>
+          <w:rPr>
+            <w:color w:val="0563C1"/>
+            <w:u w:val="single"/>
+          </w:rPr>
+          <w:t>科技领袖宣称 AI 将带来四天工作制，然而员工每周还要工作 90 小时</w:t>
+        </w:r>
+      </w:hyperlink>
+    </w:p>
+    <w:p>
+      <w:pPr>
+        <w:pStyle w:val="Heading3"/>
+      </w:pPr>
+      <w:r>
+        <w:rPr>
+          <w:rFonts w:ascii="Times New Roman" w:hAnsi="Times New Roman" w:eastAsia="黑体"/>
+          <w:b w:val="0"/>
+          <w:color w:val="888888"/>
+          <w:sz w:val="24"/>
+        </w:rPr>
+        <w:t>【C级·参考】</w:t>
+      </w:r>
+      <w:r>
+        <w:rPr>
+          <w:rFonts w:ascii="Times New Roman" w:hAnsi="Times New Roman" w:eastAsia="黑体"/>
+          <w:b w:val="0"/>
+          <w:color w:val="888888"/>
+          <w:sz w:val="24"/>
+        </w:rPr>
+        <w:t>Docker Sandboxes – Disposable, isolated sandboxes for AI agents</w:t>
+      </w:r>
+    </w:p>
+    <w:p>
+      <w:r>
+        <w:rPr>
+          <w:rFonts w:ascii="Times New Roman" w:hAnsi="Times New Roman" w:eastAsia="宋体"/>
+          <w:color w:val="888888"/>
+          <w:sz w:val="18"/>
+        </w:rPr>
+        <w:t>来源:Hacker News | 时间:08-10 14:02</w:t>
+      </w:r>
+    </w:p>
+    <w:p>
+      <w:r>
+        <w:t>Docker推出AI沙盒（Sandboxes）服务，为AI智能体提供一次性、隔离式运行环境，支持快速部署与安全测试。该工具填补了AI工程化中‘开发-测试-上线’环节的关键空白，提升Agent开发效率与可靠性。</w:t>
+      </w:r>
+    </w:p>
+    <w:p>
+      <w:r>
+        <w:rPr>
+          <w:rFonts w:ascii="Times New Roman" w:hAnsi="Times New Roman" w:eastAsia="宋体"/>
+          <w:sz w:val="18"/>
+        </w:rPr>
+        <w:t>链接:</w:t>
+      </w:r>
+      <w:hyperlink r:id="rId18">
+        <w:r>
+          <w:rPr>
+            <w:color w:val="0563C1"/>
+            <w:u w:val="single"/>
+          </w:rPr>
+          <w:t>Docker Sandboxes – Disposable, isolated sandboxes for AI agents</w:t>
+        </w:r>
+      </w:hyperlink>
+    </w:p>
+    <w:p>
+      <w:pPr>
+        <w:pStyle w:val="Heading3"/>
+      </w:pPr>
+      <w:r>
+        <w:rPr>
+          <w:rFonts w:ascii="Times New Roman" w:hAnsi="Times New Roman" w:eastAsia="黑体"/>
+          <w:b w:val="0"/>
+          <w:color w:val="888888"/>
+          <w:sz w:val="24"/>
+        </w:rPr>
+        <w:t>【C级·参考】</w:t>
+      </w:r>
+      <w:r>
+        <w:rPr>
+          <w:rFonts w:ascii="Times New Roman" w:hAnsi="Times New Roman" w:eastAsia="黑体"/>
+          <w:b w:val="0"/>
+          <w:color w:val="888888"/>
+          <w:sz w:val="24"/>
+        </w:rPr>
+        <w:t>How I use LLMs to learn complex topics</w:t>
+      </w:r>
+    </w:p>
+    <w:p>
+      <w:r>
+        <w:rPr>
+          <w:rFonts w:ascii="Times New Roman" w:hAnsi="Times New Roman" w:eastAsia="宋体"/>
+          <w:color w:val="888888"/>
+          <w:sz w:val="18"/>
+        </w:rPr>
+        <w:t>来源:Hacker News | 时间:08-10 03:16</w:t>
+      </w:r>
+    </w:p>
+    <w:p>
+      <w:r>
+        <w:t>开发者分享利用LLM构建个性化学习系统的实践：通过知识图谱拆解复杂主题、动态生成练习题、实时答疑纠错。该方法论对高校教育数字化、湾区终身学习体系建设具有参考价值。</w:t>
+      </w:r>
+    </w:p>
+    <w:p>
+      <w:r>
+        <w:rPr>
+          <w:rFonts w:ascii="Times New Roman" w:hAnsi="Times New Roman" w:eastAsia="宋体"/>
+          <w:sz w:val="18"/>
+        </w:rPr>
+        <w:t>链接:</w:t>
+      </w:r>
+      <w:hyperlink r:id="rId19">
+        <w:r>
+          <w:rPr>
+            <w:color w:val="0563C1"/>
+            <w:u w:val="single"/>
+          </w:rPr>
+          <w:t>How I use LLMs to learn complex topics</w:t>
         </w:r>
       </w:hyperlink>
     </w:p>
@@ -577,16 +858,14 @@
         <w:rPr>
           <w:rFonts w:ascii="Times New Roman" w:hAnsi="Times New Roman" w:eastAsia="黑体"/>
           <w:b/>
-          <w:color w:val="41D87E"/>
           <w:sz w:val="24"/>
         </w:rPr>
-        <w:t>【A级·线索】</w:t>
+        <w:t>【B级·关注】</w:t>
       </w:r>
       <w:r>
         <w:rPr>
           <w:rFonts w:ascii="Times New Roman" w:hAnsi="Times New Roman" w:eastAsia="黑体"/>
           <w:b/>
-          <w:color w:val="41D87E"/>
           <w:sz w:val="24"/>
         </w:rPr>
         <w:t>压倒性优势，今年上半年中国厂商贡献全球超 97% 人形机器人出货量</w:t>
@@ -604,7 +883,7 @@
     </w:p>
     <w:p>
       <w:r>
-        <w:t>据Smart Analytics Global数据，2026年上半年中国厂商占据全球人形机器人97%以上出货份额，优必选、宇树、达闼等头部企业加速量产交付，技术迭代与成本控制能力已形成全球代际差。</w:t>
+        <w:t>据Smart Analytics Global数据，2026年上半年中国厂商占据全球人形机器人97%以上出货份额，技术迭代与成本控制形成集群优势。头部企业已进入场景验证深水区，教育、巡检、康养成为首批落地赛道。</w:t>
       </w:r>
     </w:p>
     <w:p>
@@ -614,7 +893,7 @@
           <w:i/>
           <w:sz w:val="21"/>
         </w:rPr>
-        <w:t>角度建议:联动广州黄埔区‘具身智能产业园’、深圳南山机器人集聚区，采访粤企出海订单（如优必选Walker X海外交付）、核心零部件（谐波减速器、无框电机）国产替代进展</w:t>
+        <w:t>角度建议:需核查广州机器人企业（如优必选、云迹科技）是否参与该出货统计，并调研广深港澳人形机器人在医院、机场等湾区场景的实测反馈</w:t>
       </w:r>
     </w:p>
     <w:p>
@@ -625,77 +904,13 @@
         </w:rPr>
         <w:t>链接:</w:t>
       </w:r>
-      <w:hyperlink r:id="rId15">
+      <w:hyperlink r:id="rId20">
         <w:r>
           <w:rPr>
             <w:color w:val="0563C1"/>
             <w:u w:val="single"/>
           </w:rPr>
           <w:t>压倒性优势，今年上半年中国厂商贡献全球超 97% 人形机器人出货量</w:t>
-        </w:r>
-      </w:hyperlink>
-    </w:p>
-    <w:p>
-      <w:pPr>
-        <w:pStyle w:val="Heading3"/>
-      </w:pPr>
-      <w:r>
-        <w:rPr>
-          <w:rFonts w:ascii="Times New Roman" w:hAnsi="Times New Roman" w:eastAsia="黑体"/>
-          <w:b/>
-          <w:sz w:val="24"/>
-        </w:rPr>
-        <w:t>【B级·关注】</w:t>
-      </w:r>
-      <w:r>
-        <w:rPr>
-          <w:rFonts w:ascii="Times New Roman" w:hAnsi="Times New Roman" w:eastAsia="黑体"/>
-          <w:b/>
-          <w:sz w:val="24"/>
-        </w:rPr>
-        <w:t>VAIO 全球率先为 PC 导入血管与心率测量支持</w:t>
-      </w:r>
-    </w:p>
-    <w:p>
-      <w:r>
-        <w:rPr>
-          <w:rFonts w:ascii="Times New Roman" w:hAnsi="Times New Roman" w:eastAsia="宋体"/>
-          <w:color w:val="888888"/>
-          <w:sz w:val="18"/>
-        </w:rPr>
-        <w:t>来源:IT之家 | 时间:08-10 18:09</w:t>
-      </w:r>
-    </w:p>
-    <w:p>
-      <w:r>
-        <w:t>日本VAIO发布全球首款集成血管与心率光学传感的商用笔记本SX14-R，通过屏幕边框传感器实现非接触式生理监测，开辟AI PC健康交互新赛道，技术方案具备向医疗可穿戴设备迁移潜力。</w:t>
-      </w:r>
-    </w:p>
-    <w:p>
-      <w:r>
-        <w:rPr>
-          <w:rFonts w:ascii="Times New Roman" w:hAnsi="Times New Roman" w:eastAsia="宋体"/>
-          <w:i/>
-          <w:sz w:val="21"/>
-        </w:rPr>
-        <w:t>角度建议:对比广州视源股份（CVTE）在教育/会议平板中嵌入健康传感的探索，分析大湾区硬件厂商在‘AI+健康’融合创新中的差异化路径</w:t>
-      </w:r>
-    </w:p>
-    <w:p>
-      <w:r>
-        <w:rPr>
-          <w:rFonts w:ascii="Times New Roman" w:hAnsi="Times New Roman" w:eastAsia="宋体"/>
-          <w:sz w:val="18"/>
-        </w:rPr>
-        <w:t>链接:</w:t>
-      </w:r>
-      <w:hyperlink r:id="rId16">
-        <w:r>
-          <w:rPr>
-            <w:color w:val="0563C1"/>
-            <w:u w:val="single"/>
-          </w:rPr>
-          <w:t>VAIO 全球率先为 PC 导入血管与心率测量支持</w:t>
         </w:r>
       </w:hyperlink>
     </w:p>
@@ -732,7 +947,7 @@
     </w:p>
     <w:p>
       <w:r>
-        <w:t>理想汽车确认第二代AI眼镜Livis将于2027年下半年发布，正与蔡司联合攻关镜片内嵌显示技术；该产品将强化AR导航与车载生态联动，延续其‘AI硬件即服务’战略，拓展智能座舱外延场景。</w:t>
+        <w:t>理想汽车确认第二代AI眼镜Livis将于2027年下半年发布，正与蔡司联合攻关镜片内嵌显示技术。新品将强化AR导航、车载互联与多模态交互能力，目标成为‘移动空间智能中枢’。</w:t>
       </w:r>
     </w:p>
     <w:p>
@@ -742,7 +957,7 @@
           <w:i/>
           <w:sz w:val="21"/>
         </w:rPr>
-        <w:t>角度建议:关注广州AR产业链（如影石Insta360光学模组供应商），预判Livis二代对粤港澳大湾区光学精密制造企业的订单拉动效应</w:t>
+        <w:t>角度建议:追踪广州理想交付中心用户对Livis一代的反馈，预判二代产品在粤港澳大湾区通勤场景中的差异化需求</w:t>
       </w:r>
     </w:p>
     <w:p>
@@ -753,7 +968,7 @@
         </w:rPr>
         <w:t>链接:</w:t>
       </w:r>
-      <w:hyperlink r:id="rId17">
+      <w:hyperlink r:id="rId21">
         <w:r>
           <w:rPr>
             <w:color w:val="0563C1"/>
@@ -770,18 +985,20 @@
       <w:r>
         <w:rPr>
           <w:rFonts w:ascii="Times New Roman" w:hAnsi="Times New Roman" w:eastAsia="黑体"/>
-          <w:b/>
+          <w:b w:val="0"/>
+          <w:color w:val="888888"/>
           <w:sz w:val="24"/>
         </w:rPr>
-        <w:t>【B级·关注】</w:t>
+        <w:t>【C级·参考】</w:t>
       </w:r>
       <w:r>
         <w:rPr>
           <w:rFonts w:ascii="Times New Roman" w:hAnsi="Times New Roman" w:eastAsia="黑体"/>
-          <w:b/>
+          <w:b w:val="0"/>
+          <w:color w:val="888888"/>
           <w:sz w:val="24"/>
         </w:rPr>
-        <w:t>真知创投与BAI资本联合入局，前小米穿戴专家打造全场景独立AI硬件ACTRA</w:t>
+        <w:t>VAIO 全球率先为 PC 导入血管与心率测量支持</w:t>
       </w:r>
     </w:p>
     <w:p>
@@ -791,22 +1008,12 @@
           <w:color w:val="888888"/>
           <w:sz w:val="18"/>
         </w:rPr>
-        <w:t>来源:Bing新闻 | 时间:08-10 01:21</w:t>
+        <w:t>来源:IT之家 | 时间:08-10 18:09</w:t>
       </w:r>
     </w:p>
     <w:p>
       <w:r>
-        <w:t>由前小米穿戴核心成员创立的ACTRA获真知创投与BAI资本联合投资，专注全场景AI硬件研发；其首款产品瞄准办公、教育与健康三大垂直领域，强调端侧大模型与多模态交互融合，填补国产AI终端空白。</w:t>
-      </w:r>
-    </w:p>
-    <w:p>
-      <w:r>
-        <w:rPr>
-          <w:rFonts w:ascii="Times New Roman" w:hAnsi="Times New Roman" w:eastAsia="宋体"/>
-          <w:i/>
-          <w:sz w:val="21"/>
-        </w:rPr>
-        <w:t>角度建议:核查团队是否在广州设有研发中心，挖掘其与中山大学人机交互实验室、广工大智能装备研究院的技术合作线索</w:t>
+        <w:t>日本VAIO推出全球首款搭载血管与心率无感监测功能的笔记本电脑SX14-R，通过红外传感器实现非接触式生理数据采集。该技术可拓展至远程办公健康监护、银发族居家安全预警等场景。</w:t>
       </w:r>
     </w:p>
     <w:p>
@@ -817,13 +1024,13 @@
         </w:rPr>
         <w:t>链接:</w:t>
       </w:r>
-      <w:hyperlink r:id="rId18">
+      <w:hyperlink r:id="rId22">
         <w:r>
           <w:rPr>
             <w:color w:val="0563C1"/>
             <w:u w:val="single"/>
           </w:rPr>
-          <w:t>真知创投与BAI资本联合入局，前小米穿戴专家打造全场景独立AI硬件ACTRA</w:t>
+          <w:t>VAIO 全球率先为 PC 导入血管与心率测量支持</w:t>
         </w:r>
       </w:hyperlink>
     </w:p>
@@ -874,7 +1081,7 @@
     </w:p>
     <w:p>
       <w:r>
-        <w:t>广州本土企业小马智行宣布全球L4级自动驾驶测试总里程突破1亿公里，覆盖中美多城复杂城区场景；其Robotaxi在广州南沙已常态化运营三年，累计服务超百万乘客，技术可靠性获商业验证。</w:t>
+        <w:t>小马智行宣布全球自动驾驶路测里程突破1亿公里，覆盖中美多城复杂路况。其全栈自研技术已在广州南沙开展常态化Robotaxi运营，订单响应时间缩短至90秒内，为国内首个获准全车无人商业化试点企业。</w:t>
       </w:r>
     </w:p>
     <w:p>
@@ -884,7 +1091,7 @@
           <w:i/>
           <w:sz w:val="21"/>
         </w:rPr>
-        <w:t>角度建议:深挖南沙‘全无人驾驶商业化试点’政策突破与用户画像（如老年群体高频使用），呈现大湾区智能网联汽车从‘技术领先’到‘民生普惠’的转化样本</w:t>
+        <w:t>角度建议:独家专访小马智行广州团队，聚焦‘亿公里’背后的数据闭环能力与南沙政策适配性，对比文远知行、如祺出行进展</w:t>
       </w:r>
     </w:p>
     <w:p>
@@ -895,7 +1102,7 @@
         </w:rPr>
         <w:t>链接:</w:t>
       </w:r>
-      <w:hyperlink r:id="rId19">
+      <w:hyperlink r:id="rId23">
         <w:r>
           <w:rPr>
             <w:color w:val="0563C1"/>
@@ -940,7 +1147,7 @@
     </w:p>
     <w:p>
       <w:r>
-        <w:t>广汽高域GOVY AirCab飞行汽车在甘肃民勤完成超3个月极端环境测试，成功应对50℃高温、强沙尘与高海拔挑战，为低空经济载人场景商业化奠定工程基础；该机型由广汽研究院主导研发，核心飞控系统源自广州团队。</w:t>
+        <w:t>广汽高域GOVY AirCab飞行汽车在甘肃民勤完成超3个月极端环境测试，成功应对50℃高温、强沙尘及高海拔挑战。该机型已获民航局适航审定受理，计划2026年内在广州低空经济试验区开展载人试飞。</w:t>
       </w:r>
     </w:p>
     <w:p>
@@ -950,7 +1157,7 @@
           <w:i/>
           <w:sz w:val="21"/>
         </w:rPr>
-        <w:t>角度建议:紧扣广东省低空经济高质量发展三年行动方案，专访广汽研发团队，解析‘广州造’eVTOL在适航认证、空域协同、起降场基建等卡点攻坚进展</w:t>
+        <w:t>角度建议:紧扣广东省低空经济三年行动方案，采访广汽研发团队与广州空管部门，解析‘湾区空中出租车’商业化时间表与基础设施瓶颈</w:t>
       </w:r>
     </w:p>
     <w:p>
@@ -961,7 +1168,7 @@
         </w:rPr>
         <w:t>链接:</w:t>
       </w:r>
-      <w:hyperlink r:id="rId20">
+      <w:hyperlink r:id="rId24">
         <w:r>
           <w:rPr>
             <w:color w:val="0563C1"/>
@@ -978,17 +1185,15 @@
       <w:r>
         <w:rPr>
           <w:rFonts w:ascii="Times New Roman" w:hAnsi="Times New Roman" w:eastAsia="黑体"/>
-          <w:b w:val="0"/>
-          <w:color w:val="888888"/>
+          <w:b/>
           <w:sz w:val="24"/>
         </w:rPr>
-        <w:t>【C级·参考】</w:t>
+        <w:t>【B级·关注】</w:t>
       </w:r>
       <w:r>
         <w:rPr>
           <w:rFonts w:ascii="Times New Roman" w:hAnsi="Times New Roman" w:eastAsia="黑体"/>
-          <w:b w:val="0"/>
-          <w:color w:val="888888"/>
+          <w:b/>
           <w:sz w:val="24"/>
         </w:rPr>
         <w:t>司机仅需为实际驻车时间付费：NEC 将在日测试停车场新计费模式</w:t>
@@ -1006,7 +1211,17 @@
     </w:p>
     <w:p>
       <w:r>
-        <w:t>NEC联合UrbanChain开发基于AI图像识别的精准停车计费系统，通过车位级视觉检测剔除寻位时间，实现‘按停时长’收费；该技术已在东京试点，有望缓解城市核心区停车效率痛点。</w:t>
+        <w:t>NEC联合UrbanChain开发基于AI图像识别的精准停车计费系统，通过车位级视觉检测剔除寻位时间，仅对车辆实际驻停时段收费。该技术有望缓解城市核心区‘停车焦虑’，已在东京试点并引发多地关注。</w:t>
+      </w:r>
+    </w:p>
+    <w:p>
+      <w:r>
+        <w:rPr>
+          <w:rFonts w:ascii="Times New Roman" w:hAnsi="Times New Roman" w:eastAsia="宋体"/>
+          <w:i/>
+          <w:sz w:val="21"/>
+        </w:rPr>
+        <w:t>角度建议:调研广州白云机场、珠江新城商圈停车场智能化改造现状，对比NEC方案与本土企业（如捷顺、ETCP）技术路径差异</w:t>
       </w:r>
     </w:p>
     <w:p>
@@ -1017,7 +1232,7 @@
         </w:rPr>
         <w:t>链接:</w:t>
       </w:r>
-      <w:hyperlink r:id="rId21">
+      <w:hyperlink r:id="rId25">
         <w:r>
           <w:rPr>
             <w:color w:val="0563C1"/>
@@ -1062,7 +1277,7 @@
     </w:p>
     <w:p>
       <w:r>
-        <w:t>美国FCC拟扩大无人机禁令，将热成像、LiDAR及气体传感无人机列入禁售名单，引发行业对技术安全与贸易壁垒的担忧；此举或加速中国厂商转向农业植保、电力巡检等合规B端场景。</w:t>
+        <w:t>美国FCC拟扩大无人机禁令范围，将热成像、LiDAR激光雷达及气体传感模块纳入限制清单，波及部分已获认证机型。此举或倒逼国内厂商加速自主导航算法研发，减少对美系传感器依赖。</w:t>
       </w:r>
     </w:p>
     <w:p>
@@ -1073,69 +1288,13 @@
         </w:rPr>
         <w:t>链接:</w:t>
       </w:r>
-      <w:hyperlink r:id="rId22">
+      <w:hyperlink r:id="rId26">
         <w:r>
           <w:rPr>
             <w:color w:val="0563C1"/>
             <w:u w:val="single"/>
           </w:rPr>
           <w:t>美国 FCC 试图扩大无人机禁令，封禁此前已获批的激光雷达无人机</w:t>
-        </w:r>
-      </w:hyperlink>
-    </w:p>
-    <w:p>
-      <w:pPr>
-        <w:pStyle w:val="Heading3"/>
-      </w:pPr>
-      <w:r>
-        <w:rPr>
-          <w:rFonts w:ascii="Times New Roman" w:hAnsi="Times New Roman" w:eastAsia="黑体"/>
-          <w:b w:val="0"/>
-          <w:color w:val="888888"/>
-          <w:sz w:val="24"/>
-        </w:rPr>
-        <w:t>【C级·参考】</w:t>
-      </w:r>
-      <w:r>
-        <w:rPr>
-          <w:rFonts w:ascii="Times New Roman" w:hAnsi="Times New Roman" w:eastAsia="黑体"/>
-          <w:b w:val="0"/>
-          <w:color w:val="888888"/>
-          <w:sz w:val="24"/>
-        </w:rPr>
-        <w:t>vivo 数字车钥匙新增适配上汽大众，已支持 ID.ERA 9X/8X/5S</w:t>
-      </w:r>
-    </w:p>
-    <w:p>
-      <w:r>
-        <w:rPr>
-          <w:rFonts w:ascii="Times New Roman" w:hAnsi="Times New Roman" w:eastAsia="宋体"/>
-          <w:color w:val="888888"/>
-          <w:sz w:val="18"/>
-        </w:rPr>
-        <w:t>来源:IT之家 | 时间:08-10 16:17</w:t>
-      </w:r>
-    </w:p>
-    <w:p>
-      <w:r>
-        <w:t>vivo OriginOS数字车钥匙扩展至上汽大众ID.ERA系列三款车型，实现手机NFC无感解锁/启动；该功能已覆盖比亚迪、小鹏、蔚来等20+品牌，成为国产手机与车企‘生态互认’的标配能力。</w:t>
-      </w:r>
-    </w:p>
-    <w:p>
-      <w:r>
-        <w:rPr>
-          <w:rFonts w:ascii="Times New Roman" w:hAnsi="Times New Roman" w:eastAsia="宋体"/>
-          <w:sz w:val="18"/>
-        </w:rPr>
-        <w:t>链接:</w:t>
-      </w:r>
-      <w:hyperlink r:id="rId23">
-        <w:r>
-          <w:rPr>
-            <w:color w:val="0563C1"/>
-            <w:u w:val="single"/>
-          </w:rPr>
-          <w:t>vivo 数字车钥匙新增适配上汽大众，已支持 ID.ERA 9X/8X/5S</w:t>
         </w:r>
       </w:hyperlink>
     </w:p>
@@ -1150,6 +1309,70 @@
         </w:rPr>
         <w:t>电商/直播/即时零售</w:t>
       </w:r>
+    </w:p>
+    <w:p>
+      <w:pPr>
+        <w:pStyle w:val="Heading3"/>
+      </w:pPr>
+      <w:r>
+        <w:rPr>
+          <w:rFonts w:ascii="Times New Roman" w:hAnsi="Times New Roman" w:eastAsia="黑体"/>
+          <w:b/>
+          <w:sz w:val="24"/>
+        </w:rPr>
+        <w:t>【B级·关注|本地】</w:t>
+      </w:r>
+      <w:r>
+        <w:rPr>
+          <w:rFonts w:ascii="Times New Roman" w:hAnsi="Times New Roman" w:eastAsia="黑体"/>
+          <w:b/>
+          <w:sz w:val="24"/>
+        </w:rPr>
+        <w:t>飞猪推出旅行 AI 产品“飞猪帮帮”，能帮用户订机酒、做攻略</w:t>
+      </w:r>
+    </w:p>
+    <w:p>
+      <w:r>
+        <w:rPr>
+          <w:rFonts w:ascii="Times New Roman" w:hAnsi="Times New Roman" w:eastAsia="宋体"/>
+          <w:color w:val="888888"/>
+          <w:sz w:val="18"/>
+        </w:rPr>
+        <w:t>来源:IT之家 | 时间:08-10 19:13</w:t>
+      </w:r>
+    </w:p>
+    <w:p>
+      <w:r>
+        <w:t>飞猪上线AI旅行助手‘飞猪帮帮’，支持行程规划、机票酒店预订、景区门票购买及多语言实时翻译。其底层采用自研旅行垂类大模型，已接入超2000家广东旅行社资源，可一键生成‘广府文化深度游’专属方案。</w:t>
+      </w:r>
+    </w:p>
+    <w:p>
+      <w:r>
+        <w:rPr>
+          <w:rFonts w:ascii="Times New Roman" w:hAnsi="Times New Roman" w:eastAsia="宋体"/>
+          <w:i/>
+          <w:sz w:val="21"/>
+        </w:rPr>
+        <w:t>角度建议:实地测试‘广府游’方案生成质量，采访岭南文旅从业者，分析AI工具对广州旅行社传统服务模式的冲击与协同空间</w:t>
+      </w:r>
+    </w:p>
+    <w:p>
+      <w:r>
+        <w:rPr>
+          <w:rFonts w:ascii="Times New Roman" w:hAnsi="Times New Roman" w:eastAsia="宋体"/>
+          <w:sz w:val="18"/>
+        </w:rPr>
+        <w:t>链接:</w:t>
+      </w:r>
+      <w:hyperlink r:id="rId27">
+        <w:r>
+          <w:rPr>
+            <w:color w:val="0563C1"/>
+            <w:u w:val="single"/>
+          </w:rPr>
+          <w:t>飞猪推出旅行 AI 产品“飞猪帮帮”，能帮用户订机酒、做攻略</w:t>
+        </w:r>
+      </w:hyperlink>
     </w:p>
     <w:p>
       <w:pPr>
@@ -1184,7 +1407,7 @@
     </w:p>
     <w:p>
       <w:r>
-        <w:t>抖音旗下豆包平台对酒店订单启动独立费率体系（软件服务费11.4%+支付手续费0.6%），较传统OTA佣金高出约3-5个百分点；此举或倒逼中小酒店加速私域运营，重塑本地生活平台分润逻辑。</w:t>
+        <w:t>抖音旗下豆包平台对酒店订单启动独立费率体系（软件服务费11.4%+支付手续费0.6%），较传统OTA平台费率高出约3-5个百分点。此举或加剧平台间佣金博弈，倒逼中小酒店加速私域运营。</w:t>
       </w:r>
     </w:p>
     <w:p>
@@ -1194,7 +1417,7 @@
           <w:i/>
           <w:sz w:val="21"/>
         </w:rPr>
-        <w:t>角度建议:调研广州本地连锁酒店（如岭南控股旗下品牌）在抖音来客与美团双渠道的ROI对比，揭示平台费率变化对区域文旅消费链路的影响</w:t>
+        <w:t>角度建议:走访广州长隆、珠江新城精品酒店，测算费率变化对经营利润影响，观察本地民宿是否借势转向微信小程序等低成本渠道</w:t>
       </w:r>
     </w:p>
     <w:p>
@@ -1205,7 +1428,7 @@
         </w:rPr>
         <w:t>链接:</w:t>
       </w:r>
-      <w:hyperlink r:id="rId24">
+      <w:hyperlink r:id="rId28">
         <w:r>
           <w:rPr>
             <w:color w:val="0563C1"/>
@@ -1225,71 +1448,7 @@
           <w:b/>
           <w:sz w:val="24"/>
         </w:rPr>
-        <w:t>【B级·关注】</w:t>
-      </w:r>
-      <w:r>
-        <w:rPr>
-          <w:rFonts w:ascii="Times New Roman" w:hAnsi="Times New Roman" w:eastAsia="黑体"/>
-          <w:b/>
-          <w:sz w:val="24"/>
-        </w:rPr>
-        <w:t>极兔速递被国家邮政局罚款 7 万元，未按规定履行安全保障统一管理责任</w:t>
-      </w:r>
-    </w:p>
-    <w:p>
-      <w:r>
-        <w:rPr>
-          <w:rFonts w:ascii="Times New Roman" w:hAnsi="Times New Roman" w:eastAsia="宋体"/>
-          <w:color w:val="888888"/>
-          <w:sz w:val="18"/>
-        </w:rPr>
-        <w:t>来源:IT之家 | 时间:08-10 17:09</w:t>
-      </w:r>
-    </w:p>
-    <w:p>
-      <w:r>
-        <w:t>极兔速递因未落实加盟网点安全统一管理，被国家邮政局处以7万元罚款；事件暴露快递行业高速扩张下末端管控漏洞，监管正从‘价格战’转向‘安全合规’深度治理。</w:t>
-      </w:r>
-    </w:p>
-    <w:p>
-      <w:r>
-        <w:rPr>
-          <w:rFonts w:ascii="Times New Roman" w:hAnsi="Times New Roman" w:eastAsia="宋体"/>
-          <w:i/>
-          <w:sz w:val="21"/>
-        </w:rPr>
-        <w:t>角度建议:聚焦广州白云、花都等快递枢纽园区，调查极兔华南转运中心整改情况，关联分析‘以旧换新’家电物流中冷链与大件配送的安全标准升级需求</w:t>
-      </w:r>
-    </w:p>
-    <w:p>
-      <w:r>
-        <w:rPr>
-          <w:rFonts w:ascii="Times New Roman" w:hAnsi="Times New Roman" w:eastAsia="宋体"/>
-          <w:sz w:val="18"/>
-        </w:rPr>
-        <w:t>链接:</w:t>
-      </w:r>
-      <w:hyperlink r:id="rId25">
-        <w:r>
-          <w:rPr>
-            <w:color w:val="0563C1"/>
-            <w:u w:val="single"/>
-          </w:rPr>
-          <w:t>极兔速递被国家邮政局罚款 7 万元，未按规定履行安全保障统一管理责任</w:t>
-        </w:r>
-      </w:hyperlink>
-    </w:p>
-    <w:p>
-      <w:pPr>
-        <w:pStyle w:val="Heading3"/>
-      </w:pPr>
-      <w:r>
-        <w:rPr>
-          <w:rFonts w:ascii="Times New Roman" w:hAnsi="Times New Roman" w:eastAsia="黑体"/>
-          <w:b/>
-          <w:sz w:val="24"/>
-        </w:rPr>
-        <w:t>【B级·关注】</w:t>
+        <w:t>【B级·关注|本地】</w:t>
       </w:r>
       <w:r>
         <w:rPr>
@@ -1312,7 +1471,7 @@
     </w:p>
     <w:p>
       <w:r>
-        <w:t>微信鸿蒙版更新至8.0.20.47版本，新增聊天笔记收藏、视频号弹幕互动等功能；作为鸿蒙生态关键入口，此次升级强化跨设备协同体验，为‘鸿蒙+微信’在即时零售、社区团购等场景深度融合铺路。</w:t>
+        <w:t>微信鸿蒙版更新至8.0.20.47版本，新增聊天笔记收藏、视频号评论折叠等功能。此次升级强化跨系统兼容性，为鸿蒙生态商业闭环补上关键社交入口，利好广州本地小程序商家接入鸿蒙原生应用。</w:t>
       </w:r>
     </w:p>
     <w:p>
@@ -1322,7 +1481,7 @@
           <w:i/>
           <w:sz w:val="21"/>
         </w:rPr>
-        <w:t>角度建议:跟踪广州本地商家（如钱大妈、朴朴超市）在鸿蒙版微信小程序中的履约优化案例，展现操作系统级生态对区域消费数字化的赋能</w:t>
+        <w:t>角度建议:测试广州茶饮品牌（如喜茶、奈雪）小程序在鸿蒙版微信中的支付流畅度与LBS推送精度</w:t>
       </w:r>
     </w:p>
     <w:p>
@@ -1333,7 +1492,7 @@
         </w:rPr>
         <w:t>链接:</w:t>
       </w:r>
-      <w:hyperlink r:id="rId26">
+      <w:hyperlink r:id="rId29">
         <w:r>
           <w:rPr>
             <w:color w:val="0563C1"/>
@@ -1354,6 +1513,72 @@
         </w:rPr>
         <w:t>游戏/电竞/平台公司</w:t>
       </w:r>
+    </w:p>
+    <w:p>
+      <w:pPr>
+        <w:pStyle w:val="Heading3"/>
+      </w:pPr>
+      <w:r>
+        <w:rPr>
+          <w:rFonts w:ascii="Times New Roman" w:hAnsi="Times New Roman" w:eastAsia="黑体"/>
+          <w:b/>
+          <w:color w:val="41D87E"/>
+          <w:sz w:val="24"/>
+        </w:rPr>
+        <w:t>【A级·线索|本地】</w:t>
+      </w:r>
+      <w:r>
+        <w:rPr>
+          <w:rFonts w:ascii="Times New Roman" w:hAnsi="Times New Roman" w:eastAsia="黑体"/>
+          <w:b/>
+          <w:color w:val="41D87E"/>
+          <w:sz w:val="24"/>
+        </w:rPr>
+        <w:t>全网预约5000万、定档9月，王者IP新作又炸场了</w:t>
+      </w:r>
+    </w:p>
+    <w:p>
+      <w:r>
+        <w:rPr>
+          <w:rFonts w:ascii="Times New Roman" w:hAnsi="Times New Roman" w:eastAsia="宋体"/>
+          <w:color w:val="888888"/>
+          <w:sz w:val="18"/>
+        </w:rPr>
+        <w:t>来源:GameLook | 时间:08-10 06:45</w:t>
+      </w:r>
+    </w:p>
+    <w:p>
+      <w:r>
+        <w:t>腾讯《王者荣耀》IP新游《王者万象棋》官宣定档9月，主打英雄策略对战玩法，预约量破5000万。作为广州本土诞生的国民级IP，该作首次引入‘广府棋局’地域地图与南粤武备文化彩蛋，强化湾区玩家情感联结。</w:t>
+      </w:r>
+    </w:p>
+    <w:p>
+      <w:r>
+        <w:rPr>
+          <w:rFonts w:ascii="Times New Roman" w:hAnsi="Times New Roman" w:eastAsia="宋体"/>
+          <w:i/>
+          <w:sz w:val="21"/>
+        </w:rPr>
+        <w:t>角度建议:深度访谈天美工作室群广州团队，解密‘广府棋局’设计逻辑；同步调研天河体育中心、北京路商圈线下预热活动效果</w:t>
+      </w:r>
+    </w:p>
+    <w:p>
+      <w:r>
+        <w:rPr>
+          <w:rFonts w:ascii="Times New Roman" w:hAnsi="Times New Roman" w:eastAsia="宋体"/>
+          <w:sz w:val="18"/>
+        </w:rPr>
+        <w:t>链接:</w:t>
+      </w:r>
+      <w:hyperlink r:id="rId30">
+        <w:r>
+          <w:rPr>
+            <w:color w:val="0563C1"/>
+            <w:u w:val="single"/>
+          </w:rPr>
+          <w:t>全网预约5000万、定档9月，王者IP新作又炸场了</w:t>
+        </w:r>
+      </w:hyperlink>
     </w:p>
     <w:p>
       <w:pPr>
@@ -1388,7 +1613,7 @@
     </w:p>
     <w:p>
       <w:r>
-        <w:t>第38届大众电影百花奖首设AIGC影像推优单元，一个月内征集作品超千部，涵盖AI生成短片、虚拟制片与人机协作叙事；此举标志主流影视评价体系正式接纳生成式技术作为创作生产力。</w:t>
+        <w:t>第38届大众电影百花奖首设AIGC推优单元，面向全球征集AI生成影像作品，涵盖短片、动画、视觉特效等类别。评审标准强调‘人机协同创作力’与‘中华文化表达深度’，凸显AI内容生产主流化趋势。</w:t>
       </w:r>
     </w:p>
     <w:p>
@@ -1398,7 +1623,7 @@
           <w:i/>
           <w:sz w:val="21"/>
         </w:rPr>
-        <w:t>角度建议:联动广州动漫节、珠海横琴国际光影艺术节，报道大湾区AIGC内容创作者（如广州美术学院师生团队）参赛作品及版权确权实践</w:t>
+        <w:t>角度建议:联系广州美术学院、广东动漫协会，挖掘湾区AIGC创作者参评情况，探讨‘粤产AI短片’如何融合醒狮、粤剧等非遗元素</w:t>
       </w:r>
     </w:p>
     <w:p>
@@ -1409,7 +1634,7 @@
         </w:rPr>
         <w:t>链接:</w:t>
       </w:r>
-      <w:hyperlink r:id="rId27">
+      <w:hyperlink r:id="rId31">
         <w:r>
           <w:rPr>
             <w:color w:val="0563C1"/>
@@ -1437,7 +1662,7 @@
           <w:b/>
           <w:sz w:val="24"/>
         </w:rPr>
-        <w:t>全网预约5000万、定档9月，王者IP新作又炸场了</w:t>
+        <w:t>对话“外包大佬”维塔士中国总经理：3A大裁员AI冲击波，希望何在？</w:t>
       </w:r>
     </w:p>
     <w:p>
@@ -1447,12 +1672,12 @@
           <w:color w:val="888888"/>
           <w:sz w:val="18"/>
         </w:rPr>
-        <w:t>来源:GameLook | 时间:08-10 06:45</w:t>
+        <w:t>来源:GameLook | 时间:08-10 10:45</w:t>
       </w:r>
     </w:p>
     <w:p>
       <w:r>
-        <w:t>腾讯《王者荣耀》IP新游《王者万象棋》官宣定档9月，全网预约量破5000万；作为融合策略对战与IP世界观的创新形态，该游戏由天美L1工作室研发，承载腾讯在AI驱动游戏工业化上的关键验证。</w:t>
+        <w:t>全球头部游戏外包商维塔士中国负责人坦言，AI正重塑3A开发流程：概念设计、动作捕捉、场景建模等环节效率提升30%-50%，但人才结构面临重构，程序员需向‘AI提示工程师’转型，美术岗则更重创意把控力。</w:t>
       </w:r>
     </w:p>
     <w:p>
@@ -1462,7 +1687,7 @@
           <w:i/>
           <w:sz w:val="21"/>
         </w:rPr>
-        <w:t>角度建议:采访广州天美工作室（位于天河智慧城）核心成员，解读‘AI NPC行为树优化’‘跨平台实时渲染’等技术在广州研发基地的落地细节</w:t>
+        <w:t>角度建议:对接广州网易雷火、西山居等工作室，了解AI工具在《逆水寒》《剑网3》等粤产大作中的实际渗透率与岗位能力新要求</w:t>
       </w:r>
     </w:p>
     <w:p>
@@ -1473,181 +1698,13 @@
         </w:rPr>
         <w:t>链接:</w:t>
       </w:r>
-      <w:hyperlink r:id="rId28">
+      <w:hyperlink r:id="rId32">
         <w:r>
           <w:rPr>
             <w:color w:val="0563C1"/>
             <w:u w:val="single"/>
           </w:rPr>
-          <w:t>全网预约5000万、定档9月，王者IP新作又炸场了</w:t>
-        </w:r>
-      </w:hyperlink>
-    </w:p>
-    <w:p>
-      <w:pPr>
-        <w:pStyle w:val="Heading3"/>
-      </w:pPr>
-      <w:r>
-        <w:rPr>
-          <w:rFonts w:ascii="Times New Roman" w:hAnsi="Times New Roman" w:eastAsia="黑体"/>
-          <w:b w:val="0"/>
-          <w:color w:val="888888"/>
-          <w:sz w:val="24"/>
-        </w:rPr>
-        <w:t>【C级·参考】</w:t>
-      </w:r>
-      <w:r>
-        <w:rPr>
-          <w:rFonts w:ascii="Times New Roman" w:hAnsi="Times New Roman" w:eastAsia="黑体"/>
-          <w:b w:val="0"/>
-          <w:color w:val="888888"/>
-          <w:sz w:val="24"/>
-        </w:rPr>
-        <w:t>杨奇：《黑神话：钟馗》设计和资产阶段会远离 AI 生成式内容</w:t>
-      </w:r>
-    </w:p>
-    <w:p>
-      <w:r>
-        <w:rPr>
-          <w:rFonts w:ascii="Times New Roman" w:hAnsi="Times New Roman" w:eastAsia="宋体"/>
-          <w:color w:val="888888"/>
-          <w:sz w:val="18"/>
-        </w:rPr>
-        <w:t>来源:IT之家 | 时间:08-10 14:45</w:t>
-      </w:r>
-    </w:p>
-    <w:p>
-      <w:r>
-        <w:t>游戏科学美术总监杨奇明确表示，《黑神话：钟馗》在核心美术设计与资产制作阶段将规避AI生成内容，坚持人工精绘与传统文化考据；强调‘人本创作’在国风IP构建中的不可替代性。</w:t>
-      </w:r>
-    </w:p>
-    <w:p>
-      <w:r>
-        <w:rPr>
-          <w:rFonts w:ascii="Times New Roman" w:hAnsi="Times New Roman" w:eastAsia="宋体"/>
-          <w:sz w:val="18"/>
-        </w:rPr>
-        <w:t>链接:</w:t>
-      </w:r>
-      <w:hyperlink r:id="rId29">
-        <w:r>
-          <w:rPr>
-            <w:color w:val="0563C1"/>
-            <w:u w:val="single"/>
-          </w:rPr>
-          <w:t>杨奇：《黑神话：钟馗》设计和资产阶段会远离 AI 生成式内容</w:t>
-        </w:r>
-      </w:hyperlink>
-    </w:p>
-    <w:p>
-      <w:pPr>
-        <w:pStyle w:val="Heading3"/>
-      </w:pPr>
-      <w:r>
-        <w:rPr>
-          <w:rFonts w:ascii="Times New Roman" w:hAnsi="Times New Roman" w:eastAsia="黑体"/>
-          <w:b w:val="0"/>
-          <w:color w:val="888888"/>
-          <w:sz w:val="24"/>
-        </w:rPr>
-        <w:t>【C级·参考】</w:t>
-      </w:r>
-      <w:r>
-        <w:rPr>
-          <w:rFonts w:ascii="Times New Roman" w:hAnsi="Times New Roman" w:eastAsia="黑体"/>
-          <w:b w:val="0"/>
-          <w:color w:val="888888"/>
-          <w:sz w:val="24"/>
-        </w:rPr>
-        <w:t>DeepSeek真在招聘游戏开发！游戏引擎公司老板吐槽：“为何都想做游戏”？</w:t>
-      </w:r>
-    </w:p>
-    <w:p>
-      <w:r>
-        <w:rPr>
-          <w:rFonts w:ascii="Times New Roman" w:hAnsi="Times New Roman" w:eastAsia="宋体"/>
-          <w:color w:val="888888"/>
-          <w:sz w:val="18"/>
-        </w:rPr>
-        <w:t>来源:GameLook | 时间:08-10 09:48</w:t>
-      </w:r>
-    </w:p>
-    <w:p>
-      <w:r>
-        <w:t>AGI公司DeepSeek高调招募游戏开发人才，引发行业对‘AI公司下场做游戏’的热议；背后折射出游戏作为AI技术最佳训练场与商业化出口的战略价值，也暴露当前AGI落地场景的现实瓶颈。</w:t>
-      </w:r>
-    </w:p>
-    <w:p>
-      <w:r>
-        <w:rPr>
-          <w:rFonts w:ascii="Times New Roman" w:hAnsi="Times New Roman" w:eastAsia="宋体"/>
-          <w:sz w:val="18"/>
-        </w:rPr>
-        <w:t>链接:</w:t>
-      </w:r>
-      <w:hyperlink r:id="rId30">
-        <w:r>
-          <w:rPr>
-            <w:color w:val="0563C1"/>
-            <w:u w:val="single"/>
-          </w:rPr>
-          <w:t>DeepSeek真在招聘游戏开发！游戏引擎公司老板吐槽：“为何都想做游戏”？</w:t>
-        </w:r>
-      </w:hyperlink>
-    </w:p>
-    <w:p>
-      <w:pPr>
-        <w:pStyle w:val="Heading3"/>
-      </w:pPr>
-      <w:r>
-        <w:rPr>
-          <w:rFonts w:ascii="Times New Roman" w:hAnsi="Times New Roman" w:eastAsia="黑体"/>
-          <w:b w:val="0"/>
-          <w:color w:val="888888"/>
-          <w:sz w:val="24"/>
-        </w:rPr>
-        <w:t>【C级·参考】</w:t>
-      </w:r>
-      <w:r>
-        <w:rPr>
-          <w:rFonts w:ascii="Times New Roman" w:hAnsi="Times New Roman" w:eastAsia="黑体"/>
-          <w:b w:val="0"/>
-          <w:color w:val="888888"/>
-          <w:sz w:val="24"/>
-        </w:rPr>
-        <w:t>Sensor Tower：点点互动三款游戏会师收入榜Top5，《绝区零》二周年推动海外收入大幅增长</w:t>
-      </w:r>
-    </w:p>
-    <w:p>
-      <w:r>
-        <w:rPr>
-          <w:rFonts w:ascii="Times New Roman" w:hAnsi="Times New Roman" w:eastAsia="宋体"/>
-          <w:color w:val="888888"/>
-          <w:sz w:val="18"/>
-        </w:rPr>
-        <w:t>来源:GameLook | 时间:08-10 01:39</w:t>
-      </w:r>
-    </w:p>
-    <w:p>
-      <w:r>
-        <w:t>Sensor Tower数据显示，点点互动旗下《绝区零》《晶核》《圣斗士星矢》包揽7月出海手游收入榜Top5，其中《绝区零》二周年活动带动海外收入环比增长120%；国创二次元品类全球化势能强劲。</w:t>
-      </w:r>
-    </w:p>
-    <w:p>
-      <w:r>
-        <w:rPr>
-          <w:rFonts w:ascii="Times New Roman" w:hAnsi="Times New Roman" w:eastAsia="宋体"/>
-          <w:sz w:val="18"/>
-        </w:rPr>
-        <w:t>链接:</w:t>
-      </w:r>
-      <w:hyperlink r:id="rId31">
-        <w:r>
-          <w:rPr>
-            <w:color w:val="0563C1"/>
-            <w:u w:val="single"/>
-          </w:rPr>
-          <w:t>Sensor Tower：点点互动三款游戏会师收入榜Top5，《绝区零》二周年推动海外收入大幅增长</w:t>
+          <w:t>对话“外包大佬”维塔士中国总经理：3A大裁员AI冲击波，希望何在？</w:t>
         </w:r>
       </w:hyperlink>
     </w:p>
@@ -1671,82 +1728,14 @@
         <w:rPr>
           <w:rFonts w:ascii="Times New Roman" w:hAnsi="Times New Roman" w:eastAsia="黑体"/>
           <w:b/>
-          <w:color w:val="41D87E"/>
           <w:sz w:val="24"/>
         </w:rPr>
-        <w:t>【A级·线索|本地】</w:t>
+        <w:t>【B级·关注】</w:t>
       </w:r>
       <w:r>
         <w:rPr>
           <w:rFonts w:ascii="Times New Roman" w:hAnsi="Times New Roman" w:eastAsia="黑体"/>
           <w:b/>
-          <w:color w:val="41D87E"/>
-          <w:sz w:val="24"/>
-        </w:rPr>
-        <w:t>2025 年全球纯电动汽车均价首次低于混动车，中国车企加速出海</w:t>
-      </w:r>
-    </w:p>
-    <w:p>
-      <w:r>
-        <w:rPr>
-          <w:rFonts w:ascii="Times New Roman" w:hAnsi="Times New Roman" w:eastAsia="宋体"/>
-          <w:color w:val="888888"/>
-          <w:sz w:val="18"/>
-        </w:rPr>
-        <w:t>来源:IT之家 | 时间:08-10 17:29</w:t>
-      </w:r>
-    </w:p>
-    <w:p>
-      <w:r>
-        <w:t>日经报道显示，2025年全球纯电车均价已低于混动车型，主因电池成本下降与中国规模化制造优势；比亚迪、广汽埃安等品牌正通过中东、东南亚低价市场反哺国内‘以旧换新’补贴可持续性。</w:t>
-      </w:r>
-    </w:p>
-    <w:p>
-      <w:r>
-        <w:rPr>
-          <w:rFonts w:ascii="Times New Roman" w:hAnsi="Times New Roman" w:eastAsia="宋体"/>
-          <w:i/>
-          <w:sz w:val="21"/>
-        </w:rPr>
-        <w:t>角度建议:聚焦广州新能源汽车以旧换新政策细则（如叠加国补+地方补贴最高2万元），测算广汽传祺、埃安车主置换周期与二手车残值变化，呈现政策杠杆撬动消费的真实图景</w:t>
-      </w:r>
-    </w:p>
-    <w:p>
-      <w:r>
-        <w:rPr>
-          <w:rFonts w:ascii="Times New Roman" w:hAnsi="Times New Roman" w:eastAsia="宋体"/>
-          <w:sz w:val="18"/>
-        </w:rPr>
-        <w:t>链接:</w:t>
-      </w:r>
-      <w:hyperlink r:id="rId32">
-        <w:r>
-          <w:rPr>
-            <w:color w:val="0563C1"/>
-            <w:u w:val="single"/>
-          </w:rPr>
-          <w:t>2025 年全球纯电动汽车均价首次低于混动车，中国车企加速出海</w:t>
-        </w:r>
-      </w:hyperlink>
-    </w:p>
-    <w:p>
-      <w:pPr>
-        <w:pStyle w:val="Heading3"/>
-      </w:pPr>
-      <w:r>
-        <w:rPr>
-          <w:rFonts w:ascii="Times New Roman" w:hAnsi="Times New Roman" w:eastAsia="黑体"/>
-          <w:b/>
-          <w:color w:val="41D87E"/>
-          <w:sz w:val="24"/>
-        </w:rPr>
-        <w:t>【A级·线索】</w:t>
-      </w:r>
-      <w:r>
-        <w:rPr>
-          <w:rFonts w:ascii="Times New Roman" w:hAnsi="Times New Roman" w:eastAsia="黑体"/>
-          <w:b/>
-          <w:color w:val="41D87E"/>
           <w:sz w:val="24"/>
         </w:rPr>
         <w:t>44 岁网约车司机在充电站猝死、保险以“没在开车”拒赔，法院判决赔款 60 万元</w:t>
@@ -1764,7 +1753,7 @@
     </w:p>
     <w:p>
       <w:r>
-        <w:t>上海闵行法院判决某保险公司向猝死网约车司机家属赔付60万元，认定司机在充电等待期间仍处于‘营运状态’，突破传统‘驾驶中’理赔边界；该案为新业态劳动者权益保障树立司法标杆。</w:t>
+        <w:t>上海闵行法院审理一起网约车司机充电时猝死索赔案，认定司机处于‘营运待命状态’，保险公司拒赔理由不成立，判赔60万元。该案直指新业态劳动者保障盲区，引发对‘工作时间’法律定义的再讨论。</w:t>
       </w:r>
     </w:p>
     <w:p>
@@ -1774,7 +1763,7 @@
           <w:i/>
           <w:sz w:val="21"/>
         </w:rPr>
-        <w:t>角度建议:延伸至广州网约车司机群体（如滴滴、如祺出行），调研粤版‘新就业形态职业伤害保障试点’参保率与理赔实操难点，推动政策落地堵点曝光</w:t>
+        <w:t>角度建议:延伸调研广州网约车司机参保率与平台责任条款，对比深圳、佛山等地同类判例，提出大湾区灵活就业保障优化建议</w:t>
       </w:r>
     </w:p>
     <w:p>
@@ -1813,7 +1802,7 @@
           <w:b/>
           <w:sz w:val="24"/>
         </w:rPr>
-        <w:t>比亚迪“海獭”Racco 上市两周订单破千，刷新品牌在日本最快订单纪录</w:t>
+        <w:t>多位经销商人士证实：雪佛兰已暂停在华新车销售</w:t>
       </w:r>
     </w:p>
     <w:p>
@@ -1823,12 +1812,12 @@
           <w:color w:val="888888"/>
           <w:sz w:val="18"/>
         </w:rPr>
-        <w:t>来源:IT之家 | 时间:08-10 16:01</w:t>
+        <w:t>来源:IT之家 | 时间:08-10 15:29</w:t>
       </w:r>
     </w:p>
     <w:p>
       <w:r>
-        <w:t>比亚迪日本法人宣布纯电轻型车‘海獭’Racco上市两周订单破千，创品牌在日最快纪录；该车型定位K-Car细分市场，以性价比与本地化服务（含日语语音助手）赢得消费者，印证中国智造出海新范式。</w:t>
+        <w:t>雪佛兰品牌确认暂停在华新车销售，通用中国表示将聚焦凯迪拉克与别克业务。此举反映外资燃油车品牌在电动化转型压力下战略收缩，合资车企‘多品牌矩阵’模式面临重构考验。</w:t>
       </w:r>
     </w:p>
     <w:p>
@@ -1838,7 +1827,7 @@
           <w:i/>
           <w:sz w:val="21"/>
         </w:rPr>
-        <w:t>角度建议:对比广汽埃安在日本试水策略，分析大湾区车企如何通过‘小车型+快迭代+强本地化’突破成熟市场壁垒</w:t>
+        <w:t>角度建议:走访广州黄埔、番禺雪佛兰4S店，统计库存车处置方案与车主维保服务衔接情况，对比广汽本田、东风日产本地化策略差异</w:t>
       </w:r>
     </w:p>
     <w:p>
@@ -1855,7 +1844,7 @@
             <w:color w:val="0563C1"/>
             <w:u w:val="single"/>
           </w:rPr>
-          <w:t>比亚迪“海獭”Racco 上市两周订单破千，刷新品牌在日本最快订单纪录</w:t>
+          <w:t>多位经销商人士证实：雪佛兰已暂停在华新车销售</w:t>
         </w:r>
       </w:hyperlink>
     </w:p>
@@ -1869,7 +1858,7 @@
           <w:b/>
           <w:sz w:val="24"/>
         </w:rPr>
-        <w:t>【B级·关注】</w:t>
+        <w:t>【B级·关注|本地】</w:t>
       </w:r>
       <w:r>
         <w:rPr>
@@ -1877,7 +1866,7 @@
           <w:b/>
           <w:sz w:val="24"/>
         </w:rPr>
-        <w:t>九号公司 2026 年半年度归母净利润 10.08 亿元，同比下降 18.79%</w:t>
+        <w:t>极兔速递被国家邮政局罚款 7 万元，未按规定履行安全保障统一管理责任</w:t>
       </w:r>
     </w:p>
     <w:p>
@@ -1887,12 +1876,12 @@
           <w:color w:val="888888"/>
           <w:sz w:val="18"/>
         </w:rPr>
-        <w:t>来源:IT之家 | 时间:08-10 18:20</w:t>
+        <w:t>来源:IT之家 | 时间:08-10 17:09</w:t>
       </w:r>
     </w:p>
     <w:p>
       <w:r>
-        <w:t>九号公司2026年上半年净利润同比下滑18.79%，营收增长22%但毛利率承压；电动平衡车与滑板车业务增速放缓，而割草机器人、配送机器人等新业务占比提升，反映企业从消费电子向服务机器人转型阵痛。</w:t>
+        <w:t>极兔速递因未落实加盟商安全管理主体责任，被国家邮政局处以7万元罚款。此案凸显快递末端网络监管难点，尤其在广东等加盟制密集区域，暴露出安全培训、设备巡检、数据上报等环节执行漏洞。</w:t>
       </w:r>
     </w:p>
     <w:p>
@@ -1902,7 +1891,7 @@
           <w:i/>
           <w:sz w:val="21"/>
         </w:rPr>
-        <w:t>角度建议:对比广州本土企业（如云鲸、追觅）在清洁机器人赛道的盈利模型，分析九号在大湾区供应链协同与出海渠道中的差异化优势</w:t>
+        <w:t>角度建议:暗访广州白云、增城极兔网点，核实罚款整改落实情况；对比顺丰、京东物流直营模式在安全管控上的成本与效能差异</w:t>
       </w:r>
     </w:p>
     <w:p>
@@ -1919,71 +1908,7 @@
             <w:color w:val="0563C1"/>
             <w:u w:val="single"/>
           </w:rPr>
-          <w:t>九号公司 2026 年半年度归母净利润 10.08 亿元，同比下降 18.79%</w:t>
-        </w:r>
-      </w:hyperlink>
-    </w:p>
-    <w:p>
-      <w:pPr>
-        <w:pStyle w:val="Heading3"/>
-      </w:pPr>
-      <w:r>
-        <w:rPr>
-          <w:rFonts w:ascii="Times New Roman" w:hAnsi="Times New Roman" w:eastAsia="黑体"/>
-          <w:b/>
-          <w:sz w:val="24"/>
-        </w:rPr>
-        <w:t>【B级·关注】</w:t>
-      </w:r>
-      <w:r>
-        <w:rPr>
-          <w:rFonts w:ascii="Times New Roman" w:hAnsi="Times New Roman" w:eastAsia="黑体"/>
-          <w:b/>
-          <w:sz w:val="24"/>
-        </w:rPr>
-        <w:t>多位经销商人士证实：雪佛兰已暂停在华新车销售</w:t>
-      </w:r>
-    </w:p>
-    <w:p>
-      <w:r>
-        <w:rPr>
-          <w:rFonts w:ascii="Times New Roman" w:hAnsi="Times New Roman" w:eastAsia="宋体"/>
-          <w:color w:val="888888"/>
-          <w:sz w:val="18"/>
-        </w:rPr>
-        <w:t>来源:IT之家 | 时间:08-10 15:29</w:t>
-      </w:r>
-    </w:p>
-    <w:p>
-      <w:r>
-        <w:t>雪佛兰品牌在中国市场已暂停新车销售，通用中国确认将资源聚焦凯迪拉克与别克；此举反映外资品牌在电动化转型迟滞背景下，主动收缩非核心业务，为国产品牌腾挪市场空间。</w:t>
-      </w:r>
-    </w:p>
-    <w:p>
-      <w:r>
-        <w:rPr>
-          <w:rFonts w:ascii="Times New Roman" w:hAnsi="Times New Roman" w:eastAsia="宋体"/>
-          <w:i/>
-          <w:sz w:val="21"/>
-        </w:rPr>
-        <w:t>角度建议:走访广州雪佛兰授权经销商（如天河店），记录库存消化与售后维保现状，对比广汽本田、东风日产在粤销量韧性</w:t>
-      </w:r>
-    </w:p>
-    <w:p>
-      <w:r>
-        <w:rPr>
-          <w:rFonts w:ascii="Times New Roman" w:hAnsi="Times New Roman" w:eastAsia="宋体"/>
-          <w:sz w:val="18"/>
-        </w:rPr>
-        <w:t>链接:</w:t>
-      </w:r>
-      <w:hyperlink r:id="rId36">
-        <w:r>
-          <w:rPr>
-            <w:color w:val="0563C1"/>
-            <w:u w:val="single"/>
-          </w:rPr>
-          <w:t>多位经销商人士证实：雪佛兰已暂停在华新车销售</w:t>
+          <w:t>极兔速递被国家邮政局罚款 7 万元，未按规定履行安全保障统一管理责任</w:t>
         </w:r>
       </w:hyperlink>
     </w:p>
@@ -2007,7 +1932,7 @@
           <w:color w:val="888888"/>
           <w:sz w:val="24"/>
         </w:rPr>
-        <w:t>上汽奥迪 E5 Sportback 星钻特别版涂装发布，新老用户选装限时 988 元</w:t>
+        <w:t>比亚迪“海獭”Racco 上市两周订单破千，刷新品牌在日本最快订单纪录</w:t>
       </w:r>
     </w:p>
     <w:p>
@@ -2017,12 +1942,68 @@
           <w:color w:val="888888"/>
           <w:sz w:val="18"/>
         </w:rPr>
-        <w:t>来源:IT之家 | 时间:08-10 18:29</w:t>
+        <w:t>来源:IT之家 | 时间:08-10 16:01</w:t>
       </w:r>
     </w:p>
     <w:p>
       <w:r>
-        <w:t>上汽奥迪推出E5 Sportback星钻特别版选装包，限时价988元（原价2988元），主打个性化外观定制；此举响应年轻用户‘轻改装’需求，是豪华品牌下沉至主流消费市场的典型营销策略。</w:t>
+        <w:t>比亚迪纯电轻型车‘海獭’Racco登陆日本市场仅两周订单破千，创品牌海外最快纪录。该车型定位微型通勤车，售价约200万日元（折合人民币9.5万元），主打窄巷穿梭与快充补能，契合东亚高密度城市需求。</w:t>
+      </w:r>
+    </w:p>
+    <w:p>
+      <w:r>
+        <w:rPr>
+          <w:rFonts w:ascii="Times New Roman" w:hAnsi="Times New Roman" w:eastAsia="宋体"/>
+          <w:sz w:val="18"/>
+        </w:rPr>
+        <w:t>链接:</w:t>
+      </w:r>
+      <w:hyperlink r:id="rId36">
+        <w:r>
+          <w:rPr>
+            <w:color w:val="0563C1"/>
+            <w:u w:val="single"/>
+          </w:rPr>
+          <w:t>比亚迪“海獭”Racco 上市两周订单破千，刷新品牌在日本最快订单纪录</w:t>
+        </w:r>
+      </w:hyperlink>
+    </w:p>
+    <w:p>
+      <w:pPr>
+        <w:pStyle w:val="Heading3"/>
+      </w:pPr>
+      <w:r>
+        <w:rPr>
+          <w:rFonts w:ascii="Times New Roman" w:hAnsi="Times New Roman" w:eastAsia="黑体"/>
+          <w:b w:val="0"/>
+          <w:color w:val="888888"/>
+          <w:sz w:val="24"/>
+        </w:rPr>
+        <w:t>【C级·参考】</w:t>
+      </w:r>
+      <w:r>
+        <w:rPr>
+          <w:rFonts w:ascii="Times New Roman" w:hAnsi="Times New Roman" w:eastAsia="黑体"/>
+          <w:b w:val="0"/>
+          <w:color w:val="888888"/>
+          <w:sz w:val="24"/>
+        </w:rPr>
+        <w:t>九号公司 2026 年半年度归母净利润 10.08 亿元，同比下降 18.79%</w:t>
+      </w:r>
+    </w:p>
+    <w:p>
+      <w:r>
+        <w:rPr>
+          <w:rFonts w:ascii="Times New Roman" w:hAnsi="Times New Roman" w:eastAsia="宋体"/>
+          <w:color w:val="888888"/>
+          <w:sz w:val="18"/>
+        </w:rPr>
+        <w:t>来源:IT之家 | 时间:08-10 18:20</w:t>
+      </w:r>
+    </w:p>
+    <w:p>
+      <w:r>
+        <w:t>九号公司2026年上半年净利润同比下滑18.79%，主因海外市场竞争加剧与汇率波动。但其割草机器人、配送机器人业务收入增长42%，显示智能硬件第二曲线初具规模，结构性调整持续深化。</w:t>
       </w:r>
     </w:p>
     <w:p>
@@ -2039,7 +2020,7 @@
             <w:color w:val="0563C1"/>
             <w:u w:val="single"/>
           </w:rPr>
-          <w:t>上汽奥迪 E5 Sportback 星钻特别版涂装发布，新老用户选装限时 988 元</w:t>
+          <w:t>九号公司 2026 年半年度归母净利润 10.08 亿元，同比下降 18.79%</w:t>
         </w:r>
       </w:hyperlink>
     </w:p>
@@ -2069,7 +2050,7 @@
           <w:rFonts w:ascii="Times New Roman" w:hAnsi="Times New Roman" w:eastAsia="宋体"/>
           <w:sz w:val="18"/>
         </w:rPr>
-        <w:t>IT之家(60)、GameLook(9)、HackerNews(7)、Bing新闻(7)</w:t>
+        <w:t>IT之家(60)、GameLook(9)、HackerNews(7)、Bing新闻(6)</w:t>
       </w:r>
     </w:p>
     <w:p>
